--- a/internal_doc/03.开发设计/spt/Snapshot增加参数.docx
+++ b/internal_doc/03.开发设计/spt/Snapshot增加参数.docx
@@ -42,8 +42,8 @@
         <w:tblLook w:val="04A0" w:firstRow="1" w:lastRow="0" w:firstColumn="1" w:lastColumn="0" w:noHBand="0" w:noVBand="1"/>
       </w:tblPr>
       <w:tblGrid>
-        <w:gridCol w:w="2728"/>
-        <w:gridCol w:w="5437"/>
+        <w:gridCol w:w="2662"/>
+        <w:gridCol w:w="5277"/>
       </w:tblGrid>
       <w:tr>
         <w:tc>
@@ -167,11 +167,6 @@
       </w:r>
     </w:p>
     <w:p>
-      <w:pPr>
-        <w:rPr>
-          <w:rFonts w:hint="eastAsia"/>
-        </w:rPr>
-      </w:pPr>
       <w:r>
         <w:t>D</w:t>
       </w:r>
@@ -235,8 +230,6 @@
         </w:numPr>
         <w:ind w:left="357"/>
       </w:pPr>
-      <w:bookmarkStart w:id="0" w:name="_GoBack"/>
-      <w:bookmarkEnd w:id="0"/>
       <w:r>
         <w:rPr>
           <w:rFonts w:hint="eastAsia"/>
@@ -261,7 +254,37 @@
         <w:pStyle w:val="4"/>
       </w:pPr>
       <w:r>
-        <w:t>QueryOption</w:t>
+        <w:t>OptionBase</w:t>
+      </w:r>
+      <w:r>
+        <w:t xml:space="preserve"> </w:t>
+      </w:r>
+      <w:r>
+        <w:t>&lt;-</w:t>
+      </w:r>
+      <w:r>
+        <w:t xml:space="preserve"> </w:t>
+      </w:r>
+      <w:r>
+        <w:t>SnapshotOption</w:t>
+      </w:r>
+    </w:p>
+    <w:p>
+      <w:pPr>
+        <w:pStyle w:val="4"/>
+        <w:ind w:left="0" w:firstLine="357"/>
+        <w:rPr>
+          <w:rFonts w:hint="eastAsia"/>
+        </w:rPr>
+      </w:pPr>
+      <w:r>
+        <w:t xml:space="preserve">( </w:t>
+      </w:r>
+      <w:r>
+        <w:t>OptionBase &lt;- QueryOption</w:t>
+      </w:r>
+      <w:r>
+        <w:t xml:space="preserve"> )</w:t>
       </w:r>
     </w:p>
     <w:p>
@@ -339,7 +362,9 @@
         <w:ind w:left="720"/>
         <w:jc w:val="left"/>
         <w:rPr>
-          <w:rFonts w:ascii="宋体" w:eastAsia="宋体" w:hAnsi="宋体" w:cs="宋体"/>
+          <w:rFonts w:ascii="宋体" w:eastAsia="宋体" w:hAnsi="宋体" w:cs="宋体" w:hint="eastAsia"/>
+          <w:i/>
+          <w:iCs/>
           <w:kern w:val="0"/>
           <w:sz w:val="24"/>
           <w:szCs w:val="24"/>
@@ -354,7 +379,18 @@
           <w:sz w:val="24"/>
           <w:szCs w:val="24"/>
         </w:rPr>
-        <w:t>{ "$</w:t>
+        <w:t xml:space="preserve">{ </w:t>
+      </w:r>
+      <w:r>
+        <w:rPr>
+          <w:rFonts w:ascii="宋体" w:eastAsia="宋体" w:hAnsi="宋体" w:cs="宋体"/>
+          <w:i/>
+          <w:iCs/>
+          <w:kern w:val="0"/>
+          <w:sz w:val="24"/>
+          <w:szCs w:val="24"/>
+        </w:rPr>
+        <w:t>"$</w:t>
       </w:r>
       <w:r>
         <w:rPr>
@@ -365,7 +401,7 @@
           <w:sz w:val="24"/>
           <w:szCs w:val="24"/>
         </w:rPr>
-        <w:t>cond</w:t>
+        <w:t>optionbase</w:t>
       </w:r>
       <w:r>
         <w:rPr>
@@ -376,7 +412,7 @@
           <w:sz w:val="24"/>
           <w:szCs w:val="24"/>
         </w:rPr>
-        <w:t>": &lt;cond&gt;, "$sel": &lt;sel</w:t>
+        <w:t>"</w:t>
       </w:r>
       <w:r>
         <w:rPr>
@@ -387,7 +423,7 @@
           <w:sz w:val="24"/>
           <w:szCs w:val="24"/>
         </w:rPr>
-        <w:t>&gt;"</w:t>
+        <w:t>:</w:t>
       </w:r>
       <w:r>
         <w:rPr>
@@ -398,7 +434,18 @@
           <w:sz w:val="24"/>
           <w:szCs w:val="24"/>
         </w:rPr>
-        <w:t xml:space="preserve">, </w:t>
+        <w:t>{ "</w:t>
+      </w:r>
+      <w:r>
+        <w:rPr>
+          <w:rFonts w:ascii="宋体" w:eastAsia="宋体" w:hAnsi="宋体" w:cs="宋体" w:hint="eastAsia"/>
+          <w:i/>
+          <w:iCs/>
+          <w:kern w:val="0"/>
+          <w:sz w:val="24"/>
+          <w:szCs w:val="24"/>
+        </w:rPr>
+        <w:t>cond</w:t>
       </w:r>
       <w:r>
         <w:rPr>
@@ -409,16 +456,7 @@
           <w:sz w:val="24"/>
           <w:szCs w:val="24"/>
         </w:rPr>
-        <w:t>$</w:t>
-      </w:r>
-      <w:r>
-        <w:t xml:space="preserve"> </w:t>
-      </w:r>
-      <w:r>
-        <w:t>s</w:t>
-      </w:r>
-      <w:r>
-        <w:t>ort</w:t>
+        <w:t>": &lt;cond&gt;, "</w:t>
       </w:r>
       <w:r>
         <w:rPr>
@@ -429,16 +467,7 @@
           <w:sz w:val="24"/>
           <w:szCs w:val="24"/>
         </w:rPr>
-        <w:t>": &lt;</w:t>
-      </w:r>
-      <w:r>
-        <w:t xml:space="preserve"> </w:t>
-      </w:r>
-      <w:r>
-        <w:t>s</w:t>
-      </w:r>
-      <w:r>
-        <w:t>ort</w:t>
+        <w:t>sel": &lt;sel</w:t>
       </w:r>
       <w:r>
         <w:rPr>
@@ -449,7 +478,7 @@
           <w:sz w:val="24"/>
           <w:szCs w:val="24"/>
         </w:rPr>
-        <w:t xml:space="preserve">&gt;, </w:t>
+        <w:t>&gt;"</w:t>
       </w:r>
       <w:r>
         <w:rPr>
@@ -460,16 +489,7 @@
           <w:sz w:val="24"/>
           <w:szCs w:val="24"/>
         </w:rPr>
-        <w:t>"$</w:t>
-      </w:r>
-      <w:r>
-        <w:t xml:space="preserve"> </w:t>
-      </w:r>
-      <w:r>
-        <w:t>h</w:t>
-      </w:r>
-      <w:r>
-        <w:t>int</w:t>
+        <w:t xml:space="preserve">, </w:t>
       </w:r>
       <w:r>
         <w:rPr>
@@ -480,16 +500,7 @@
           <w:sz w:val="24"/>
           <w:szCs w:val="24"/>
         </w:rPr>
-        <w:t>": &lt;</w:t>
-      </w:r>
-      <w:r>
-        <w:t xml:space="preserve"> </w:t>
-      </w:r>
-      <w:r>
-        <w:t>h</w:t>
-      </w:r>
-      <w:r>
-        <w:t>int</w:t>
+        <w:t>"</w:t>
       </w:r>
       <w:r>
         <w:rPr>
@@ -500,7 +511,7 @@
           <w:sz w:val="24"/>
           <w:szCs w:val="24"/>
         </w:rPr>
-        <w:t xml:space="preserve">&gt;, </w:t>
+        <w:t>sort</w:t>
       </w:r>
       <w:r>
         <w:rPr>
@@ -511,7 +522,40 @@
           <w:sz w:val="24"/>
           <w:szCs w:val="24"/>
         </w:rPr>
-        <w:t>"$</w:t>
+        <w:t>": &lt;</w:t>
+      </w:r>
+      <w:r>
+        <w:rPr>
+          <w:rFonts w:ascii="宋体" w:eastAsia="宋体" w:hAnsi="宋体" w:cs="宋体"/>
+          <w:i/>
+          <w:iCs/>
+          <w:kern w:val="0"/>
+          <w:sz w:val="24"/>
+          <w:szCs w:val="24"/>
+        </w:rPr>
+        <w:t xml:space="preserve"> sort</w:t>
+      </w:r>
+      <w:r>
+        <w:rPr>
+          <w:rFonts w:ascii="宋体" w:eastAsia="宋体" w:hAnsi="宋体" w:cs="宋体"/>
+          <w:i/>
+          <w:iCs/>
+          <w:kern w:val="0"/>
+          <w:sz w:val="24"/>
+          <w:szCs w:val="24"/>
+        </w:rPr>
+        <w:t xml:space="preserve">&gt;, </w:t>
+      </w:r>
+      <w:r>
+        <w:rPr>
+          <w:rFonts w:ascii="宋体" w:eastAsia="宋体" w:hAnsi="宋体" w:cs="宋体"/>
+          <w:i/>
+          <w:iCs/>
+          <w:kern w:val="0"/>
+          <w:sz w:val="24"/>
+          <w:szCs w:val="24"/>
+        </w:rPr>
+        <w:t>"</w:t>
       </w:r>
       <w:r>
         <w:rPr>
@@ -600,6 +644,17 @@
           <w:szCs w:val="24"/>
         </w:rPr>
         <w:t>": &lt;options&gt;</w:t>
+      </w:r>
+      <w:r>
+        <w:rPr>
+          <w:rFonts w:ascii="宋体" w:eastAsia="宋体" w:hAnsi="宋体" w:cs="宋体"/>
+          <w:i/>
+          <w:iCs/>
+          <w:kern w:val="0"/>
+          <w:sz w:val="24"/>
+          <w:szCs w:val="24"/>
+        </w:rPr>
+        <w:t xml:space="preserve"> }</w:t>
       </w:r>
       <w:r>
         <w:rPr>
@@ -810,12 +865,39 @@
             </w:pPr>
             <w:r>
               <w:rPr>
+                <w:rFonts w:ascii="宋体" w:eastAsia="宋体" w:hAnsi="宋体" w:cs="宋体" w:hint="eastAsia"/>
+                <w:kern w:val="0"/>
+                <w:sz w:val="24"/>
+                <w:szCs w:val="24"/>
+              </w:rPr>
+              <w:t>对象</w:t>
+            </w:r>
+          </w:p>
+        </w:tc>
+        <w:tc>
+          <w:tcPr>
+            <w:tcW w:w="1894" w:type="dxa"/>
+          </w:tcPr>
+          <w:p>
+            <w:pPr>
+              <w:widowControl/>
+              <w:spacing w:before="100" w:beforeAutospacing="1" w:after="100" w:afterAutospacing="1"/>
+              <w:jc w:val="left"/>
+              <w:rPr>
                 <w:rFonts w:ascii="宋体" w:eastAsia="宋体" w:hAnsi="宋体" w:cs="宋体"/>
                 <w:kern w:val="0"/>
                 <w:sz w:val="24"/>
                 <w:szCs w:val="24"/>
               </w:rPr>
-              <w:t>字符串</w:t>
+            </w:pPr>
+            <w:r>
+              <w:rPr>
+                <w:rFonts w:ascii="宋体" w:eastAsia="宋体" w:hAnsi="宋体" w:cs="宋体" w:hint="eastAsia"/>
+                <w:kern w:val="0"/>
+                <w:sz w:val="24"/>
+                <w:szCs w:val="24"/>
+              </w:rPr>
+              <w:t>匹配条件</w:t>
             </w:r>
           </w:p>
         </w:tc>
@@ -842,7 +924,22 @@
                 <w:sz w:val="24"/>
                 <w:szCs w:val="24"/>
               </w:rPr>
-              <w:t>匹配条件</w:t>
+              <w:t>否</w:t>
+            </w:r>
+          </w:p>
+        </w:tc>
+      </w:tr>
+      <w:tr>
+        <w:tc>
+          <w:tcPr>
+            <w:tcW w:w="1894" w:type="dxa"/>
+          </w:tcPr>
+          <w:p>
+            <w:r>
+              <w:t>s</w:t>
+            </w:r>
+            <w:r>
+              <w:t>el,</w:t>
             </w:r>
           </w:p>
         </w:tc>
@@ -869,22 +966,7 @@
                 <w:sz w:val="24"/>
                 <w:szCs w:val="24"/>
               </w:rPr>
-              <w:t>否</w:t>
-            </w:r>
-          </w:p>
-        </w:tc>
-      </w:tr>
-      <w:tr>
-        <w:tc>
-          <w:tcPr>
-            <w:tcW w:w="1894" w:type="dxa"/>
-          </w:tcPr>
-          <w:p>
-            <w:r>
-              <w:t>s</w:t>
-            </w:r>
-            <w:r>
-              <w:t>el,</w:t>
+              <w:t>对象</w:t>
             </w:r>
           </w:p>
         </w:tc>
@@ -906,12 +988,54 @@
             </w:pPr>
             <w:r>
               <w:rPr>
+                <w:rFonts w:ascii="宋体" w:eastAsia="宋体" w:hAnsi="宋体" w:cs="宋体" w:hint="eastAsia"/>
+                <w:kern w:val="0"/>
+                <w:sz w:val="24"/>
+                <w:szCs w:val="24"/>
+              </w:rPr>
+              <w:t>返回记录字段名</w:t>
+            </w:r>
+          </w:p>
+        </w:tc>
+        <w:tc>
+          <w:tcPr>
+            <w:tcW w:w="1894" w:type="dxa"/>
+          </w:tcPr>
+          <w:p>
+            <w:pPr>
+              <w:widowControl/>
+              <w:spacing w:before="100" w:beforeAutospacing="1" w:after="100" w:afterAutospacing="1"/>
+              <w:jc w:val="left"/>
+              <w:rPr>
                 <w:rFonts w:ascii="宋体" w:eastAsia="宋体" w:hAnsi="宋体" w:cs="宋体"/>
                 <w:kern w:val="0"/>
                 <w:sz w:val="24"/>
                 <w:szCs w:val="24"/>
               </w:rPr>
-              <w:t>字符串</w:t>
+            </w:pPr>
+            <w:r>
+              <w:rPr>
+                <w:rFonts w:ascii="宋体" w:eastAsia="宋体" w:hAnsi="宋体" w:cs="宋体" w:hint="eastAsia"/>
+                <w:kern w:val="0"/>
+                <w:sz w:val="24"/>
+                <w:szCs w:val="24"/>
+              </w:rPr>
+              <w:t>否</w:t>
+            </w:r>
+          </w:p>
+        </w:tc>
+      </w:tr>
+      <w:tr>
+        <w:tc>
+          <w:tcPr>
+            <w:tcW w:w="1894" w:type="dxa"/>
+          </w:tcPr>
+          <w:p>
+            <w:r>
+              <w:t>s</w:t>
+            </w:r>
+            <w:r>
+              <w:t>ort,</w:t>
             </w:r>
           </w:p>
         </w:tc>
@@ -938,7 +1062,7 @@
                 <w:sz w:val="24"/>
                 <w:szCs w:val="24"/>
               </w:rPr>
-              <w:t>返回记录字段名</w:t>
+              <w:t>对象</w:t>
             </w:r>
           </w:p>
         </w:tc>
@@ -965,22 +1089,7 @@
                 <w:sz w:val="24"/>
                 <w:szCs w:val="24"/>
               </w:rPr>
-              <w:t>否</w:t>
-            </w:r>
-          </w:p>
-        </w:tc>
-      </w:tr>
-      <w:tr>
-        <w:tc>
-          <w:tcPr>
-            <w:tcW w:w="1894" w:type="dxa"/>
-          </w:tcPr>
-          <w:p>
-            <w:r>
-              <w:t>s</w:t>
-            </w:r>
-            <w:r>
-              <w:t>ort,</w:t>
+              <w:t>排序</w:t>
             </w:r>
           </w:p>
         </w:tc>
@@ -1002,12 +1111,54 @@
             </w:pPr>
             <w:r>
               <w:rPr>
+                <w:rFonts w:ascii="宋体" w:eastAsia="宋体" w:hAnsi="宋体" w:cs="宋体" w:hint="eastAsia"/>
+                <w:kern w:val="0"/>
+                <w:sz w:val="24"/>
+                <w:szCs w:val="24"/>
+              </w:rPr>
+              <w:t>否</w:t>
+            </w:r>
+          </w:p>
+        </w:tc>
+      </w:tr>
+      <w:tr>
+        <w:tc>
+          <w:tcPr>
+            <w:tcW w:w="1894" w:type="dxa"/>
+          </w:tcPr>
+          <w:p>
+            <w:r>
+              <w:t>s</w:t>
+            </w:r>
+            <w:r>
+              <w:t>kip,</w:t>
+            </w:r>
+          </w:p>
+        </w:tc>
+        <w:tc>
+          <w:tcPr>
+            <w:tcW w:w="1894" w:type="dxa"/>
+          </w:tcPr>
+          <w:p>
+            <w:pPr>
+              <w:widowControl/>
+              <w:spacing w:before="100" w:beforeAutospacing="1" w:after="100" w:afterAutospacing="1"/>
+              <w:jc w:val="left"/>
+              <w:rPr>
                 <w:rFonts w:ascii="宋体" w:eastAsia="宋体" w:hAnsi="宋体" w:cs="宋体"/>
                 <w:kern w:val="0"/>
                 <w:sz w:val="24"/>
                 <w:szCs w:val="24"/>
               </w:rPr>
-              <w:t>字符串</w:t>
+            </w:pPr>
+            <w:r>
+              <w:rPr>
+                <w:rFonts w:ascii="宋体" w:eastAsia="宋体" w:hAnsi="宋体" w:cs="宋体" w:hint="eastAsia"/>
+                <w:kern w:val="0"/>
+                <w:sz w:val="24"/>
+                <w:szCs w:val="24"/>
+              </w:rPr>
+              <w:t>整数</w:t>
             </w:r>
           </w:p>
         </w:tc>
@@ -1028,13 +1179,49 @@
               </w:rPr>
             </w:pPr>
             <w:r>
+              <w:t>从结果集哪条记录开始返回</w:t>
+            </w:r>
+          </w:p>
+        </w:tc>
+        <w:tc>
+          <w:tcPr>
+            <w:tcW w:w="1894" w:type="dxa"/>
+          </w:tcPr>
+          <w:p>
+            <w:pPr>
+              <w:widowControl/>
+              <w:spacing w:before="100" w:beforeAutospacing="1" w:after="100" w:afterAutospacing="1"/>
+              <w:jc w:val="left"/>
+              <w:rPr>
+                <w:rFonts w:ascii="宋体" w:eastAsia="宋体" w:hAnsi="宋体" w:cs="宋体"/>
+                <w:kern w:val="0"/>
+                <w:sz w:val="24"/>
+                <w:szCs w:val="24"/>
+              </w:rPr>
+            </w:pPr>
+            <w:r>
               <w:rPr>
                 <w:rFonts w:ascii="宋体" w:eastAsia="宋体" w:hAnsi="宋体" w:cs="宋体" w:hint="eastAsia"/>
                 <w:kern w:val="0"/>
                 <w:sz w:val="24"/>
                 <w:szCs w:val="24"/>
               </w:rPr>
-              <w:t>排序</w:t>
+              <w:t>否</w:t>
+            </w:r>
+          </w:p>
+        </w:tc>
+      </w:tr>
+      <w:tr>
+        <w:tc>
+          <w:tcPr>
+            <w:tcW w:w="1894" w:type="dxa"/>
+          </w:tcPr>
+          <w:p>
+            <w:r>
+              <w:t>l</w:t>
+            </w:r>
+            <w:r>
+              <w:t>imit,</w:t>
             </w:r>
           </w:p>
         </w:tc>
@@ -1061,22 +1248,7 @@
                 <w:sz w:val="24"/>
                 <w:szCs w:val="24"/>
               </w:rPr>
-              <w:t>否</w:t>
-            </w:r>
-          </w:p>
-        </w:tc>
-      </w:tr>
-      <w:tr>
-        <w:tc>
-          <w:tcPr>
-            <w:tcW w:w="1894" w:type="dxa"/>
-          </w:tcPr>
-          <w:p>
-            <w:r>
-              <w:t>h</w:t>
-            </w:r>
-            <w:r>
-              <w:t>int,</w:t>
+              <w:t>整数</w:t>
             </w:r>
           </w:p>
         </w:tc>
@@ -1097,31 +1269,25 @@
               </w:rPr>
             </w:pPr>
             <w:r>
+              <w:t>返回结果集的记录条数</w:t>
+            </w:r>
+          </w:p>
+        </w:tc>
+        <w:tc>
+          <w:tcPr>
+            <w:tcW w:w="1894" w:type="dxa"/>
+          </w:tcPr>
+          <w:p>
+            <w:pPr>
+              <w:widowControl/>
+              <w:spacing w:before="100" w:beforeAutospacing="1" w:after="100" w:afterAutospacing="1"/>
+              <w:jc w:val="left"/>
               <w:rPr>
                 <w:rFonts w:ascii="宋体" w:eastAsia="宋体" w:hAnsi="宋体" w:cs="宋体"/>
                 <w:kern w:val="0"/>
                 <w:sz w:val="24"/>
                 <w:szCs w:val="24"/>
               </w:rPr>
-              <w:t>字符串</w:t>
-            </w:r>
-          </w:p>
-        </w:tc>
-        <w:tc>
-          <w:tcPr>
-            <w:tcW w:w="1894" w:type="dxa"/>
-          </w:tcPr>
-          <w:p>
-            <w:pPr>
-              <w:widowControl/>
-              <w:spacing w:before="100" w:beforeAutospacing="1" w:after="100" w:afterAutospacing="1"/>
-              <w:jc w:val="left"/>
-              <w:rPr>
-                <w:rFonts w:ascii="宋体" w:eastAsia="宋体" w:hAnsi="宋体" w:cs="宋体"/>
-                <w:kern w:val="0"/>
-                <w:sz w:val="24"/>
-                <w:szCs w:val="24"/>
-              </w:rPr>
             </w:pPr>
             <w:r>
               <w:rPr>
@@ -1130,43 +1296,42 @@
                 <w:sz w:val="24"/>
                 <w:szCs w:val="24"/>
               </w:rPr>
-              <w:t>索引(</w:t>
-            </w:r>
-            <w:r>
-              <w:rPr>
-                <w:rFonts w:ascii="宋体" w:eastAsia="宋体" w:hAnsi="宋体" w:cs="宋体"/>
-                <w:kern w:val="0"/>
-                <w:sz w:val="24"/>
-                <w:szCs w:val="24"/>
-              </w:rPr>
-              <w:t>snapshot</w:t>
-            </w:r>
-            <w:r>
+              <w:t>否</w:t>
+            </w:r>
+          </w:p>
+        </w:tc>
+      </w:tr>
+      <w:tr>
+        <w:tc>
+          <w:tcPr>
+            <w:tcW w:w="1894" w:type="dxa"/>
+          </w:tcPr>
+          <w:p>
+            <w:pPr>
+              <w:rPr>
+                <w:rFonts w:hint="eastAsia"/>
+              </w:rPr>
+            </w:pPr>
+            <w:r>
+              <w:t>options</w:t>
+            </w:r>
+          </w:p>
+        </w:tc>
+        <w:tc>
+          <w:tcPr>
+            <w:tcW w:w="1894" w:type="dxa"/>
+          </w:tcPr>
+          <w:p>
+            <w:pPr>
+              <w:widowControl/>
+              <w:spacing w:before="100" w:beforeAutospacing="1" w:after="100" w:afterAutospacing="1"/>
+              <w:jc w:val="left"/>
               <w:rPr>
                 <w:rFonts w:ascii="宋体" w:eastAsia="宋体" w:hAnsi="宋体" w:cs="宋体" w:hint="eastAsia"/>
                 <w:kern w:val="0"/>
                 <w:sz w:val="24"/>
                 <w:szCs w:val="24"/>
               </w:rPr>
-              <w:t>不用)</w:t>
-            </w:r>
-          </w:p>
-        </w:tc>
-        <w:tc>
-          <w:tcPr>
-            <w:tcW w:w="1894" w:type="dxa"/>
-          </w:tcPr>
-          <w:p>
-            <w:pPr>
-              <w:widowControl/>
-              <w:spacing w:before="100" w:beforeAutospacing="1" w:after="100" w:afterAutospacing="1"/>
-              <w:jc w:val="left"/>
-              <w:rPr>
-                <w:rFonts w:ascii="宋体" w:eastAsia="宋体" w:hAnsi="宋体" w:cs="宋体"/>
-                <w:kern w:val="0"/>
-                <w:sz w:val="24"/>
-                <w:szCs w:val="24"/>
-              </w:rPr>
             </w:pPr>
             <w:r>
               <w:rPr>
@@ -1175,22 +1340,7 @@
                 <w:sz w:val="24"/>
                 <w:szCs w:val="24"/>
               </w:rPr>
-              <w:t>否</w:t>
-            </w:r>
-          </w:p>
-        </w:tc>
-      </w:tr>
-      <w:tr>
-        <w:tc>
-          <w:tcPr>
-            <w:tcW w:w="1894" w:type="dxa"/>
-          </w:tcPr>
-          <w:p>
-            <w:r>
-              <w:t>s</w:t>
-            </w:r>
-            <w:r>
-              <w:t>kip,</w:t>
+              <w:t>对象</w:t>
             </w:r>
           </w:p>
         </w:tc>
@@ -1203,60 +1353,12 @@
               <w:widowControl/>
               <w:spacing w:before="100" w:beforeAutospacing="1" w:after="100" w:afterAutospacing="1"/>
               <w:jc w:val="left"/>
-              <w:rPr>
-                <w:rFonts w:ascii="宋体" w:eastAsia="宋体" w:hAnsi="宋体" w:cs="宋体"/>
-                <w:kern w:val="0"/>
-                <w:sz w:val="24"/>
-                <w:szCs w:val="24"/>
-              </w:rPr>
-            </w:pPr>
-            <w:r>
               <w:rPr>
                 <w:rFonts w:ascii="宋体" w:eastAsia="宋体" w:hAnsi="宋体" w:cs="宋体" w:hint="eastAsia"/>
                 <w:kern w:val="0"/>
                 <w:sz w:val="24"/>
                 <w:szCs w:val="24"/>
               </w:rPr>
-              <w:t>整数</w:t>
-            </w:r>
-          </w:p>
-        </w:tc>
-        <w:tc>
-          <w:tcPr>
-            <w:tcW w:w="1894" w:type="dxa"/>
-          </w:tcPr>
-          <w:p>
-            <w:pPr>
-              <w:widowControl/>
-              <w:spacing w:before="100" w:beforeAutospacing="1" w:after="100" w:afterAutospacing="1"/>
-              <w:jc w:val="left"/>
-              <w:rPr>
-                <w:rFonts w:ascii="宋体" w:eastAsia="宋体" w:hAnsi="宋体" w:cs="宋体"/>
-                <w:kern w:val="0"/>
-                <w:sz w:val="24"/>
-                <w:szCs w:val="24"/>
-              </w:rPr>
-            </w:pPr>
-            <w:r>
-              <w:t>从结果集哪条记录开始返回</w:t>
-            </w:r>
-          </w:p>
-        </w:tc>
-        <w:tc>
-          <w:tcPr>
-            <w:tcW w:w="1894" w:type="dxa"/>
-          </w:tcPr>
-          <w:p>
-            <w:pPr>
-              <w:widowControl/>
-              <w:spacing w:before="100" w:beforeAutospacing="1" w:after="100" w:afterAutospacing="1"/>
-              <w:jc w:val="left"/>
-              <w:rPr>
-                <w:rFonts w:ascii="宋体" w:eastAsia="宋体" w:hAnsi="宋体" w:cs="宋体"/>
-                <w:kern w:val="0"/>
-                <w:sz w:val="24"/>
-                <w:szCs w:val="24"/>
-              </w:rPr>
             </w:pPr>
             <w:r>
               <w:rPr>
@@ -1265,22 +1367,7 @@
                 <w:sz w:val="24"/>
                 <w:szCs w:val="24"/>
               </w:rPr>
-              <w:t>否</w:t>
-            </w:r>
-          </w:p>
-        </w:tc>
-      </w:tr>
-      <w:tr>
-        <w:tc>
-          <w:tcPr>
-            <w:tcW w:w="1894" w:type="dxa"/>
-          </w:tcPr>
-          <w:p>
-            <w:r>
-              <w:t>l</w:t>
-            </w:r>
-            <w:r>
-              <w:t>imit,</w:t>
+              <w:t>选项</w:t>
             </w:r>
           </w:p>
         </w:tc>
@@ -1293,166 +1380,13 @@
               <w:widowControl/>
               <w:spacing w:before="100" w:beforeAutospacing="1" w:after="100" w:afterAutospacing="1"/>
               <w:jc w:val="left"/>
-              <w:rPr>
-                <w:rFonts w:ascii="宋体" w:eastAsia="宋体" w:hAnsi="宋体" w:cs="宋体"/>
-                <w:kern w:val="0"/>
-                <w:sz w:val="24"/>
-                <w:szCs w:val="24"/>
-              </w:rPr>
-            </w:pPr>
-            <w:r>
               <w:rPr>
                 <w:rFonts w:ascii="宋体" w:eastAsia="宋体" w:hAnsi="宋体" w:cs="宋体" w:hint="eastAsia"/>
                 <w:kern w:val="0"/>
                 <w:sz w:val="24"/>
                 <w:szCs w:val="24"/>
               </w:rPr>
-              <w:t>整数</w:t>
-            </w:r>
-          </w:p>
-        </w:tc>
-        <w:tc>
-          <w:tcPr>
-            <w:tcW w:w="1894" w:type="dxa"/>
-          </w:tcPr>
-          <w:p>
-            <w:pPr>
-              <w:widowControl/>
-              <w:spacing w:before="100" w:beforeAutospacing="1" w:after="100" w:afterAutospacing="1"/>
-              <w:jc w:val="left"/>
-              <w:rPr>
-                <w:rFonts w:ascii="宋体" w:eastAsia="宋体" w:hAnsi="宋体" w:cs="宋体"/>
-                <w:kern w:val="0"/>
-                <w:sz w:val="24"/>
-                <w:szCs w:val="24"/>
-              </w:rPr>
-            </w:pPr>
-            <w:r>
-              <w:t>返回结果集的记录条数</w:t>
-            </w:r>
-          </w:p>
-        </w:tc>
-        <w:tc>
-          <w:tcPr>
-            <w:tcW w:w="1894" w:type="dxa"/>
-          </w:tcPr>
-          <w:p>
-            <w:pPr>
-              <w:widowControl/>
-              <w:spacing w:before="100" w:beforeAutospacing="1" w:after="100" w:afterAutospacing="1"/>
-              <w:jc w:val="left"/>
-              <w:rPr>
-                <w:rFonts w:ascii="宋体" w:eastAsia="宋体" w:hAnsi="宋体" w:cs="宋体"/>
-                <w:kern w:val="0"/>
-                <w:sz w:val="24"/>
-                <w:szCs w:val="24"/>
-              </w:rPr>
-            </w:pPr>
-            <w:r>
-              <w:rPr>
-                <w:rFonts w:ascii="宋体" w:eastAsia="宋体" w:hAnsi="宋体" w:cs="宋体" w:hint="eastAsia"/>
-                <w:kern w:val="0"/>
-                <w:sz w:val="24"/>
-                <w:szCs w:val="24"/>
-              </w:rPr>
-              <w:t>否</w:t>
-            </w:r>
-          </w:p>
-        </w:tc>
-      </w:tr>
-      <w:tr>
-        <w:tc>
-          <w:tcPr>
-            <w:tcW w:w="1894" w:type="dxa"/>
-          </w:tcPr>
-          <w:p>
-            <w:r>
-              <w:rPr>
-                <w:rFonts w:hint="eastAsia"/>
-              </w:rPr>
-              <w:t>options</w:t>
-            </w:r>
-          </w:p>
-        </w:tc>
-        <w:tc>
-          <w:tcPr>
-            <w:tcW w:w="1894" w:type="dxa"/>
-          </w:tcPr>
-          <w:p>
-            <w:pPr>
-              <w:widowControl/>
-              <w:spacing w:before="100" w:beforeAutospacing="1" w:after="100" w:afterAutospacing="1"/>
-              <w:jc w:val="left"/>
-              <w:rPr>
-                <w:rFonts w:ascii="宋体" w:eastAsia="宋体" w:hAnsi="宋体" w:cs="宋体"/>
-                <w:kern w:val="0"/>
-                <w:sz w:val="24"/>
-                <w:szCs w:val="24"/>
-              </w:rPr>
-            </w:pPr>
-            <w:r>
-              <w:rPr>
-                <w:rFonts w:ascii="宋体" w:eastAsia="宋体" w:hAnsi="宋体" w:cs="宋体"/>
-                <w:kern w:val="0"/>
-                <w:sz w:val="24"/>
-                <w:szCs w:val="24"/>
-              </w:rPr>
-              <w:t>字符串</w:t>
-            </w:r>
-          </w:p>
-        </w:tc>
-        <w:tc>
-          <w:tcPr>
-            <w:tcW w:w="1894" w:type="dxa"/>
-          </w:tcPr>
-          <w:p>
-            <w:pPr>
-              <w:widowControl/>
-              <w:spacing w:before="100" w:beforeAutospacing="1" w:after="100" w:afterAutospacing="1"/>
-              <w:jc w:val="left"/>
-              <w:rPr>
-                <w:rFonts w:ascii="宋体" w:eastAsia="宋体" w:hAnsi="宋体" w:cs="宋体"/>
-                <w:kern w:val="0"/>
-                <w:sz w:val="24"/>
-                <w:szCs w:val="24"/>
-              </w:rPr>
-            </w:pPr>
-            <w:r>
-              <w:rPr>
-                <w:rFonts w:ascii="宋体" w:eastAsia="宋体" w:hAnsi="宋体" w:cs="宋体" w:hint="eastAsia"/>
-                <w:kern w:val="0"/>
-                <w:sz w:val="24"/>
-                <w:szCs w:val="24"/>
-              </w:rPr>
-              <w:t>自定义选项</w:t>
-            </w:r>
-          </w:p>
-        </w:tc>
-        <w:tc>
-          <w:tcPr>
-            <w:tcW w:w="1894" w:type="dxa"/>
-          </w:tcPr>
-          <w:p>
-            <w:pPr>
-              <w:widowControl/>
-              <w:spacing w:before="100" w:beforeAutospacing="1" w:after="100" w:afterAutospacing="1"/>
-              <w:jc w:val="left"/>
-              <w:rPr>
-                <w:rFonts w:ascii="宋体" w:eastAsia="宋体" w:hAnsi="宋体" w:cs="宋体"/>
-                <w:kern w:val="0"/>
-                <w:sz w:val="24"/>
-                <w:szCs w:val="24"/>
-              </w:rPr>
-            </w:pPr>
-            <w:r>
-              <w:rPr>
-                <w:rFonts w:ascii="宋体" w:eastAsia="宋体" w:hAnsi="宋体" w:cs="宋体" w:hint="eastAsia"/>
-                <w:kern w:val="0"/>
-                <w:sz w:val="24"/>
-                <w:szCs w:val="24"/>
-              </w:rPr>
-              <w:t>否</w:t>
-            </w:r>
+            </w:pPr>
           </w:p>
         </w:tc>
       </w:tr>
@@ -1527,7 +1461,7 @@
           <w:sz w:val="24"/>
           <w:szCs w:val="24"/>
         </w:rPr>
-        <w:t>QueryOption</w:t>
+        <w:t>SnapshotOption</w:t>
       </w:r>
       <w:r>
         <w:rPr>
@@ -1538,7 +1472,18 @@
           <w:sz w:val="24"/>
           <w:szCs w:val="24"/>
         </w:rPr>
-        <w:t>( &lt;</w:t>
+        <w:t>.con</w:t>
+      </w:r>
+      <w:r>
+        <w:rPr>
+          <w:rFonts w:ascii="宋体" w:eastAsia="宋体" w:hAnsi="宋体" w:cs="宋体" w:hint="eastAsia"/>
+          <w:i/>
+          <w:iCs/>
+          <w:kern w:val="0"/>
+          <w:sz w:val="24"/>
+          <w:szCs w:val="24"/>
+        </w:rPr>
+        <w:t>d</w:t>
       </w:r>
       <w:r>
         <w:rPr>
@@ -1549,7 +1494,7 @@
           <w:sz w:val="24"/>
           <w:szCs w:val="24"/>
         </w:rPr>
-        <w:t>cond&gt;, &lt;sel</w:t>
+        <w:t>(</w:t>
       </w:r>
       <w:r>
         <w:rPr>
@@ -1560,7 +1505,7 @@
           <w:sz w:val="24"/>
           <w:szCs w:val="24"/>
         </w:rPr>
-        <w:t>&gt;</w:t>
+        <w:t>&lt;</w:t>
       </w:r>
       <w:r>
         <w:rPr>
@@ -1571,7 +1516,18 @@
           <w:sz w:val="24"/>
           <w:szCs w:val="24"/>
         </w:rPr>
-        <w:t>, &lt;sort</w:t>
+        <w:t>cond&gt;)</w:t>
+      </w:r>
+      <w:r>
+        <w:rPr>
+          <w:rFonts w:ascii="宋体" w:eastAsia="宋体" w:hAnsi="宋体" w:cs="宋体" w:hint="eastAsia"/>
+          <w:i/>
+          <w:iCs/>
+          <w:kern w:val="0"/>
+          <w:sz w:val="24"/>
+          <w:szCs w:val="24"/>
+        </w:rPr>
+        <w:t>.sel(</w:t>
       </w:r>
       <w:r>
         <w:rPr>
@@ -1582,7 +1538,18 @@
           <w:sz w:val="24"/>
           <w:szCs w:val="24"/>
         </w:rPr>
-        <w:t xml:space="preserve">&gt;, </w:t>
+        <w:t>&lt;sel&gt;</w:t>
+      </w:r>
+      <w:r>
+        <w:rPr>
+          <w:rFonts w:ascii="宋体" w:eastAsia="宋体" w:hAnsi="宋体" w:cs="宋体" w:hint="eastAsia"/>
+          <w:i/>
+          <w:iCs/>
+          <w:kern w:val="0"/>
+          <w:sz w:val="24"/>
+          <w:szCs w:val="24"/>
+        </w:rPr>
+        <w:t>)</w:t>
       </w:r>
       <w:r>
         <w:rPr>
@@ -1593,7 +1560,7 @@
           <w:sz w:val="24"/>
           <w:szCs w:val="24"/>
         </w:rPr>
-        <w:t>&lt;hint</w:t>
+        <w:t>.</w:t>
       </w:r>
       <w:r>
         <w:rPr>
@@ -1604,7 +1571,7 @@
           <w:sz w:val="24"/>
           <w:szCs w:val="24"/>
         </w:rPr>
-        <w:t xml:space="preserve">&gt;, </w:t>
+        <w:t>sort(&lt;sort&gt;)</w:t>
       </w:r>
       <w:r>
         <w:rPr>
@@ -1615,7 +1582,7 @@
           <w:sz w:val="24"/>
           <w:szCs w:val="24"/>
         </w:rPr>
-        <w:t>&lt;skip</w:t>
+        <w:t>.skip(&lt;skip</w:t>
       </w:r>
       <w:r>
         <w:rPr>
@@ -1626,7 +1593,7 @@
           <w:sz w:val="24"/>
           <w:szCs w:val="24"/>
         </w:rPr>
-        <w:t xml:space="preserve">&gt;, </w:t>
+        <w:t>&gt;</w:t>
       </w:r>
       <w:r>
         <w:rPr>
@@ -1637,7 +1604,7 @@
           <w:sz w:val="24"/>
           <w:szCs w:val="24"/>
         </w:rPr>
-        <w:t>&lt;limit</w:t>
+        <w:t>)</w:t>
       </w:r>
       <w:r>
         <w:rPr>
@@ -1648,7 +1615,7 @@
           <w:sz w:val="24"/>
           <w:szCs w:val="24"/>
         </w:rPr>
-        <w:t xml:space="preserve">&gt;, </w:t>
+        <w:t>.</w:t>
       </w:r>
       <w:r>
         <w:rPr>
@@ -1659,7 +1626,7 @@
           <w:sz w:val="24"/>
           <w:szCs w:val="24"/>
         </w:rPr>
-        <w:t>&lt;options&gt;</w:t>
+        <w:t>limit(</w:t>
       </w:r>
       <w:r>
         <w:rPr>
@@ -1670,7 +1637,40 @@
           <w:sz w:val="24"/>
           <w:szCs w:val="24"/>
         </w:rPr>
-        <w:t xml:space="preserve"> )</w:t>
+        <w:t>&lt;limit</w:t>
+      </w:r>
+      <w:r>
+        <w:rPr>
+          <w:rFonts w:ascii="宋体" w:eastAsia="宋体" w:hAnsi="宋体" w:cs="宋体"/>
+          <w:i/>
+          <w:iCs/>
+          <w:kern w:val="0"/>
+          <w:sz w:val="24"/>
+          <w:szCs w:val="24"/>
+        </w:rPr>
+        <w:t>&gt;</w:t>
+      </w:r>
+      <w:r>
+        <w:rPr>
+          <w:rFonts w:ascii="宋体" w:eastAsia="宋体" w:hAnsi="宋体" w:cs="宋体"/>
+          <w:i/>
+          <w:iCs/>
+          <w:kern w:val="0"/>
+          <w:sz w:val="24"/>
+          <w:szCs w:val="24"/>
+        </w:rPr>
+        <w:t>)</w:t>
+      </w:r>
+      <w:r>
+        <w:rPr>
+          <w:rFonts w:ascii="宋体" w:eastAsia="宋体" w:hAnsi="宋体" w:cs="宋体"/>
+          <w:i/>
+          <w:iCs/>
+          <w:kern w:val="0"/>
+          <w:sz w:val="24"/>
+          <w:szCs w:val="24"/>
+        </w:rPr>
+        <w:t>.options(&lt;options&gt;)</w:t>
       </w:r>
     </w:p>
     <w:p>
@@ -1870,12 +1870,39 @@
             </w:pPr>
             <w:r>
               <w:rPr>
+                <w:rFonts w:ascii="宋体" w:eastAsia="宋体" w:hAnsi="宋体" w:cs="宋体" w:hint="eastAsia"/>
+                <w:kern w:val="0"/>
+                <w:sz w:val="24"/>
+                <w:szCs w:val="24"/>
+              </w:rPr>
+              <w:t>对象</w:t>
+            </w:r>
+          </w:p>
+        </w:tc>
+        <w:tc>
+          <w:tcPr>
+            <w:tcW w:w="1894" w:type="dxa"/>
+          </w:tcPr>
+          <w:p>
+            <w:pPr>
+              <w:widowControl/>
+              <w:spacing w:before="100" w:beforeAutospacing="1" w:after="100" w:afterAutospacing="1"/>
+              <w:jc w:val="left"/>
+              <w:rPr>
                 <w:rFonts w:ascii="宋体" w:eastAsia="宋体" w:hAnsi="宋体" w:cs="宋体"/>
                 <w:kern w:val="0"/>
                 <w:sz w:val="24"/>
                 <w:szCs w:val="24"/>
               </w:rPr>
-              <w:t>字符串</w:t>
+            </w:pPr>
+            <w:r>
+              <w:rPr>
+                <w:rFonts w:ascii="宋体" w:eastAsia="宋体" w:hAnsi="宋体" w:cs="宋体" w:hint="eastAsia"/>
+                <w:kern w:val="0"/>
+                <w:sz w:val="24"/>
+                <w:szCs w:val="24"/>
+              </w:rPr>
+              <w:t>匹配条件</w:t>
             </w:r>
           </w:p>
         </w:tc>
@@ -1902,7 +1929,22 @@
                 <w:sz w:val="24"/>
                 <w:szCs w:val="24"/>
               </w:rPr>
-              <w:t>匹配条件</w:t>
+              <w:t>否</w:t>
+            </w:r>
+          </w:p>
+        </w:tc>
+      </w:tr>
+      <w:tr>
+        <w:tc>
+          <w:tcPr>
+            <w:tcW w:w="1894" w:type="dxa"/>
+          </w:tcPr>
+          <w:p>
+            <w:r>
+              <w:t>s</w:t>
+            </w:r>
+            <w:r>
+              <w:t>el,</w:t>
             </w:r>
           </w:p>
         </w:tc>
@@ -1929,22 +1971,7 @@
                 <w:sz w:val="24"/>
                 <w:szCs w:val="24"/>
               </w:rPr>
-              <w:t>否</w:t>
-            </w:r>
-          </w:p>
-        </w:tc>
-      </w:tr>
-      <w:tr>
-        <w:tc>
-          <w:tcPr>
-            <w:tcW w:w="1894" w:type="dxa"/>
-          </w:tcPr>
-          <w:p>
-            <w:r>
-              <w:t>s</w:t>
-            </w:r>
-            <w:r>
-              <w:t>el,</w:t>
+              <w:t>对象</w:t>
             </w:r>
           </w:p>
         </w:tc>
@@ -1966,12 +1993,54 @@
             </w:pPr>
             <w:r>
               <w:rPr>
+                <w:rFonts w:ascii="宋体" w:eastAsia="宋体" w:hAnsi="宋体" w:cs="宋体" w:hint="eastAsia"/>
+                <w:kern w:val="0"/>
+                <w:sz w:val="24"/>
+                <w:szCs w:val="24"/>
+              </w:rPr>
+              <w:t>返回记录字段名</w:t>
+            </w:r>
+          </w:p>
+        </w:tc>
+        <w:tc>
+          <w:tcPr>
+            <w:tcW w:w="1894" w:type="dxa"/>
+          </w:tcPr>
+          <w:p>
+            <w:pPr>
+              <w:widowControl/>
+              <w:spacing w:before="100" w:beforeAutospacing="1" w:after="100" w:afterAutospacing="1"/>
+              <w:jc w:val="left"/>
+              <w:rPr>
                 <w:rFonts w:ascii="宋体" w:eastAsia="宋体" w:hAnsi="宋体" w:cs="宋体"/>
                 <w:kern w:val="0"/>
                 <w:sz w:val="24"/>
                 <w:szCs w:val="24"/>
               </w:rPr>
-              <w:t>字符串</w:t>
+            </w:pPr>
+            <w:r>
+              <w:rPr>
+                <w:rFonts w:ascii="宋体" w:eastAsia="宋体" w:hAnsi="宋体" w:cs="宋体" w:hint="eastAsia"/>
+                <w:kern w:val="0"/>
+                <w:sz w:val="24"/>
+                <w:szCs w:val="24"/>
+              </w:rPr>
+              <w:t>否</w:t>
+            </w:r>
+          </w:p>
+        </w:tc>
+      </w:tr>
+      <w:tr>
+        <w:tc>
+          <w:tcPr>
+            <w:tcW w:w="1894" w:type="dxa"/>
+          </w:tcPr>
+          <w:p>
+            <w:r>
+              <w:t>s</w:t>
+            </w:r>
+            <w:r>
+              <w:t>ort,</w:t>
             </w:r>
           </w:p>
         </w:tc>
@@ -1998,7 +2067,7 @@
                 <w:sz w:val="24"/>
                 <w:szCs w:val="24"/>
               </w:rPr>
-              <w:t>返回记录字段名</w:t>
+              <w:t>对象</w:t>
             </w:r>
           </w:p>
         </w:tc>
@@ -2025,22 +2094,7 @@
                 <w:sz w:val="24"/>
                 <w:szCs w:val="24"/>
               </w:rPr>
-              <w:t>否</w:t>
-            </w:r>
-          </w:p>
-        </w:tc>
-      </w:tr>
-      <w:tr>
-        <w:tc>
-          <w:tcPr>
-            <w:tcW w:w="1894" w:type="dxa"/>
-          </w:tcPr>
-          <w:p>
-            <w:r>
-              <w:t>s</w:t>
-            </w:r>
-            <w:r>
-              <w:t>ort,</w:t>
+              <w:t>排序</w:t>
             </w:r>
           </w:p>
         </w:tc>
@@ -2062,12 +2116,54 @@
             </w:pPr>
             <w:r>
               <w:rPr>
+                <w:rFonts w:ascii="宋体" w:eastAsia="宋体" w:hAnsi="宋体" w:cs="宋体" w:hint="eastAsia"/>
+                <w:kern w:val="0"/>
+                <w:sz w:val="24"/>
+                <w:szCs w:val="24"/>
+              </w:rPr>
+              <w:t>否</w:t>
+            </w:r>
+          </w:p>
+        </w:tc>
+      </w:tr>
+      <w:tr>
+        <w:tc>
+          <w:tcPr>
+            <w:tcW w:w="1894" w:type="dxa"/>
+          </w:tcPr>
+          <w:p>
+            <w:r>
+              <w:t>s</w:t>
+            </w:r>
+            <w:r>
+              <w:t>kip,</w:t>
+            </w:r>
+          </w:p>
+        </w:tc>
+        <w:tc>
+          <w:tcPr>
+            <w:tcW w:w="1894" w:type="dxa"/>
+          </w:tcPr>
+          <w:p>
+            <w:pPr>
+              <w:widowControl/>
+              <w:spacing w:before="100" w:beforeAutospacing="1" w:after="100" w:afterAutospacing="1"/>
+              <w:jc w:val="left"/>
+              <w:rPr>
                 <w:rFonts w:ascii="宋体" w:eastAsia="宋体" w:hAnsi="宋体" w:cs="宋体"/>
                 <w:kern w:val="0"/>
                 <w:sz w:val="24"/>
                 <w:szCs w:val="24"/>
               </w:rPr>
-              <w:t>字符串</w:t>
+            </w:pPr>
+            <w:r>
+              <w:rPr>
+                <w:rFonts w:ascii="宋体" w:eastAsia="宋体" w:hAnsi="宋体" w:cs="宋体" w:hint="eastAsia"/>
+                <w:kern w:val="0"/>
+                <w:sz w:val="24"/>
+                <w:szCs w:val="24"/>
+              </w:rPr>
+              <w:t>整数</w:t>
             </w:r>
           </w:p>
         </w:tc>
@@ -2088,13 +2184,49 @@
               </w:rPr>
             </w:pPr>
             <w:r>
+              <w:t>从结果集哪条记录开始返回</w:t>
+            </w:r>
+          </w:p>
+        </w:tc>
+        <w:tc>
+          <w:tcPr>
+            <w:tcW w:w="1894" w:type="dxa"/>
+          </w:tcPr>
+          <w:p>
+            <w:pPr>
+              <w:widowControl/>
+              <w:spacing w:before="100" w:beforeAutospacing="1" w:after="100" w:afterAutospacing="1"/>
+              <w:jc w:val="left"/>
+              <w:rPr>
+                <w:rFonts w:ascii="宋体" w:eastAsia="宋体" w:hAnsi="宋体" w:cs="宋体"/>
+                <w:kern w:val="0"/>
+                <w:sz w:val="24"/>
+                <w:szCs w:val="24"/>
+              </w:rPr>
+            </w:pPr>
+            <w:r>
               <w:rPr>
                 <w:rFonts w:ascii="宋体" w:eastAsia="宋体" w:hAnsi="宋体" w:cs="宋体" w:hint="eastAsia"/>
                 <w:kern w:val="0"/>
                 <w:sz w:val="24"/>
                 <w:szCs w:val="24"/>
               </w:rPr>
-              <w:t>排序</w:t>
+              <w:t>否</w:t>
+            </w:r>
+          </w:p>
+        </w:tc>
+      </w:tr>
+      <w:tr>
+        <w:tc>
+          <w:tcPr>
+            <w:tcW w:w="1894" w:type="dxa"/>
+          </w:tcPr>
+          <w:p>
+            <w:r>
+              <w:t>l</w:t>
+            </w:r>
+            <w:r>
+              <w:t>imit,</w:t>
             </w:r>
           </w:p>
         </w:tc>
@@ -2121,22 +2253,7 @@
                 <w:sz w:val="24"/>
                 <w:szCs w:val="24"/>
               </w:rPr>
-              <w:t>否</w:t>
-            </w:r>
-          </w:p>
-        </w:tc>
-      </w:tr>
-      <w:tr>
-        <w:tc>
-          <w:tcPr>
-            <w:tcW w:w="1894" w:type="dxa"/>
-          </w:tcPr>
-          <w:p>
-            <w:r>
-              <w:t>h</w:t>
-            </w:r>
-            <w:r>
-              <w:t>int,</w:t>
+              <w:t>整数</w:t>
             </w:r>
           </w:p>
         </w:tc>
@@ -2157,13 +2274,49 @@
               </w:rPr>
             </w:pPr>
             <w:r>
+              <w:t>返回结果集的记录条数</w:t>
+            </w:r>
+          </w:p>
+        </w:tc>
+        <w:tc>
+          <w:tcPr>
+            <w:tcW w:w="1894" w:type="dxa"/>
+          </w:tcPr>
+          <w:p>
+            <w:pPr>
+              <w:widowControl/>
+              <w:spacing w:before="100" w:beforeAutospacing="1" w:after="100" w:afterAutospacing="1"/>
+              <w:jc w:val="left"/>
               <w:rPr>
                 <w:rFonts w:ascii="宋体" w:eastAsia="宋体" w:hAnsi="宋体" w:cs="宋体"/>
                 <w:kern w:val="0"/>
                 <w:sz w:val="24"/>
                 <w:szCs w:val="24"/>
               </w:rPr>
-              <w:t>字符串</w:t>
+            </w:pPr>
+            <w:r>
+              <w:rPr>
+                <w:rFonts w:ascii="宋体" w:eastAsia="宋体" w:hAnsi="宋体" w:cs="宋体" w:hint="eastAsia"/>
+                <w:kern w:val="0"/>
+                <w:sz w:val="24"/>
+                <w:szCs w:val="24"/>
+              </w:rPr>
+              <w:t>否</w:t>
+            </w:r>
+          </w:p>
+        </w:tc>
+      </w:tr>
+      <w:tr>
+        <w:tc>
+          <w:tcPr>
+            <w:tcW w:w="1894" w:type="dxa"/>
+          </w:tcPr>
+          <w:p>
+            <w:r>
+              <w:rPr>
+                <w:rFonts w:hint="eastAsia"/>
+              </w:rPr>
+              <w:t>options</w:t>
             </w:r>
           </w:p>
         </w:tc>
@@ -2190,17 +2343,26 @@
                 <w:sz w:val="24"/>
                 <w:szCs w:val="24"/>
               </w:rPr>
-              <w:t>索引(</w:t>
-            </w:r>
-            <w:r>
+              <w:t>对象</w:t>
+            </w:r>
+          </w:p>
+        </w:tc>
+        <w:tc>
+          <w:tcPr>
+            <w:tcW w:w="1894" w:type="dxa"/>
+          </w:tcPr>
+          <w:p>
+            <w:pPr>
+              <w:widowControl/>
+              <w:spacing w:before="100" w:beforeAutospacing="1" w:after="100" w:afterAutospacing="1"/>
+              <w:jc w:val="left"/>
               <w:rPr>
                 <w:rFonts w:ascii="宋体" w:eastAsia="宋体" w:hAnsi="宋体" w:cs="宋体"/>
                 <w:kern w:val="0"/>
                 <w:sz w:val="24"/>
                 <w:szCs w:val="24"/>
               </w:rPr>
-              <w:t>snapshot</w:t>
-            </w:r>
+            </w:pPr>
             <w:r>
               <w:rPr>
                 <w:rFonts w:ascii="宋体" w:eastAsia="宋体" w:hAnsi="宋体" w:cs="宋体" w:hint="eastAsia"/>
@@ -2208,7 +2370,7 @@
                 <w:sz w:val="24"/>
                 <w:szCs w:val="24"/>
               </w:rPr>
-              <w:t>不用)</w:t>
+              <w:t>自定义选项</w:t>
             </w:r>
           </w:p>
         </w:tc>
@@ -2240,285 +2402,72 @@
           </w:p>
         </w:tc>
       </w:tr>
-      <w:tr>
-        <w:tc>
-          <w:tcPr>
-            <w:tcW w:w="1894" w:type="dxa"/>
-          </w:tcPr>
-          <w:p>
-            <w:r>
-              <w:t>s</w:t>
-            </w:r>
-            <w:r>
-              <w:t>kip,</w:t>
-            </w:r>
-          </w:p>
-        </w:tc>
-        <w:tc>
-          <w:tcPr>
-            <w:tcW w:w="1894" w:type="dxa"/>
-          </w:tcPr>
-          <w:p>
-            <w:pPr>
-              <w:widowControl/>
-              <w:spacing w:before="100" w:beforeAutospacing="1" w:after="100" w:afterAutospacing="1"/>
-              <w:jc w:val="left"/>
-              <w:rPr>
-                <w:rFonts w:ascii="宋体" w:eastAsia="宋体" w:hAnsi="宋体" w:cs="宋体"/>
-                <w:kern w:val="0"/>
-                <w:sz w:val="24"/>
-                <w:szCs w:val="24"/>
-              </w:rPr>
-            </w:pPr>
-            <w:r>
-              <w:rPr>
-                <w:rFonts w:ascii="宋体" w:eastAsia="宋体" w:hAnsi="宋体" w:cs="宋体" w:hint="eastAsia"/>
-                <w:kern w:val="0"/>
-                <w:sz w:val="24"/>
-                <w:szCs w:val="24"/>
-              </w:rPr>
-              <w:t>整数</w:t>
-            </w:r>
-          </w:p>
-        </w:tc>
-        <w:tc>
-          <w:tcPr>
-            <w:tcW w:w="1894" w:type="dxa"/>
-          </w:tcPr>
-          <w:p>
-            <w:pPr>
-              <w:widowControl/>
-              <w:spacing w:before="100" w:beforeAutospacing="1" w:after="100" w:afterAutospacing="1"/>
-              <w:jc w:val="left"/>
-              <w:rPr>
-                <w:rFonts w:ascii="宋体" w:eastAsia="宋体" w:hAnsi="宋体" w:cs="宋体"/>
-                <w:kern w:val="0"/>
-                <w:sz w:val="24"/>
-                <w:szCs w:val="24"/>
-              </w:rPr>
-            </w:pPr>
-            <w:r>
-              <w:t>从结果集哪条记录开始返回</w:t>
-            </w:r>
-          </w:p>
-        </w:tc>
-        <w:tc>
-          <w:tcPr>
-            <w:tcW w:w="1894" w:type="dxa"/>
-          </w:tcPr>
-          <w:p>
-            <w:pPr>
-              <w:widowControl/>
-              <w:spacing w:before="100" w:beforeAutospacing="1" w:after="100" w:afterAutospacing="1"/>
-              <w:jc w:val="left"/>
-              <w:rPr>
-                <w:rFonts w:ascii="宋体" w:eastAsia="宋体" w:hAnsi="宋体" w:cs="宋体"/>
-                <w:kern w:val="0"/>
-                <w:sz w:val="24"/>
-                <w:szCs w:val="24"/>
-              </w:rPr>
-            </w:pPr>
-            <w:r>
-              <w:rPr>
-                <w:rFonts w:ascii="宋体" w:eastAsia="宋体" w:hAnsi="宋体" w:cs="宋体" w:hint="eastAsia"/>
-                <w:kern w:val="0"/>
-                <w:sz w:val="24"/>
-                <w:szCs w:val="24"/>
-              </w:rPr>
-              <w:t>否</w:t>
-            </w:r>
-          </w:p>
-        </w:tc>
-      </w:tr>
-      <w:tr>
-        <w:tc>
-          <w:tcPr>
-            <w:tcW w:w="1894" w:type="dxa"/>
-          </w:tcPr>
-          <w:p>
-            <w:r>
-              <w:t>l</w:t>
-            </w:r>
-            <w:r>
-              <w:t>imit,</w:t>
-            </w:r>
-          </w:p>
-        </w:tc>
-        <w:tc>
-          <w:tcPr>
-            <w:tcW w:w="1894" w:type="dxa"/>
-          </w:tcPr>
-          <w:p>
-            <w:pPr>
-              <w:widowControl/>
-              <w:spacing w:before="100" w:beforeAutospacing="1" w:after="100" w:afterAutospacing="1"/>
-              <w:jc w:val="left"/>
-              <w:rPr>
-                <w:rFonts w:ascii="宋体" w:eastAsia="宋体" w:hAnsi="宋体" w:cs="宋体"/>
-                <w:kern w:val="0"/>
-                <w:sz w:val="24"/>
-                <w:szCs w:val="24"/>
-              </w:rPr>
-            </w:pPr>
-            <w:r>
-              <w:rPr>
-                <w:rFonts w:ascii="宋体" w:eastAsia="宋体" w:hAnsi="宋体" w:cs="宋体" w:hint="eastAsia"/>
-                <w:kern w:val="0"/>
-                <w:sz w:val="24"/>
-                <w:szCs w:val="24"/>
-              </w:rPr>
-              <w:t>整数</w:t>
-            </w:r>
-          </w:p>
-        </w:tc>
-        <w:tc>
-          <w:tcPr>
-            <w:tcW w:w="1894" w:type="dxa"/>
-          </w:tcPr>
-          <w:p>
-            <w:pPr>
-              <w:widowControl/>
-              <w:spacing w:before="100" w:beforeAutospacing="1" w:after="100" w:afterAutospacing="1"/>
-              <w:jc w:val="left"/>
-              <w:rPr>
-                <w:rFonts w:ascii="宋体" w:eastAsia="宋体" w:hAnsi="宋体" w:cs="宋体"/>
-                <w:kern w:val="0"/>
-                <w:sz w:val="24"/>
-                <w:szCs w:val="24"/>
-              </w:rPr>
-            </w:pPr>
-            <w:r>
-              <w:t>返回结果集的记录条数</w:t>
-            </w:r>
-          </w:p>
-        </w:tc>
-        <w:tc>
-          <w:tcPr>
-            <w:tcW w:w="1894" w:type="dxa"/>
-          </w:tcPr>
-          <w:p>
-            <w:pPr>
-              <w:widowControl/>
-              <w:spacing w:before="100" w:beforeAutospacing="1" w:after="100" w:afterAutospacing="1"/>
-              <w:jc w:val="left"/>
-              <w:rPr>
-                <w:rFonts w:ascii="宋体" w:eastAsia="宋体" w:hAnsi="宋体" w:cs="宋体"/>
-                <w:kern w:val="0"/>
-                <w:sz w:val="24"/>
-                <w:szCs w:val="24"/>
-              </w:rPr>
-            </w:pPr>
-            <w:r>
-              <w:rPr>
-                <w:rFonts w:ascii="宋体" w:eastAsia="宋体" w:hAnsi="宋体" w:cs="宋体" w:hint="eastAsia"/>
-                <w:kern w:val="0"/>
-                <w:sz w:val="24"/>
-                <w:szCs w:val="24"/>
-              </w:rPr>
-              <w:t>否</w:t>
-            </w:r>
-          </w:p>
-        </w:tc>
-      </w:tr>
-      <w:tr>
-        <w:tc>
-          <w:tcPr>
-            <w:tcW w:w="1894" w:type="dxa"/>
-          </w:tcPr>
-          <w:p>
-            <w:r>
-              <w:rPr>
-                <w:rFonts w:hint="eastAsia"/>
-              </w:rPr>
-              <w:t>options</w:t>
-            </w:r>
-          </w:p>
-        </w:tc>
-        <w:tc>
-          <w:tcPr>
-            <w:tcW w:w="1894" w:type="dxa"/>
-          </w:tcPr>
-          <w:p>
-            <w:pPr>
-              <w:widowControl/>
-              <w:spacing w:before="100" w:beforeAutospacing="1" w:after="100" w:afterAutospacing="1"/>
-              <w:jc w:val="left"/>
-              <w:rPr>
-                <w:rFonts w:ascii="宋体" w:eastAsia="宋体" w:hAnsi="宋体" w:cs="宋体"/>
-                <w:kern w:val="0"/>
-                <w:sz w:val="24"/>
-                <w:szCs w:val="24"/>
-              </w:rPr>
-            </w:pPr>
-            <w:r>
-              <w:rPr>
-                <w:rFonts w:ascii="宋体" w:eastAsia="宋体" w:hAnsi="宋体" w:cs="宋体" w:hint="eastAsia"/>
-                <w:kern w:val="0"/>
-                <w:sz w:val="24"/>
-                <w:szCs w:val="24"/>
-              </w:rPr>
-              <w:t>对象</w:t>
-            </w:r>
-          </w:p>
-        </w:tc>
-        <w:tc>
-          <w:tcPr>
-            <w:tcW w:w="1894" w:type="dxa"/>
-          </w:tcPr>
-          <w:p>
-            <w:pPr>
-              <w:widowControl/>
-              <w:spacing w:before="100" w:beforeAutospacing="1" w:after="100" w:afterAutospacing="1"/>
-              <w:jc w:val="left"/>
-              <w:rPr>
-                <w:rFonts w:ascii="宋体" w:eastAsia="宋体" w:hAnsi="宋体" w:cs="宋体"/>
-                <w:kern w:val="0"/>
-                <w:sz w:val="24"/>
-                <w:szCs w:val="24"/>
-              </w:rPr>
-            </w:pPr>
-            <w:r>
-              <w:rPr>
-                <w:rFonts w:ascii="宋体" w:eastAsia="宋体" w:hAnsi="宋体" w:cs="宋体" w:hint="eastAsia"/>
-                <w:kern w:val="0"/>
-                <w:sz w:val="24"/>
-                <w:szCs w:val="24"/>
-              </w:rPr>
-              <w:t>自定义选项</w:t>
-            </w:r>
-          </w:p>
-        </w:tc>
-        <w:tc>
-          <w:tcPr>
-            <w:tcW w:w="1894" w:type="dxa"/>
-          </w:tcPr>
-          <w:p>
-            <w:pPr>
-              <w:widowControl/>
-              <w:spacing w:before="100" w:beforeAutospacing="1" w:after="100" w:afterAutospacing="1"/>
-              <w:jc w:val="left"/>
-              <w:rPr>
-                <w:rFonts w:ascii="宋体" w:eastAsia="宋体" w:hAnsi="宋体" w:cs="宋体"/>
-                <w:kern w:val="0"/>
-                <w:sz w:val="24"/>
-                <w:szCs w:val="24"/>
-              </w:rPr>
-            </w:pPr>
-            <w:r>
-              <w:rPr>
-                <w:rFonts w:ascii="宋体" w:eastAsia="宋体" w:hAnsi="宋体" w:cs="宋体" w:hint="eastAsia"/>
-                <w:kern w:val="0"/>
-                <w:sz w:val="24"/>
-                <w:szCs w:val="24"/>
-              </w:rPr>
-              <w:t>否</w:t>
-            </w:r>
-          </w:p>
-        </w:tc>
-      </w:tr>
     </w:tbl>
     <w:p/>
-    <w:p/>
+    <w:p>
+      <w:pPr>
+        <w:rPr>
+          <w:rFonts w:hint="eastAsia"/>
+        </w:rPr>
+      </w:pPr>
+      <w:r>
+        <w:t>O</w:t>
+      </w:r>
+      <w:r>
+        <w:rPr>
+          <w:rFonts w:hint="eastAsia"/>
+        </w:rPr>
+        <w:t xml:space="preserve">ptions </w:t>
+      </w:r>
+      <w:r>
+        <w:rPr>
+          <w:rFonts w:hint="eastAsia"/>
+        </w:rPr>
+        <w:t>加到</w:t>
+      </w:r>
+      <w:r>
+        <w:rPr>
+          <w:rFonts w:hint="eastAsia"/>
+        </w:rPr>
+        <w:t xml:space="preserve"> hint </w:t>
+      </w:r>
+      <w:r>
+        <w:rPr>
+          <w:rFonts w:hint="eastAsia"/>
+        </w:rPr>
+        <w:t>中</w:t>
+      </w:r>
+      <w:r>
+        <w:rPr>
+          <w:rFonts w:hint="eastAsia"/>
+        </w:rPr>
+        <w:t xml:space="preserve"> </w:t>
+      </w:r>
+      <w:r>
+        <w:t>$Options</w:t>
+      </w:r>
+      <w:r>
+        <w:rPr>
+          <w:rFonts w:hint="eastAsia"/>
+        </w:rPr>
+        <w:t>中，</w:t>
+      </w:r>
+      <w:r>
+        <w:rPr>
+          <w:rFonts w:hint="eastAsia"/>
+        </w:rPr>
+        <w:t>JS</w:t>
+      </w:r>
+      <w:r>
+        <w:t xml:space="preserve"> </w:t>
+      </w:r>
+      <w:r>
+        <w:rPr>
+          <w:rFonts w:hint="eastAsia"/>
+        </w:rPr>
+        <w:t>中实现</w:t>
+      </w:r>
+    </w:p>
     <w:p>
       <w:pPr>
         <w:pStyle w:val="3"/>
@@ -2563,23 +2512,7 @@
           <w:b/>
           <w:bCs/>
         </w:rPr>
-        <w:t>&lt;</w:t>
-      </w:r>
-      <w:r>
-        <w:rPr>
-          <w:rStyle w:val="af4"/>
-          <w:b/>
-          <w:bCs/>
-        </w:rPr>
-        <w:t>snapType&gt;, [QueryOption</w:t>
-      </w:r>
-      <w:r>
-        <w:rPr>
-          <w:rStyle w:val="af4"/>
-          <w:b/>
-          <w:bCs/>
-        </w:rPr>
-        <w:t>]</w:t>
+        <w:t>&lt;snapType&gt;, [QueryOption]</w:t>
       </w:r>
       <w:r>
         <w:t>) ;</w:t>
@@ -2647,6 +2580,7 @@
         <w:jc w:val="left"/>
         <w:rPr>
           <w:rFonts w:ascii="宋体" w:eastAsia="宋体" w:hAnsi="宋体" w:cs="宋体"/>
+          <w:color w:val="FF0000"/>
           <w:kern w:val="0"/>
           <w:sz w:val="24"/>
           <w:szCs w:val="24"/>
@@ -2655,6 +2589,7 @@
       <w:r>
         <w:rPr>
           <w:rFonts w:ascii="宋体" w:eastAsia="宋体" w:hAnsi="宋体" w:cs="宋体"/>
+          <w:color w:val="FF0000"/>
           <w:kern w:val="0"/>
           <w:sz w:val="24"/>
           <w:szCs w:val="24"/>
@@ -2664,6 +2599,7 @@
       <w:r>
         <w:rPr>
           <w:rFonts w:ascii="宋体" w:eastAsia="宋体" w:hAnsi="宋体" w:cs="宋体" w:hint="eastAsia"/>
+          <w:color w:val="FF0000"/>
           <w:kern w:val="0"/>
           <w:sz w:val="24"/>
           <w:szCs w:val="24"/>
@@ -2673,6 +2609,7 @@
       <w:r>
         <w:rPr>
           <w:rFonts w:ascii="宋体" w:eastAsia="宋体" w:hAnsi="宋体" w:cs="宋体"/>
+          <w:color w:val="FF0000"/>
           <w:kern w:val="0"/>
           <w:sz w:val="24"/>
           <w:szCs w:val="24"/>
@@ -2682,130 +2619,182 @@
       <w:r>
         <w:rPr>
           <w:rFonts w:ascii="宋体" w:eastAsia="宋体" w:hAnsi="宋体" w:cs="宋体"/>
-          <w:iCs/>
+          <w:color w:val="FF0000"/>
           <w:kern w:val="0"/>
           <w:sz w:val="24"/>
           <w:szCs w:val="24"/>
         </w:rPr>
-        <w:t>"$</w:t>
-      </w:r>
-      <w:r>
-        <w:rPr>
-          <w:rFonts w:ascii="宋体" w:eastAsia="宋体" w:hAnsi="宋体" w:cs="宋体" w:hint="eastAsia"/>
+        <w:t xml:space="preserve"> </w:t>
+      </w:r>
+      <w:r>
+        <w:rPr>
+          <w:rFonts w:ascii="宋体" w:eastAsia="宋体" w:hAnsi="宋体" w:cs="宋体"/>
           <w:iCs/>
+          <w:color w:val="FF0000"/>
           <w:kern w:val="0"/>
           <w:sz w:val="24"/>
           <w:szCs w:val="24"/>
         </w:rPr>
-        <w:t>limit</w:t>
-      </w:r>
-      <w:r>
-        <w:rPr>
-          <w:rFonts w:ascii="宋体" w:eastAsia="宋体" w:hAnsi="宋体" w:cs="宋体"/>
+        <w:t>"$</w:t>
+      </w:r>
+      <w:r>
+        <w:rPr>
+          <w:rFonts w:ascii="宋体" w:eastAsia="宋体" w:hAnsi="宋体" w:cs="宋体" w:hint="eastAsia"/>
           <w:iCs/>
+          <w:color w:val="FF0000"/>
           <w:kern w:val="0"/>
           <w:sz w:val="24"/>
           <w:szCs w:val="24"/>
         </w:rPr>
-        <w:t xml:space="preserve">": 1, </w:t>
+        <w:t>optionbase</w:t>
       </w:r>
       <w:r>
         <w:rPr>
           <w:rFonts w:ascii="宋体" w:eastAsia="宋体" w:hAnsi="宋体" w:cs="宋体"/>
           <w:iCs/>
+          <w:color w:val="FF0000"/>
           <w:kern w:val="0"/>
           <w:sz w:val="24"/>
           <w:szCs w:val="24"/>
         </w:rPr>
-        <w:t>"$</w:t>
-      </w:r>
-      <w:r>
-        <w:rPr>
-          <w:rFonts w:ascii="宋体" w:eastAsia="宋体" w:hAnsi="宋体" w:cs="宋体" w:hint="eastAsia"/>
+        <w:t>"</w:t>
+      </w:r>
+      <w:r>
+        <w:rPr>
+          <w:rFonts w:ascii="宋体" w:eastAsia="宋体" w:hAnsi="宋体" w:cs="宋体"/>
           <w:iCs/>
+          <w:color w:val="FF0000"/>
           <w:kern w:val="0"/>
           <w:sz w:val="24"/>
           <w:szCs w:val="24"/>
         </w:rPr>
-        <w:t>options</w:t>
-      </w:r>
-      <w:r>
-        <w:rPr>
-          <w:rFonts w:ascii="宋体" w:eastAsia="宋体" w:hAnsi="宋体" w:cs="宋体"/>
+        <w:t xml:space="preserve">:{ </w:t>
+      </w:r>
+      <w:r>
+        <w:rPr>
+          <w:rFonts w:ascii="宋体" w:eastAsia="宋体" w:hAnsi="宋体" w:cs="宋体" w:hint="eastAsia"/>
           <w:iCs/>
+          <w:color w:val="FF0000"/>
           <w:kern w:val="0"/>
           <w:sz w:val="24"/>
           <w:szCs w:val="24"/>
         </w:rPr>
-        <w:t xml:space="preserve">": </w:t>
+        <w:t>limit</w:t>
       </w:r>
       <w:r>
         <w:rPr>
           <w:rFonts w:ascii="宋体" w:eastAsia="宋体" w:hAnsi="宋体" w:cs="宋体"/>
           <w:iCs/>
+          <w:color w:val="FF0000"/>
           <w:kern w:val="0"/>
           <w:sz w:val="24"/>
           <w:szCs w:val="24"/>
         </w:rPr>
-        <w:t xml:space="preserve">{ </w:t>
-      </w:r>
-      <w:r>
-        <w:rPr>
-          <w:rFonts w:hint="eastAsia"/>
-        </w:rPr>
-        <w:t>Mode:</w:t>
-      </w:r>
-      <w:r>
-        <w:t>”</w:t>
-      </w:r>
-      <w:r>
-        <w:rPr>
-          <w:rFonts w:hint="eastAsia"/>
-        </w:rPr>
-        <w:t>Run</w:t>
-      </w:r>
-      <w:r>
-        <w:t>”</w:t>
-      </w:r>
-      <w:r>
-        <w:rPr>
-          <w:rFonts w:hint="eastAsia"/>
-        </w:rPr>
-        <w:t>, Expand:</w:t>
-      </w:r>
-      <w:r>
-        <w:t>”</w:t>
-      </w:r>
-      <w:r>
-        <w:rPr>
-          <w:rFonts w:hint="eastAsia"/>
-        </w:rPr>
-        <w:t>FALSE</w:t>
-      </w:r>
-      <w:r>
-        <w:t>”</w:t>
-      </w:r>
-      <w:r>
-        <w:t xml:space="preserve"> }</w:t>
-      </w:r>
-      <w:r>
-        <w:rPr>
-          <w:rFonts w:ascii="宋体" w:eastAsia="宋体" w:hAnsi="宋体" w:cs="宋体"/>
+        <w:t xml:space="preserve">: 1, </w:t>
+      </w:r>
+      <w:r>
+        <w:rPr>
+          <w:rFonts w:ascii="宋体" w:eastAsia="宋体" w:hAnsi="宋体" w:cs="宋体" w:hint="eastAsia"/>
           <w:iCs/>
+          <w:color w:val="FF0000"/>
           <w:kern w:val="0"/>
           <w:sz w:val="24"/>
           <w:szCs w:val="24"/>
         </w:rPr>
-        <w:t xml:space="preserve"> </w:t>
+        <w:t>options</w:t>
       </w:r>
       <w:r>
         <w:rPr>
           <w:rFonts w:ascii="宋体" w:eastAsia="宋体" w:hAnsi="宋体" w:cs="宋体"/>
+          <w:iCs/>
+          <w:color w:val="FF0000"/>
           <w:kern w:val="0"/>
           <w:sz w:val="24"/>
           <w:szCs w:val="24"/>
         </w:rPr>
-        <w:t>} ) ;</w:t>
+        <w:t xml:space="preserve">: { </w:t>
+      </w:r>
+      <w:r>
+        <w:rPr>
+          <w:rFonts w:hint="eastAsia"/>
+          <w:color w:val="FF0000"/>
+        </w:rPr>
+        <w:t>Mode:</w:t>
+      </w:r>
+      <w:r>
+        <w:rPr>
+          <w:color w:val="FF0000"/>
+        </w:rPr>
+        <w:t>”</w:t>
+      </w:r>
+      <w:r>
+        <w:rPr>
+          <w:rFonts w:hint="eastAsia"/>
+          <w:color w:val="FF0000"/>
+        </w:rPr>
+        <w:t>Run</w:t>
+      </w:r>
+      <w:r>
+        <w:rPr>
+          <w:color w:val="FF0000"/>
+        </w:rPr>
+        <w:t>”</w:t>
+      </w:r>
+      <w:r>
+        <w:rPr>
+          <w:rFonts w:hint="eastAsia"/>
+          <w:color w:val="FF0000"/>
+        </w:rPr>
+        <w:t>, Expand:false</w:t>
+      </w:r>
+      <w:r>
+        <w:rPr>
+          <w:color w:val="FF0000"/>
+        </w:rPr>
+        <w:t>}</w:t>
+      </w:r>
+      <w:r>
+        <w:rPr>
+          <w:rFonts w:ascii="宋体" w:eastAsia="宋体" w:hAnsi="宋体" w:cs="宋体"/>
+          <w:iCs/>
+          <w:color w:val="FF0000"/>
+          <w:kern w:val="0"/>
+          <w:sz w:val="24"/>
+          <w:szCs w:val="24"/>
+        </w:rPr>
+        <w:t xml:space="preserve"> </w:t>
+      </w:r>
+      <w:r>
+        <w:rPr>
+          <w:color w:val="FF0000"/>
+        </w:rPr>
+        <w:t>}</w:t>
+      </w:r>
+      <w:r>
+        <w:rPr>
+          <w:rFonts w:ascii="宋体" w:eastAsia="宋体" w:hAnsi="宋体" w:cs="宋体"/>
+          <w:color w:val="FF0000"/>
+          <w:kern w:val="0"/>
+          <w:sz w:val="24"/>
+          <w:szCs w:val="24"/>
+        </w:rPr>
+        <w:t xml:space="preserve"> </w:t>
+      </w:r>
+      <w:r>
+        <w:rPr>
+          <w:color w:val="FF0000"/>
+        </w:rPr>
+        <w:t>}</w:t>
+      </w:r>
+      <w:r>
+        <w:rPr>
+          <w:rFonts w:ascii="宋体" w:eastAsia="宋体" w:hAnsi="宋体" w:cs="宋体"/>
+          <w:color w:val="FF0000"/>
+          <w:kern w:val="0"/>
+          <w:sz w:val="24"/>
+          <w:szCs w:val="24"/>
+        </w:rPr>
+        <w:t xml:space="preserve"> ) ;</w:t>
       </w:r>
     </w:p>
     <w:p>
@@ -2855,7 +2844,8 @@
         <w:ind w:left="720"/>
         <w:jc w:val="left"/>
         <w:rPr>
-          <w:rFonts w:ascii="宋体" w:eastAsia="宋体" w:hAnsi="宋体" w:cs="宋体" w:hint="eastAsia"/>
+          <w:rFonts w:ascii="宋体" w:eastAsia="宋体" w:hAnsi="宋体" w:cs="宋体"/>
+          <w:color w:val="FF0000"/>
           <w:kern w:val="0"/>
           <w:sz w:val="24"/>
           <w:szCs w:val="24"/>
@@ -2864,26 +2854,27 @@
       <w:r>
         <w:rPr>
           <w:rFonts w:ascii="宋体" w:eastAsia="宋体" w:hAnsi="宋体" w:cs="宋体"/>
+          <w:color w:val="FF0000"/>
           <w:kern w:val="0"/>
           <w:sz w:val="24"/>
           <w:szCs w:val="24"/>
         </w:rPr>
-        <w:t>Db.snapshot(SDB_SNAP_CONFGIS, QueryOption( , , , , ,1 ,</w:t>
+        <w:t xml:space="preserve">Db.snapshot(SDB_SNAP_CONFGIS, </w:t>
       </w:r>
       <w:r>
         <w:rPr>
           <w:rFonts w:ascii="宋体" w:eastAsia="宋体" w:hAnsi="宋体" w:cs="宋体"/>
-          <w:iCs/>
+          <w:color w:val="FF0000"/>
           <w:kern w:val="0"/>
           <w:sz w:val="24"/>
           <w:szCs w:val="24"/>
         </w:rPr>
-        <w:t xml:space="preserve"> {</w:t>
+        <w:t>new SnapshotOption().limit(1).options(</w:t>
       </w:r>
       <w:r>
         <w:rPr>
           <w:rFonts w:ascii="宋体" w:eastAsia="宋体" w:hAnsi="宋体" w:cs="宋体"/>
-          <w:iCs/>
+          <w:color w:val="FF0000"/>
           <w:kern w:val="0"/>
           <w:sz w:val="24"/>
           <w:szCs w:val="24"/>
@@ -2892,48 +2883,83 @@
       </w:r>
       <w:r>
         <w:rPr>
-          <w:rFonts w:hint="eastAsia"/>
-        </w:rPr>
-        <w:t>Mode:</w:t>
-      </w:r>
-      <w:r>
-        <w:t>”</w:t>
-      </w:r>
-      <w:r>
-        <w:rPr>
-          <w:rFonts w:hint="eastAsia"/>
-        </w:rPr>
-        <w:t>Run</w:t>
-      </w:r>
-      <w:r>
-        <w:t>”</w:t>
-      </w:r>
-      <w:r>
-        <w:rPr>
-          <w:rFonts w:hint="eastAsia"/>
-        </w:rPr>
-        <w:t>, Expand:</w:t>
-      </w:r>
-      <w:r>
-        <w:t>”</w:t>
-      </w:r>
-      <w:r>
-        <w:rPr>
-          <w:rFonts w:hint="eastAsia"/>
-        </w:rPr>
-        <w:t>FALSE</w:t>
-      </w:r>
-      <w:r>
-        <w:t>” }</w:t>
-      </w:r>
-      <w:r>
-        <w:rPr>
           <w:rFonts w:ascii="宋体" w:eastAsia="宋体" w:hAnsi="宋体" w:cs="宋体"/>
+          <w:iCs/>
+          <w:color w:val="FF0000"/>
           <w:kern w:val="0"/>
           <w:sz w:val="24"/>
           <w:szCs w:val="24"/>
         </w:rPr>
-        <w:t xml:space="preserve"> ) ) ;</w:t>
+        <w:t xml:space="preserve">{ </w:t>
+      </w:r>
+      <w:r>
+        <w:rPr>
+          <w:rFonts w:hint="eastAsia"/>
+          <w:color w:val="FF0000"/>
+        </w:rPr>
+        <w:t>Mode:</w:t>
+      </w:r>
+      <w:r>
+        <w:rPr>
+          <w:color w:val="FF0000"/>
+        </w:rPr>
+        <w:t>”</w:t>
+      </w:r>
+      <w:r>
+        <w:rPr>
+          <w:rFonts w:hint="eastAsia"/>
+          <w:color w:val="FF0000"/>
+        </w:rPr>
+        <w:t>Run</w:t>
+      </w:r>
+      <w:r>
+        <w:rPr>
+          <w:color w:val="FF0000"/>
+        </w:rPr>
+        <w:t>”</w:t>
+      </w:r>
+      <w:r>
+        <w:rPr>
+          <w:rFonts w:hint="eastAsia"/>
+          <w:color w:val="FF0000"/>
+        </w:rPr>
+        <w:t>, Expand:</w:t>
+      </w:r>
+      <w:r>
+        <w:rPr>
+          <w:color w:val="FF0000"/>
+        </w:rPr>
+        <w:t>false }</w:t>
+      </w:r>
+      <w:r>
+        <w:rPr>
+          <w:rFonts w:ascii="宋体" w:eastAsia="宋体" w:hAnsi="宋体" w:cs="宋体"/>
+          <w:color w:val="FF0000"/>
+          <w:kern w:val="0"/>
+          <w:sz w:val="24"/>
+          <w:szCs w:val="24"/>
+        </w:rPr>
+        <w:t xml:space="preserve"> )</w:t>
+      </w:r>
+      <w:r>
+        <w:rPr>
+          <w:rFonts w:ascii="宋体" w:eastAsia="宋体" w:hAnsi="宋体" w:cs="宋体"/>
+          <w:color w:val="FF0000"/>
+          <w:kern w:val="0"/>
+          <w:sz w:val="24"/>
+          <w:szCs w:val="24"/>
+        </w:rPr>
+        <w:t xml:space="preserve"> </w:t>
+      </w:r>
+      <w:r>
+        <w:rPr>
+          <w:rFonts w:ascii="宋体" w:eastAsia="宋体" w:hAnsi="宋体" w:cs="宋体"/>
+          <w:color w:val="FF0000"/>
+          <w:kern w:val="0"/>
+          <w:sz w:val="24"/>
+          <w:szCs w:val="24"/>
+        </w:rPr>
+        <w:t>) ;</w:t>
       </w:r>
     </w:p>
     <w:p>
@@ -3003,13 +3029,10 @@
         <w:rPr>
           <w:rFonts w:hint="eastAsia"/>
         </w:rPr>
-        <w:t xml:space="preserve">                                  bson *option</w:t>
-      </w:r>
-      <w:r>
-        <w:rPr>
-          <w:rFonts w:hint="eastAsia"/>
-        </w:rPr>
-        <w:t>s</w:t>
+        <w:t xml:space="preserve">                                  bson *</w:t>
+      </w:r>
+      <w:r>
+        <w:t>hint</w:t>
       </w:r>
       <w:r>
         <w:rPr>
@@ -3106,13 +3129,7 @@
         <w:t>const BSONObj &amp;</w:t>
       </w:r>
       <w:r>
-        <w:rPr>
-          <w:rFonts w:hint="eastAsia"/>
-        </w:rPr>
-        <w:t>option</w:t>
-      </w:r>
-      <w:r>
-        <w:t>s</w:t>
+        <w:t>hint</w:t>
       </w:r>
       <w:r>
         <w:rPr>
@@ -3220,13 +3237,7 @@
         <w:t xml:space="preserve">BSONObject </w:t>
       </w:r>
       <w:r>
-        <w:rPr>
-          <w:rFonts w:hint="eastAsia"/>
-        </w:rPr>
-        <w:t>option</w:t>
-      </w:r>
-      <w:r>
-        <w:t>s</w:t>
+        <w:t>hint</w:t>
       </w:r>
       <w:r>
         <w:rPr>
@@ -3257,7 +3268,10 @@
         <w:t>int</w:t>
       </w:r>
       <w:r>
-        <w:t xml:space="preserve"> numToReturn) throws BaseException {</w:t>
+        <w:t xml:space="preserve"> </w:t>
+      </w:r>
+      <w:r>
+        <w:t>numToReturn) throws BaseException {</w:t>
       </w:r>
       <w:r>
         <w:rPr>
@@ -3285,7 +3299,31 @@
         <w:rPr>
           <w:rFonts w:hint="eastAsia"/>
         </w:rPr>
-        <w:t>：不变，改为调用新</w:t>
+        <w:t>：</w:t>
+      </w:r>
+      <w:r>
+        <w:rPr>
+          <w:rFonts w:hint="eastAsia"/>
+        </w:rPr>
+        <w:t>对外接口增加</w:t>
+      </w:r>
+      <w:r>
+        <w:rPr>
+          <w:rFonts w:hint="eastAsia"/>
+        </w:rPr>
+        <w:t>limit/skip/options</w:t>
+      </w:r>
+      <w:r>
+        <w:rPr>
+          <w:rFonts w:hint="eastAsia"/>
+        </w:rPr>
+        <w:t>，</w:t>
+      </w:r>
+      <w:r>
+        <w:rPr>
+          <w:rFonts w:hint="eastAsia"/>
+        </w:rPr>
+        <w:t>改为调用新</w:t>
       </w:r>
       <w:r>
         <w:rPr>
@@ -3314,7 +3352,31 @@
         <w:rPr>
           <w:rFonts w:hint="eastAsia"/>
         </w:rPr>
-        <w:t>：不变，改为调用新</w:t>
+        <w:t>：</w:t>
+      </w:r>
+      <w:r>
+        <w:rPr>
+          <w:rFonts w:hint="eastAsia"/>
+        </w:rPr>
+        <w:t>对外接口增加</w:t>
+      </w:r>
+      <w:r>
+        <w:rPr>
+          <w:rFonts w:hint="eastAsia"/>
+        </w:rPr>
+        <w:t>limit/skip/options</w:t>
+      </w:r>
+      <w:r>
+        <w:rPr>
+          <w:rFonts w:hint="eastAsia"/>
+        </w:rPr>
+        <w:t>，</w:t>
+      </w:r>
+      <w:r>
+        <w:rPr>
+          <w:rFonts w:hint="eastAsia"/>
+        </w:rPr>
+        <w:t>改为调用新</w:t>
       </w:r>
       <w:r>
         <w:rPr>
@@ -3332,85 +3394,401 @@
     <w:p>
       <w:pPr>
         <w:ind w:leftChars="170"/>
-      </w:pPr>
-      <w:r>
-        <w:rPr>
-          <w:rFonts w:hint="eastAsia"/>
-        </w:rPr>
-        <w:t>Rest</w:t>
-      </w:r>
-      <w:r>
-        <w:rPr>
-          <w:rFonts w:hint="eastAsia"/>
-        </w:rPr>
-        <w:t>：增加</w:t>
-      </w:r>
-      <w:r>
-        <w:rPr>
-          <w:rFonts w:hint="eastAsia"/>
-        </w:rPr>
-        <w:t xml:space="preserve"> Option</w:t>
-      </w:r>
-      <w:r>
-        <w:t>s</w:t>
-      </w:r>
-      <w:r>
-        <w:rPr>
-          <w:rFonts w:hint="eastAsia"/>
-        </w:rPr>
-        <w:t>、</w:t>
-      </w:r>
-      <w:r>
-        <w:rPr>
-          <w:rFonts w:hint="eastAsia"/>
-        </w:rPr>
-        <w:t>Limit</w:t>
-      </w:r>
-      <w:r>
-        <w:rPr>
-          <w:rFonts w:hint="eastAsia"/>
-        </w:rPr>
-        <w:t>和</w:t>
-      </w:r>
-      <w:r>
-        <w:rPr>
-          <w:rFonts w:hint="eastAsia"/>
-        </w:rPr>
-        <w:t>Skip</w:t>
-      </w:r>
-      <w:r>
-        <w:rPr>
-          <w:rFonts w:hint="eastAsia"/>
-        </w:rPr>
-        <w:t>的请求内容</w:t>
+        <w:rPr>
+          <w:rFonts w:hint="eastAsia"/>
+        </w:rPr>
+      </w:pPr>
+      <w:r>
+        <w:t>C#</w:t>
+      </w:r>
+      <w:r>
+        <w:rPr>
+          <w:rFonts w:hint="eastAsia"/>
+        </w:rPr>
+        <w:t>：</w:t>
+      </w:r>
+      <w:r>
+        <w:rPr>
+          <w:rFonts w:hint="eastAsia"/>
+        </w:rPr>
+        <w:t>对外接口增加</w:t>
+      </w:r>
+      <w:r>
+        <w:rPr>
+          <w:rFonts w:hint="eastAsia"/>
+        </w:rPr>
+        <w:t>limit/skip/options</w:t>
+      </w:r>
+      <w:r>
+        <w:rPr>
+          <w:rFonts w:hint="eastAsia"/>
+        </w:rPr>
+        <w:t>，</w:t>
       </w:r>
     </w:p>
     <w:p>
       <w:pPr>
-        <w:rPr>
-          <w:rFonts w:hint="eastAsia"/>
-        </w:rPr>
-      </w:pPr>
+        <w:ind w:leftChars="170"/>
+      </w:pPr>
+      <w:r>
+        <w:rPr>
+          <w:rFonts w:hint="eastAsia"/>
+        </w:rPr>
+        <w:t>Rest</w:t>
+      </w:r>
+      <w:r>
+        <w:rPr>
+          <w:rFonts w:hint="eastAsia"/>
+        </w:rPr>
+        <w:t>：增加</w:t>
+      </w:r>
+      <w:r>
+        <w:rPr>
+          <w:rFonts w:hint="eastAsia"/>
+        </w:rPr>
+        <w:t xml:space="preserve"> </w:t>
+      </w:r>
+      <w:r>
+        <w:t>Hint</w:t>
+      </w:r>
+      <w:r>
+        <w:rPr>
+          <w:rFonts w:hint="eastAsia"/>
+        </w:rPr>
+        <w:t>、</w:t>
+      </w:r>
+      <w:r>
+        <w:rPr>
+          <w:rFonts w:hint="eastAsia"/>
+        </w:rPr>
+        <w:t>Limit</w:t>
+      </w:r>
+      <w:r>
+        <w:rPr>
+          <w:rFonts w:hint="eastAsia"/>
+        </w:rPr>
+        <w:t>和</w:t>
+      </w:r>
+      <w:r>
+        <w:rPr>
+          <w:rFonts w:hint="eastAsia"/>
+        </w:rPr>
+        <w:t>Skip</w:t>
+      </w:r>
+      <w:r>
+        <w:rPr>
+          <w:rFonts w:hint="eastAsia"/>
+        </w:rPr>
+        <w:t>的请求内容</w:t>
+      </w:r>
+    </w:p>
+    <w:p/>
+    <w:p/>
+    <w:p>
+      <w:pPr>
+        <w:pStyle w:val="3"/>
+        <w:numPr>
+          <w:ilvl w:val="0"/>
+          <w:numId w:val="0"/>
+        </w:numPr>
+        <w:ind w:left="777" w:hanging="420"/>
+      </w:pPr>
+      <w:r>
+        <w:rPr>
+          <w:rFonts w:hint="eastAsia"/>
+        </w:rPr>
+        <w:t>配置快照增加</w:t>
+      </w:r>
+      <w:r>
+        <w:rPr>
+          <w:rFonts w:hint="eastAsia"/>
+        </w:rPr>
+        <w:t>选项：</w:t>
+      </w:r>
     </w:p>
     <w:p>
       <w:pPr>
-        <w:pStyle w:val="2"/>
-        <w:rPr>
-          <w:rFonts w:hint="eastAsia"/>
-        </w:rPr>
-      </w:pPr>
-      <w:r>
-        <w:rPr>
-          <w:rFonts w:hint="eastAsia"/>
-        </w:rPr>
-        <w:t>Story</w:t>
-      </w:r>
-      <w:r>
-        <w:rPr>
-          <w:rFonts w:hint="eastAsia"/>
-        </w:rPr>
-        <w:t>约束和依赖</w:t>
-      </w:r>
+        <w:rPr>
+          <w:rFonts w:hint="eastAsia"/>
+        </w:rPr>
+      </w:pPr>
+      <w:r>
+        <w:rPr>
+          <w:rFonts w:hint="eastAsia"/>
+        </w:rPr>
+        <w:t>利用</w:t>
+      </w:r>
+      <w:r>
+        <w:rPr>
+          <w:rFonts w:hint="eastAsia"/>
+        </w:rPr>
+        <w:t>QueryOption</w:t>
+      </w:r>
+      <w:r>
+        <w:rPr>
+          <w:rFonts w:hint="eastAsia"/>
+        </w:rPr>
+        <w:t>中的</w:t>
+      </w:r>
+      <w:r>
+        <w:rPr>
+          <w:rFonts w:hint="eastAsia"/>
+        </w:rPr>
+        <w:t>options</w:t>
+      </w:r>
+      <w:r>
+        <w:rPr>
+          <w:rFonts w:hint="eastAsia"/>
+        </w:rPr>
+        <w:t>参数传入</w:t>
+      </w:r>
+    </w:p>
+    <w:p/>
+    <w:tbl>
+      <w:tblPr>
+        <w:tblStyle w:val="a9"/>
+        <w:tblW w:w="0" w:type="auto"/>
+        <w:tblInd w:w="357" w:type="dxa"/>
+        <w:tblLook w:val="04A0" w:firstRow="1" w:lastRow="0" w:firstColumn="1" w:lastColumn="0" w:noHBand="0" w:noVBand="1"/>
+      </w:tblPr>
+      <w:tblGrid>
+        <w:gridCol w:w="2074"/>
+        <w:gridCol w:w="2074"/>
+        <w:gridCol w:w="2074"/>
+        <w:gridCol w:w="2074"/>
+      </w:tblGrid>
+      <w:tr>
+        <w:tc>
+          <w:tcPr>
+            <w:tcW w:w="2074" w:type="dxa"/>
+          </w:tcPr>
+          <w:p>
+            <w:pPr>
+              <w:ind w:left="0"/>
+            </w:pPr>
+            <w:r>
+              <w:rPr>
+                <w:rFonts w:hint="eastAsia"/>
+              </w:rPr>
+              <w:t>参数名</w:t>
+            </w:r>
+          </w:p>
+        </w:tc>
+        <w:tc>
+          <w:tcPr>
+            <w:tcW w:w="2074" w:type="dxa"/>
+          </w:tcPr>
+          <w:p>
+            <w:pPr>
+              <w:ind w:left="0"/>
+            </w:pPr>
+            <w:r>
+              <w:rPr>
+                <w:rFonts w:hint="eastAsia"/>
+              </w:rPr>
+              <w:t>参数类型</w:t>
+            </w:r>
+          </w:p>
+        </w:tc>
+        <w:tc>
+          <w:tcPr>
+            <w:tcW w:w="2074" w:type="dxa"/>
+          </w:tcPr>
+          <w:p>
+            <w:pPr>
+              <w:ind w:left="0"/>
+            </w:pPr>
+            <w:r>
+              <w:rPr>
+                <w:rFonts w:hint="eastAsia"/>
+              </w:rPr>
+              <w:t>描述</w:t>
+            </w:r>
+          </w:p>
+        </w:tc>
+        <w:tc>
+          <w:tcPr>
+            <w:tcW w:w="2074" w:type="dxa"/>
+          </w:tcPr>
+          <w:p>
+            <w:pPr>
+              <w:ind w:left="0"/>
+            </w:pPr>
+            <w:r>
+              <w:rPr>
+                <w:rFonts w:hint="eastAsia"/>
+              </w:rPr>
+              <w:t>是否必填</w:t>
+            </w:r>
+          </w:p>
+        </w:tc>
+      </w:tr>
+      <w:tr>
+        <w:tc>
+          <w:tcPr>
+            <w:tcW w:w="2074" w:type="dxa"/>
+          </w:tcPr>
+          <w:p>
+            <w:pPr>
+              <w:ind w:left="0"/>
+            </w:pPr>
+            <w:r>
+              <w:t>O</w:t>
+            </w:r>
+            <w:r>
+              <w:rPr>
+                <w:rFonts w:hint="eastAsia"/>
+              </w:rPr>
+              <w:t>ptions</w:t>
+            </w:r>
+          </w:p>
+        </w:tc>
+        <w:tc>
+          <w:tcPr>
+            <w:tcW w:w="2074" w:type="dxa"/>
+          </w:tcPr>
+          <w:p>
+            <w:pPr>
+              <w:ind w:left="0"/>
+            </w:pPr>
+            <w:r>
+              <w:rPr>
+                <w:rFonts w:hint="eastAsia"/>
+              </w:rPr>
+              <w:t>JS</w:t>
+            </w:r>
+            <w:r>
+              <w:rPr>
+                <w:rFonts w:hint="eastAsia"/>
+              </w:rPr>
+              <w:t>对象</w:t>
+            </w:r>
+          </w:p>
+        </w:tc>
+        <w:tc>
+          <w:tcPr>
+            <w:tcW w:w="2074" w:type="dxa"/>
+          </w:tcPr>
+          <w:p>
+            <w:pPr>
+              <w:ind w:left="0"/>
+            </w:pPr>
+            <w:r>
+              <w:rPr>
+                <w:rFonts w:hint="eastAsia"/>
+              </w:rPr>
+              <w:t>控制选项，根据快照不同功能不同，对于配置快照包含两个字段“</w:t>
+            </w:r>
+            <w:r>
+              <w:rPr>
+                <w:rFonts w:hint="eastAsia"/>
+              </w:rPr>
+              <w:t>Mode</w:t>
+            </w:r>
+            <w:r>
+              <w:rPr>
+                <w:rFonts w:hint="eastAsia"/>
+              </w:rPr>
+              <w:t>”和“</w:t>
+            </w:r>
+            <w:r>
+              <w:rPr>
+                <w:rFonts w:hint="eastAsia"/>
+              </w:rPr>
+              <w:t>Expand</w:t>
+            </w:r>
+            <w:r>
+              <w:rPr>
+                <w:rFonts w:hint="eastAsia"/>
+              </w:rPr>
+              <w:t>”，</w:t>
+            </w:r>
+            <w:r>
+              <w:rPr>
+                <w:rFonts w:hint="eastAsia"/>
+              </w:rPr>
+              <w:t>Mode</w:t>
+            </w:r>
+            <w:r>
+              <w:rPr>
+                <w:rFonts w:hint="eastAsia"/>
+              </w:rPr>
+              <w:t>设为</w:t>
+            </w:r>
+            <w:r>
+              <w:rPr>
+                <w:rFonts w:hint="eastAsia"/>
+              </w:rPr>
+              <w:t>Run</w:t>
+            </w:r>
+            <w:r>
+              <w:rPr>
+                <w:rFonts w:hint="eastAsia"/>
+              </w:rPr>
+              <w:t>时显示配置文件中对应配置的内存当前值，设为</w:t>
+            </w:r>
+            <w:r>
+              <w:rPr>
+                <w:rFonts w:hint="eastAsia"/>
+              </w:rPr>
+              <w:t>Local</w:t>
+            </w:r>
+            <w:r>
+              <w:rPr>
+                <w:rFonts w:hint="eastAsia"/>
+              </w:rPr>
+              <w:t>时显示配置文件中的配置。</w:t>
+            </w:r>
+            <w:r>
+              <w:rPr>
+                <w:rFonts w:hint="eastAsia"/>
+              </w:rPr>
+              <w:t>Expand</w:t>
+            </w:r>
+            <w:r>
+              <w:rPr>
+                <w:rFonts w:hint="eastAsia"/>
+              </w:rPr>
+              <w:t>设置为</w:t>
+            </w:r>
+            <w:r>
+              <w:rPr>
+                <w:rFonts w:hint="eastAsia"/>
+              </w:rPr>
+              <w:t>True</w:t>
+            </w:r>
+            <w:r>
+              <w:rPr>
+                <w:rFonts w:hint="eastAsia"/>
+              </w:rPr>
+              <w:t>时则扩展显示所有配置。</w:t>
+            </w:r>
+          </w:p>
+        </w:tc>
+        <w:tc>
+          <w:tcPr>
+            <w:tcW w:w="2074" w:type="dxa"/>
+          </w:tcPr>
+          <w:p>
+            <w:pPr>
+              <w:ind w:left="0"/>
+            </w:pPr>
+            <w:r>
+              <w:rPr>
+                <w:rFonts w:hint="eastAsia"/>
+              </w:rPr>
+              <w:t>否</w:t>
+            </w:r>
+          </w:p>
+        </w:tc>
+      </w:tr>
+    </w:tbl>
+    <w:p>
+      <w:pPr>
+        <w:rPr>
+          <w:rFonts w:hint="eastAsia"/>
+        </w:rPr>
+      </w:pPr>
     </w:p>
     <w:p>
       <w:pPr>
@@ -3420,59 +3798,73 @@
         <w:rPr>
           <w:rFonts w:hint="eastAsia"/>
         </w:rPr>
-        <w:t xml:space="preserve">Story </w:t>
-      </w:r>
-      <w:r>
-        <w:rPr>
-          <w:rFonts w:hint="eastAsia"/>
-        </w:rPr>
-        <w:t>简单设计</w:t>
+        <w:t>Story</w:t>
+      </w:r>
+      <w:r>
+        <w:rPr>
+          <w:rFonts w:hint="eastAsia"/>
+        </w:rPr>
+        <w:t>约束和依赖</w:t>
       </w:r>
     </w:p>
     <w:p>
       <w:pPr>
-        <w:pStyle w:val="3"/>
-        <w:rPr>
-          <w:rFonts w:hint="eastAsia"/>
-        </w:rPr>
-      </w:pPr>
-      <w:r>
-        <w:rPr>
-          <w:rFonts w:hint="eastAsia"/>
-        </w:rPr>
-        <w:t>相关模块架构图</w:t>
+        <w:pStyle w:val="2"/>
+      </w:pPr>
+      <w:r>
+        <w:rPr>
+          <w:rFonts w:hint="eastAsia"/>
+        </w:rPr>
+        <w:t xml:space="preserve">Story </w:t>
+      </w:r>
+      <w:r>
+        <w:rPr>
+          <w:rFonts w:hint="eastAsia"/>
+        </w:rPr>
+        <w:t>简单设计</w:t>
       </w:r>
     </w:p>
     <w:p>
-      <w:r>
-        <w:rPr>
-          <w:rFonts w:hint="eastAsia"/>
-        </w:rPr>
-        <w:t>新增</w:t>
-      </w:r>
-      <w:r>
-        <w:rPr>
-          <w:rFonts w:hint="eastAsia"/>
-        </w:rPr>
-        <w:t>JS</w:t>
-      </w:r>
-      <w:r>
-        <w:rPr>
-          <w:rFonts w:hint="eastAsia"/>
-        </w:rPr>
-        <w:t>对象类：</w:t>
+      <w:pPr>
+        <w:pStyle w:val="3"/>
+      </w:pPr>
+      <w:r>
+        <w:rPr>
+          <w:rFonts w:hint="eastAsia"/>
+        </w:rPr>
+        <w:t>相关模块架构图</w:t>
       </w:r>
     </w:p>
     <w:p>
       <w:r>
         <w:rPr>
+          <w:rFonts w:hint="eastAsia"/>
+        </w:rPr>
+        <w:t>新增</w:t>
+      </w:r>
+      <w:r>
+        <w:rPr>
+          <w:rFonts w:hint="eastAsia"/>
+        </w:rPr>
+        <w:t>JS</w:t>
+      </w:r>
+      <w:r>
+        <w:rPr>
+          <w:rFonts w:hint="eastAsia"/>
+        </w:rPr>
+        <w:t>对象类：</w:t>
+      </w:r>
+    </w:p>
+    <w:p>
+      <w:r>
+        <w:rPr>
           <w:noProof/>
         </w:rPr>
         <w:drawing>
-          <wp:inline distT="0" distB="0" distL="0" distR="0">
-            <wp:extent cx="2114550" cy="1762125"/>
+          <wp:inline distT="0" distB="0" distL="0" distR="0" wp14:anchorId="18329112" wp14:editId="66F4206D">
+            <wp:extent cx="3733800" cy="3714750"/>
             <wp:effectExtent l="0" t="0" r="0" b="0"/>
-            <wp:docPr id="2" name="图片 2"/>
+            <wp:docPr id="12" name="图片 12"/>
             <wp:cNvGraphicFramePr>
               <a:graphicFrameLocks xmlns:a="http://schemas.openxmlformats.org/drawingml/2006/main" noChangeAspect="1"/>
             </wp:cNvGraphicFramePr>
@@ -3480,36 +3872,23 @@
               <a:graphicData uri="http://schemas.openxmlformats.org/drawingml/2006/picture">
                 <pic:pic xmlns:pic="http://schemas.openxmlformats.org/drawingml/2006/picture">
                   <pic:nvPicPr>
-                    <pic:cNvPr id="0" name="Picture 2"/>
-                    <pic:cNvPicPr>
-                      <a:picLocks noChangeAspect="1" noChangeArrowheads="1"/>
-                    </pic:cNvPicPr>
+                    <pic:cNvPr id="1" name=""/>
+                    <pic:cNvPicPr/>
                   </pic:nvPicPr>
                   <pic:blipFill>
-                    <a:blip r:embed="rId7">
-                      <a:extLst>
-                        <a:ext uri="{28A0092B-C50C-407E-A947-70E740481C1C}">
-                          <a14:useLocalDpi xmlns:a14="http://schemas.microsoft.com/office/drawing/2010/main" val="0"/>
-                        </a:ext>
-                      </a:extLst>
-                    </a:blip>
-                    <a:srcRect/>
+                    <a:blip r:embed="rId7"/>
                     <a:stretch>
                       <a:fillRect/>
                     </a:stretch>
                   </pic:blipFill>
-                  <pic:spPr bwMode="auto">
+                  <pic:spPr>
                     <a:xfrm>
                       <a:off x="0" y="0"/>
-                      <a:ext cx="2114550" cy="1762125"/>
+                      <a:ext cx="3733800" cy="3714750"/>
                     </a:xfrm>
                     <a:prstGeom prst="rect">
                       <a:avLst/>
                     </a:prstGeom>
-                    <a:noFill/>
-                    <a:ln>
-                      <a:noFill/>
-                    </a:ln>
                   </pic:spPr>
                 </pic:pic>
               </a:graphicData>
@@ -3519,30 +3898,62 @@
       </w:r>
     </w:p>
     <w:p/>
+    <w:p/>
     <w:p>
-      <w:pPr>
-        <w:rPr>
-          <w:rFonts w:hint="eastAsia"/>
-        </w:rPr>
-      </w:pPr>
+      <w:r>
+        <w:rPr>
+          <w:rFonts w:hint="eastAsia"/>
+        </w:rPr>
+        <w:t>JS</w:t>
+      </w:r>
+      <w:r>
+        <w:rPr>
+          <w:rFonts w:hint="eastAsia"/>
+        </w:rPr>
+        <w:t>对象宏定义：</w:t>
+      </w:r>
     </w:p>
     <w:p>
       <w:r>
-        <w:rPr>
-          <w:rFonts w:hint="eastAsia"/>
-        </w:rPr>
-        <w:t>JS</w:t>
-      </w:r>
-      <w:r>
-        <w:rPr>
-          <w:rFonts w:hint="eastAsia"/>
-        </w:rPr>
-        <w:t>对象宏定义：</w:t>
+        <w:t xml:space="preserve">   #define SPT_</w:t>
+      </w:r>
+      <w:r>
+        <w:rPr>
+          <w:rFonts w:hint="eastAsia"/>
+        </w:rPr>
+        <w:t>SNAP</w:t>
+      </w:r>
+      <w:r>
+        <w:t>SHOTOPTION</w:t>
+      </w:r>
+      <w:r>
+        <w:t>_NAME                          "QueryOption"</w:t>
       </w:r>
     </w:p>
     <w:p>
       <w:r>
-        <w:t xml:space="preserve">   #define SPT_QUERYOPTION_NAME                            "QueryOption"</w:t>
+        <w:t xml:space="preserve">   #define SPT_</w:t>
+      </w:r>
+      <w:r>
+        <w:rPr>
+          <w:rFonts w:hint="eastAsia"/>
+        </w:rPr>
+        <w:t>SNAP</w:t>
+      </w:r>
+      <w:r>
+        <w:t>SHOTOPTION</w:t>
+      </w:r>
+      <w:r>
+        <w:t xml:space="preserve"> </w:t>
+      </w:r>
+      <w:r>
+        <w:t>_C</w:t>
+      </w:r>
+      <w:r>
+        <w:t>OND_FIELD                     "</w:t>
+      </w:r>
+      <w:r>
+        <w:t>cond"</w:t>
       </w:r>
     </w:p>
     <w:p>
@@ -3550,21 +3961,54 @@
         <w:t xml:space="preserve">   #define SPT_</w:t>
       </w:r>
       <w:r>
+        <w:rPr>
+          <w:rFonts w:hint="eastAsia"/>
+        </w:rPr>
+        <w:t>SNAP</w:t>
+      </w:r>
+      <w:r>
+        <w:t>SHOTOPTION</w:t>
+      </w:r>
+      <w:r>
         <w:t xml:space="preserve"> </w:t>
       </w:r>
       <w:r>
-        <w:t>QUERYOPTION _COND_FIELD                     "_cond"</w:t>
+        <w:t>_SEL</w:t>
+      </w:r>
+      <w:r>
+        <w:t>_FIELD                        "</w:t>
+      </w:r>
+      <w:r>
+        <w:t>sel"</w:t>
       </w:r>
     </w:p>
     <w:p>
-      <w:r>
-        <w:t xml:space="preserve">   #define SPT_</w:t>
+      <w:pPr>
+        <w:ind w:firstLineChars="150" w:firstLine="315"/>
+      </w:pPr>
+      <w:r>
+        <w:t>#define SPT_</w:t>
+      </w:r>
+      <w:r>
+        <w:rPr>
+          <w:rFonts w:hint="eastAsia"/>
+        </w:rPr>
+        <w:t>SNAP</w:t>
+      </w:r>
+      <w:r>
+        <w:t>SHOTOPTION</w:t>
       </w:r>
       <w:r>
         <w:t xml:space="preserve"> </w:t>
       </w:r>
       <w:r>
-        <w:t>QUERYOPTION _SEL_FIELD                        "_sel"</w:t>
+        <w:t>_SO</w:t>
+      </w:r>
+      <w:r>
+        <w:t>RT_FIELD                      "</w:t>
+      </w:r>
+      <w:r>
+        <w:t>sort"</w:t>
       </w:r>
     </w:p>
     <w:p>
@@ -3575,10 +4019,25 @@
         <w:t>#define SPT_</w:t>
       </w:r>
       <w:r>
+        <w:rPr>
+          <w:rFonts w:hint="eastAsia"/>
+        </w:rPr>
+        <w:t>SNAP</w:t>
+      </w:r>
+      <w:r>
+        <w:t>SHOTOPTION</w:t>
+      </w:r>
+      <w:r>
         <w:t xml:space="preserve"> </w:t>
       </w:r>
       <w:r>
-        <w:t>QUERYOPTION _SORT_FIELD                      "_sort"</w:t>
+        <w:t>_HIN</w:t>
+      </w:r>
+      <w:r>
+        <w:t>T_FIELD                       "</w:t>
+      </w:r>
+      <w:r>
+        <w:t>hint"</w:t>
       </w:r>
     </w:p>
     <w:p>
@@ -3589,10 +4048,25 @@
         <w:t>#define SPT_</w:t>
       </w:r>
       <w:r>
+        <w:rPr>
+          <w:rFonts w:hint="eastAsia"/>
+        </w:rPr>
+        <w:t>SNAP</w:t>
+      </w:r>
+      <w:r>
+        <w:t>SHOTOPTION</w:t>
+      </w:r>
+      <w:r>
         <w:t xml:space="preserve"> </w:t>
       </w:r>
       <w:r>
-        <w:t>QUERYOPTION _HINT_FIELD                       "_hint"</w:t>
+        <w:t xml:space="preserve">_SKIP_FIELD                  </w:t>
+      </w:r>
+      <w:r>
+        <w:t xml:space="preserve">     "</w:t>
+      </w:r>
+      <w:r>
+        <w:t>skip"</w:t>
       </w:r>
     </w:p>
     <w:p>
@@ -3603,10 +4077,25 @@
         <w:t>#define SPT_</w:t>
       </w:r>
       <w:r>
+        <w:rPr>
+          <w:rFonts w:hint="eastAsia"/>
+        </w:rPr>
+        <w:t>SNAP</w:t>
+      </w:r>
+      <w:r>
+        <w:t>SHOTOPTION</w:t>
+      </w:r>
+      <w:r>
         <w:t xml:space="preserve"> </w:t>
       </w:r>
       <w:r>
-        <w:t>QUERYOPTION _SKIP_FIELD                       "_skip"</w:t>
+        <w:t>_LIM</w:t>
+      </w:r>
+      <w:r>
+        <w:t>IT_FIELD                      "</w:t>
+      </w:r>
+      <w:r>
+        <w:t>limit"</w:t>
       </w:r>
     </w:p>
     <w:p>
@@ -3617,124 +4106,100 @@
         <w:t>#define SPT_</w:t>
       </w:r>
       <w:r>
+        <w:rPr>
+          <w:rFonts w:hint="eastAsia"/>
+        </w:rPr>
+        <w:t>SNAP</w:t>
+      </w:r>
+      <w:r>
+        <w:t>SHOTOPTION</w:t>
+      </w:r>
+      <w:r>
         <w:t xml:space="preserve"> </w:t>
       </w:r>
       <w:r>
-        <w:t>QUERYOPTION _LIMIT_FIELD                      "_limit"</w:t>
+        <w:t>_OP</w:t>
+      </w:r>
+      <w:r>
+        <w:t>TIONS_FIELD                   "</w:t>
+      </w:r>
+      <w:r>
+        <w:t>options"</w:t>
       </w:r>
     </w:p>
     <w:p>
       <w:pPr>
         <w:ind w:firstLineChars="150" w:firstLine="315"/>
       </w:pPr>
-      <w:r>
-        <w:t>#define SPT_</w:t>
-      </w:r>
-      <w:r>
-        <w:t xml:space="preserve"> </w:t>
-      </w:r>
-      <w:r>
-        <w:t>QUERYOPTION _OPTIONS_FIELD                   "_options"</w:t>
-      </w:r>
     </w:p>
     <w:p>
-      <w:r>
-        <w:t xml:space="preserve">   #define SPT_</w:t>
-      </w:r>
-      <w:r>
-        <w:t xml:space="preserve"> </w:t>
-      </w:r>
-      <w:r>
-        <w:t>QUERYOPTION _SPECIALOBJ_COND_FIELD          "$cond"</w:t>
-      </w:r>
+      <w:pPr>
+        <w:ind w:firstLineChars="150" w:firstLine="315"/>
+        <w:rPr>
+          <w:rFonts w:hint="eastAsia"/>
+        </w:rPr>
+      </w:pPr>
     </w:p>
     <w:p>
-      <w:r>
-        <w:t xml:space="preserve">   #define SPT_</w:t>
+      <w:pPr>
+        <w:ind w:firstLineChars="150" w:firstLine="315"/>
+      </w:pPr>
+      <w:r>
+        <w:t>#define SPT_</w:t>
+      </w:r>
+      <w:r>
+        <w:rPr>
+          <w:rFonts w:hint="eastAsia"/>
+        </w:rPr>
+        <w:t>SNAP</w:t>
+      </w:r>
+      <w:r>
+        <w:t>SHOTOPTION</w:t>
       </w:r>
       <w:r>
         <w:t xml:space="preserve"> </w:t>
       </w:r>
       <w:r>
-        <w:t>QUERYOPTION _SPECIALOBJ_SEL_FIELD             "$sel"</w:t>
+        <w:t>_SPECIALOBJ</w:t>
+      </w:r>
+      <w:r>
+        <w:rPr>
+          <w:rFonts w:hint="eastAsia"/>
+        </w:rPr>
+        <w:t>_</w:t>
+      </w:r>
+      <w:r>
+        <w:t>OptionBase</w:t>
+      </w:r>
+      <w:r>
+        <w:rPr>
+          <w:rFonts w:hint="eastAsia"/>
+        </w:rPr>
+        <w:t>_</w:t>
+      </w:r>
+      <w:r>
+        <w:t>Field</w:t>
+      </w:r>
+      <w:r>
+        <w:t xml:space="preserve"> </w:t>
+      </w:r>
+      <w:r>
+        <w:t xml:space="preserve"> </w:t>
+      </w:r>
+      <w:r>
+        <w:t xml:space="preserve">   </w:t>
+      </w:r>
+      <w:r>
+        <w:t>"$OptionBase"</w:t>
       </w:r>
     </w:p>
     <w:p>
       <w:pPr>
-        <w:ind w:firstLineChars="150" w:firstLine="315"/>
-      </w:pPr>
-      <w:r>
-        <w:t>#define SPT_</w:t>
-      </w:r>
-      <w:r>
-        <w:t xml:space="preserve"> </w:t>
-      </w:r>
-      <w:r>
-        <w:t>QUERYOPTION _SPECIALOBJ_SORT_FIELD           "$sort"</w:t>
-      </w:r>
-    </w:p>
-    <w:p>
-      <w:pPr>
-        <w:ind w:firstLineChars="150" w:firstLine="315"/>
-      </w:pPr>
-      <w:r>
-        <w:t>#define SPT_</w:t>
-      </w:r>
-      <w:r>
-        <w:t xml:space="preserve"> </w:t>
-      </w:r>
-      <w:r>
-        <w:t>QUERYOPTION _SPECIALOBJ_HINT_FIELD           "$hint"</w:t>
-      </w:r>
-    </w:p>
-    <w:p>
-      <w:pPr>
-        <w:ind w:firstLineChars="150" w:firstLine="315"/>
-      </w:pPr>
-      <w:r>
-        <w:t>#define SPT_</w:t>
-      </w:r>
-      <w:r>
-        <w:t xml:space="preserve"> </w:t>
-      </w:r>
-      <w:r>
-        <w:t>QUERYOPTION _SPECIALOBJ_SKIP_FIELD            "$skip"</w:t>
-      </w:r>
-    </w:p>
-    <w:p>
-      <w:pPr>
-        <w:ind w:firstLineChars="150" w:firstLine="315"/>
-      </w:pPr>
-      <w:r>
-        <w:t>#define SPT_</w:t>
-      </w:r>
-      <w:r>
-        <w:t xml:space="preserve"> </w:t>
-      </w:r>
-      <w:r>
-        <w:t>QUERYOPTION _SPECIALOBJ_LIMIT_FIELD           "$limit"</w:t>
-      </w:r>
-    </w:p>
-    <w:p>
-      <w:pPr>
-        <w:ind w:firstLineChars="150" w:firstLine="315"/>
-      </w:pPr>
-      <w:r>
-        <w:t>#define SPT_</w:t>
-      </w:r>
-      <w:r>
-        <w:t xml:space="preserve"> </w:t>
-      </w:r>
-      <w:r>
-        <w:t>QUERYOPTION _SPECIALOBJ_OPTIONS_FIELD        "$options"</w:t>
-      </w:r>
-    </w:p>
-    <w:p>
-      <w:pPr>
-        <w:rPr>
-          <w:rFonts w:hint="eastAsia"/>
-        </w:rPr>
-      </w:pPr>
+        <w:ind w:left="0"/>
+      </w:pPr>
+      <w:r>
+        <w:t xml:space="preserve">       </w:t>
+      </w:r>
     </w:p>
     <w:p>
       <w:pPr>
@@ -3749,11 +4214,6 @@
     </w:p>
     <w:p/>
     <w:p>
-      <w:pPr>
-        <w:rPr>
-          <w:rFonts w:hint="eastAsia"/>
-        </w:rPr>
-      </w:pPr>
       <w:r>
         <w:rPr>
           <w:noProof/>
@@ -3761,7 +4221,7 @@
         <mc:AlternateContent>
           <mc:Choice Requires="wps">
             <w:drawing>
-              <wp:anchor distT="0" distB="0" distL="114300" distR="114300" simplePos="0" relativeHeight="251660288" behindDoc="0" locked="0" layoutInCell="1" allowOverlap="1">
+              <wp:anchor distT="0" distB="0" distL="114300" distR="114300" simplePos="0" relativeHeight="251660288" behindDoc="0" locked="0" layoutInCell="1" allowOverlap="1" wp14:anchorId="4F8DE6E4" wp14:editId="11DF9BD0">
                 <wp:simplePos x="0" y="0"/>
                 <wp:positionH relativeFrom="column">
                   <wp:posOffset>1200150</wp:posOffset>
@@ -3831,7 +4291,7 @@
         <mc:AlternateContent>
           <mc:Choice Requires="wps">
             <w:drawing>
-              <wp:anchor distT="0" distB="0" distL="114300" distR="114300" simplePos="0" relativeHeight="251659264" behindDoc="0" locked="0" layoutInCell="1" allowOverlap="1">
+              <wp:anchor distT="0" distB="0" distL="114300" distR="114300" simplePos="0" relativeHeight="251659264" behindDoc="0" locked="0" layoutInCell="1" allowOverlap="1" wp14:anchorId="4A692C04" wp14:editId="3FCA6ACC">
                 <wp:simplePos x="0" y="0"/>
                 <wp:positionH relativeFrom="column">
                   <wp:posOffset>3209925</wp:posOffset>
@@ -3878,6 +4338,12 @@
                               <w:ind w:left="0"/>
                               <w:jc w:val="center"/>
                             </w:pPr>
+                            <w:r>
+                              <w:rPr>
+                                <w:rFonts w:hint="eastAsia"/>
+                              </w:rPr>
+                              <w:t>修改</w:t>
+                            </w:r>
                             <w:r>
                               <w:rPr>
                                 <w:rFonts w:hint="eastAsia"/>
@@ -3990,7 +4456,7 @@
                               <w:rPr>
                                 <w:rFonts w:hint="eastAsia"/>
                               </w:rPr>
-                              <w:t>不提供</w:t>
+                              <w:t>提供</w:t>
                             </w:r>
                             <w:r>
                               <w:t>BSON</w:t>
@@ -4002,22 +4468,10 @@
                               <w:t>JS</w:t>
                             </w:r>
                             <w:r>
-                              <w:t>对象的函数，因为</w:t>
+                              <w:t>对象的函数</w:t>
                             </w:r>
                             <w:r>
-                              <w:t>QueryOption</w:t>
-                            </w:r>
-                            <w:r>
-                              <w:t>不会</w:t>
-                            </w:r>
-                            <w:r>
-                              <w:rPr>
-                                <w:rFonts w:hint="eastAsia"/>
-                              </w:rPr>
-                              <w:t>作为</w:t>
-                            </w:r>
-                            <w:r>
-                              <w:t>返回值</w:t>
+                              <w:t xml:space="preserve"> </w:t>
                             </w:r>
                           </w:p>
                           <w:p>
@@ -4028,16 +4482,7 @@
                                 <w:numId w:val="10"/>
                               </w:numPr>
                               <w:ind w:firstLineChars="0"/>
-                              <w:rPr>
-                                <w:rFonts w:hint="eastAsia"/>
-                              </w:rPr>
                             </w:pPr>
-                            <w:r>
-                              <w:rPr>
-                                <w:rFonts w:hint="eastAsia"/>
-                              </w:rPr>
-                              <w:t>不</w:t>
-                            </w:r>
                             <w:r>
                               <w:rPr>
                                 <w:rFonts w:hint="eastAsia"/>
@@ -4046,30 +4491,6 @@
                             </w:r>
                             <w:r>
                               <w:t>fmpToBSON</w:t>
-                            </w:r>
-                            <w:r>
-                              <w:rPr>
-                                <w:rFonts w:hint="eastAsia"/>
-                              </w:rPr>
-                              <w:t>，</w:t>
-                            </w:r>
-                            <w:r>
-                              <w:t>因为</w:t>
-                            </w:r>
-                            <w:r>
-                              <w:t>QueryOption</w:t>
-                            </w:r>
-                            <w:r>
-                              <w:t>不会</w:t>
-                            </w:r>
-                            <w:r>
-                              <w:rPr>
-                                <w:rFonts w:hint="eastAsia"/>
-                              </w:rPr>
-                              <w:t>作为</w:t>
-                            </w:r>
-                            <w:r>
-                              <w:t>返回值</w:t>
                             </w:r>
                           </w:p>
                           <w:p>
@@ -4080,9 +4501,103 @@
                                 <w:numId w:val="10"/>
                               </w:numPr>
                               <w:ind w:firstLineChars="0"/>
+                            </w:pPr>
+                            <w:r>
                               <w:rPr>
                                 <w:rFonts w:hint="eastAsia"/>
                               </w:rPr>
+                              <w:t>在</w:t>
+                            </w:r>
+                            <w:r>
+                              <w:rPr>
+                                <w:rFonts w:hint="eastAsia"/>
+                              </w:rPr>
+                              <w:t xml:space="preserve"> </w:t>
+                            </w:r>
+                            <w:r>
+                              <w:t xml:space="preserve">JS </w:t>
+                            </w:r>
+                            <w:r>
+                              <w:rPr>
+                                <w:rFonts w:hint="eastAsia"/>
+                              </w:rPr>
+                              <w:t>中</w:t>
+                            </w:r>
+                            <w:r>
+                              <w:t>将用户</w:t>
+                            </w:r>
+                            <w:r>
+                              <w:rPr>
+                                <w:rFonts w:hint="eastAsia"/>
+                              </w:rPr>
+                              <w:t>输入的</w:t>
+                            </w:r>
+                            <w:r>
+                              <w:rPr>
+                                <w:rFonts w:hint="eastAsia"/>
+                              </w:rPr>
+                              <w:t>o</w:t>
+                            </w:r>
+                            <w:r>
+                              <w:t>ptions</w:t>
+                            </w:r>
+                            <w:r>
+                              <w:rPr>
+                                <w:rFonts w:hint="eastAsia"/>
+                              </w:rPr>
+                              <w:t>作为</w:t>
+                            </w:r>
+                            <w:r>
+                              <w:rPr>
+                                <w:rFonts w:hint="eastAsia"/>
+                              </w:rPr>
+                              <w:t xml:space="preserve"> </w:t>
+                            </w:r>
+                            <w:r>
+                              <w:t>”</w:t>
+                            </w:r>
+                            <w:r>
+                              <w:t>$Options</w:t>
+                            </w:r>
+                            <w:r>
+                              <w:t>”</w:t>
+                            </w:r>
+                            <w:r>
+                              <w:t xml:space="preserve"> </w:t>
+                            </w:r>
+                            <w:r>
+                              <w:rPr>
+                                <w:rFonts w:hint="eastAsia"/>
+                              </w:rPr>
+                              <w:t>字段</w:t>
+                            </w:r>
+                            <w:r>
+                              <w:t>合并在</w:t>
+                            </w:r>
+                            <w:r>
+                              <w:rPr>
+                                <w:rFonts w:hint="eastAsia"/>
+                              </w:rPr>
+                              <w:t xml:space="preserve"> </w:t>
+                            </w:r>
+                            <w:r>
+                              <w:t xml:space="preserve">hint </w:t>
+                            </w:r>
+                            <w:r>
+                              <w:rPr>
+                                <w:rFonts w:hint="eastAsia"/>
+                              </w:rPr>
+                              <w:t>中</w:t>
+                            </w:r>
+                          </w:p>
+                          <w:p>
+                            <w:pPr>
+                              <w:pStyle w:val="aa"/>
+                              <w:numPr>
+                                <w:ilvl w:val="0"/>
+                                <w:numId w:val="10"/>
+                              </w:numPr>
+                              <w:ind w:firstLineChars="0"/>
                             </w:pPr>
                             <w:r>
                               <w:rPr>
@@ -4129,39 +4644,6 @@
                             <w:r>
                               <w:t>消息项目</w:t>
                             </w:r>
-                            <w:r>
-                              <w:rPr>
-                                <w:rFonts w:hint="eastAsia"/>
-                              </w:rPr>
-                              <w:t>，</w:t>
-                            </w:r>
-                            <w:r>
-                              <w:t>将</w:t>
-                            </w:r>
-                            <w:r>
-                              <w:rPr>
-                                <w:rFonts w:hint="eastAsia"/>
-                              </w:rPr>
-                              <w:t>snapshot o</w:t>
-                            </w:r>
-                            <w:r>
-                              <w:t xml:space="preserve">ptions </w:t>
-                            </w:r>
-                            <w:r>
-                              <w:rPr>
-                                <w:rFonts w:hint="eastAsia"/>
-                              </w:rPr>
-                              <w:t>放在</w:t>
-                            </w:r>
-                            <w:r>
-                              <w:rPr>
-                                <w:rFonts w:hint="eastAsia"/>
-                              </w:rPr>
-                              <w:t xml:space="preserve"> </w:t>
-                            </w:r>
-                            <w:r>
-                              <w:t>hint</w:t>
-                            </w:r>
                           </w:p>
                         </w:txbxContent>
                       </wps:txbx>
@@ -4185,7 +4667,7 @@
           </mc:Choice>
           <mc:Fallback>
             <w:pict>
-              <v:roundrect id="圆角矩形 6" o:spid="_x0000_s1026" style="position:absolute;left:0;text-align:left;margin-left:252.75pt;margin-top:15.2pt;width:216.75pt;height:272.25pt;z-index:251659264;visibility:visible;mso-wrap-style:square;mso-width-percent:0;mso-height-percent:0;mso-wrap-distance-left:9pt;mso-wrap-distance-top:0;mso-wrap-distance-right:9pt;mso-wrap-distance-bottom:0;mso-position-horizontal:absolute;mso-position-horizontal-relative:text;mso-position-vertical:absolute;mso-position-vertical-relative:text;mso-width-percent:0;mso-height-percent:0;mso-width-relative:margin;mso-height-relative:margin;v-text-anchor:middle" arcsize="10923f" o:gfxdata="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" fillcolor="white [3201]" strokecolor="#f79646 [3209]" strokeweight="2pt">
+              <v:roundrect w14:anchorId="4A692C04" id="圆角矩形 6" o:spid="_x0000_s1026" style="position:absolute;left:0;text-align:left;margin-left:252.75pt;margin-top:15.2pt;width:216.75pt;height:272.25pt;z-index:251659264;visibility:visible;mso-wrap-style:square;mso-width-percent:0;mso-height-percent:0;mso-wrap-distance-left:9pt;mso-wrap-distance-top:0;mso-wrap-distance-right:9pt;mso-wrap-distance-bottom:0;mso-position-horizontal:absolute;mso-position-horizontal-relative:text;mso-position-vertical:absolute;mso-position-vertical-relative:text;mso-width-percent:0;mso-height-percent:0;mso-width-relative:margin;mso-height-relative:margin;v-text-anchor:middle" arcsize="10923f" o:gfxdata="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" fillcolor="white [3201]" strokecolor="#f79646 [3209]" strokeweight="2pt">
                 <v:textbox>
                   <w:txbxContent>
                     <w:p>
@@ -4193,6 +4675,12 @@
                         <w:ind w:left="0"/>
                         <w:jc w:val="center"/>
                       </w:pPr>
+                      <w:r>
+                        <w:rPr>
+                          <w:rFonts w:hint="eastAsia"/>
+                        </w:rPr>
+                        <w:t>修改</w:t>
+                      </w:r>
                       <w:r>
                         <w:rPr>
                           <w:rFonts w:hint="eastAsia"/>
@@ -4305,7 +4793,7 @@
                         <w:rPr>
                           <w:rFonts w:hint="eastAsia"/>
                         </w:rPr>
-                        <w:t>不提供</w:t>
+                        <w:t>提供</w:t>
                       </w:r>
                       <w:r>
                         <w:t>BSON</w:t>
@@ -4317,22 +4805,10 @@
                         <w:t>JS</w:t>
                       </w:r>
                       <w:r>
-                        <w:t>对象的函数，因为</w:t>
+                        <w:t>对象的函数</w:t>
                       </w:r>
                       <w:r>
-                        <w:t>QueryOption</w:t>
-                      </w:r>
-                      <w:r>
-                        <w:t>不会</w:t>
-                      </w:r>
-                      <w:r>
-                        <w:rPr>
-                          <w:rFonts w:hint="eastAsia"/>
-                        </w:rPr>
-                        <w:t>作为</w:t>
-                      </w:r>
-                      <w:r>
-                        <w:t>返回值</w:t>
+                        <w:t xml:space="preserve"> </w:t>
                       </w:r>
                     </w:p>
                     <w:p>
@@ -4343,16 +4819,7 @@
                           <w:numId w:val="10"/>
                         </w:numPr>
                         <w:ind w:firstLineChars="0"/>
-                        <w:rPr>
-                          <w:rFonts w:hint="eastAsia"/>
-                        </w:rPr>
                       </w:pPr>
-                      <w:r>
-                        <w:rPr>
-                          <w:rFonts w:hint="eastAsia"/>
-                        </w:rPr>
-                        <w:t>不</w:t>
-                      </w:r>
                       <w:r>
                         <w:rPr>
                           <w:rFonts w:hint="eastAsia"/>
@@ -4361,30 +4828,6 @@
                       </w:r>
                       <w:r>
                         <w:t>fmpToBSON</w:t>
-                      </w:r>
-                      <w:r>
-                        <w:rPr>
-                          <w:rFonts w:hint="eastAsia"/>
-                        </w:rPr>
-                        <w:t>，</w:t>
-                      </w:r>
-                      <w:r>
-                        <w:t>因为</w:t>
-                      </w:r>
-                      <w:r>
-                        <w:t>QueryOption</w:t>
-                      </w:r>
-                      <w:r>
-                        <w:t>不会</w:t>
-                      </w:r>
-                      <w:r>
-                        <w:rPr>
-                          <w:rFonts w:hint="eastAsia"/>
-                        </w:rPr>
-                        <w:t>作为</w:t>
-                      </w:r>
-                      <w:r>
-                        <w:t>返回值</w:t>
                       </w:r>
                     </w:p>
                     <w:p>
@@ -4395,9 +4838,103 @@
                           <w:numId w:val="10"/>
                         </w:numPr>
                         <w:ind w:firstLineChars="0"/>
+                      </w:pPr>
+                      <w:r>
                         <w:rPr>
                           <w:rFonts w:hint="eastAsia"/>
                         </w:rPr>
+                        <w:t>在</w:t>
+                      </w:r>
+                      <w:r>
+                        <w:rPr>
+                          <w:rFonts w:hint="eastAsia"/>
+                        </w:rPr>
+                        <w:t xml:space="preserve"> </w:t>
+                      </w:r>
+                      <w:r>
+                        <w:t xml:space="preserve">JS </w:t>
+                      </w:r>
+                      <w:r>
+                        <w:rPr>
+                          <w:rFonts w:hint="eastAsia"/>
+                        </w:rPr>
+                        <w:t>中</w:t>
+                      </w:r>
+                      <w:r>
+                        <w:t>将用户</w:t>
+                      </w:r>
+                      <w:r>
+                        <w:rPr>
+                          <w:rFonts w:hint="eastAsia"/>
+                        </w:rPr>
+                        <w:t>输入的</w:t>
+                      </w:r>
+                      <w:r>
+                        <w:rPr>
+                          <w:rFonts w:hint="eastAsia"/>
+                        </w:rPr>
+                        <w:t>o</w:t>
+                      </w:r>
+                      <w:r>
+                        <w:t>ptions</w:t>
+                      </w:r>
+                      <w:r>
+                        <w:rPr>
+                          <w:rFonts w:hint="eastAsia"/>
+                        </w:rPr>
+                        <w:t>作为</w:t>
+                      </w:r>
+                      <w:r>
+                        <w:rPr>
+                          <w:rFonts w:hint="eastAsia"/>
+                        </w:rPr>
+                        <w:t xml:space="preserve"> </w:t>
+                      </w:r>
+                      <w:r>
+                        <w:t>”</w:t>
+                      </w:r>
+                      <w:r>
+                        <w:t>$Options</w:t>
+                      </w:r>
+                      <w:r>
+                        <w:t>”</w:t>
+                      </w:r>
+                      <w:r>
+                        <w:t xml:space="preserve"> </w:t>
+                      </w:r>
+                      <w:r>
+                        <w:rPr>
+                          <w:rFonts w:hint="eastAsia"/>
+                        </w:rPr>
+                        <w:t>字段</w:t>
+                      </w:r>
+                      <w:r>
+                        <w:t>合并在</w:t>
+                      </w:r>
+                      <w:r>
+                        <w:rPr>
+                          <w:rFonts w:hint="eastAsia"/>
+                        </w:rPr>
+                        <w:t xml:space="preserve"> </w:t>
+                      </w:r>
+                      <w:r>
+                        <w:t xml:space="preserve">hint </w:t>
+                      </w:r>
+                      <w:r>
+                        <w:rPr>
+                          <w:rFonts w:hint="eastAsia"/>
+                        </w:rPr>
+                        <w:t>中</w:t>
+                      </w:r>
+                    </w:p>
+                    <w:p>
+                      <w:pPr>
+                        <w:pStyle w:val="aa"/>
+                        <w:numPr>
+                          <w:ilvl w:val="0"/>
+                          <w:numId w:val="10"/>
+                        </w:numPr>
+                        <w:ind w:firstLineChars="0"/>
                       </w:pPr>
                       <w:r>
                         <w:rPr>
@@ -4444,39 +4981,6 @@
                       <w:r>
                         <w:t>消息项目</w:t>
                       </w:r>
-                      <w:r>
-                        <w:rPr>
-                          <w:rFonts w:hint="eastAsia"/>
-                        </w:rPr>
-                        <w:t>，</w:t>
-                      </w:r>
-                      <w:r>
-                        <w:t>将</w:t>
-                      </w:r>
-                      <w:r>
-                        <w:rPr>
-                          <w:rFonts w:hint="eastAsia"/>
-                        </w:rPr>
-                        <w:t>snapshot o</w:t>
-                      </w:r>
-                      <w:r>
-                        <w:t xml:space="preserve">ptions </w:t>
-                      </w:r>
-                      <w:r>
-                        <w:rPr>
-                          <w:rFonts w:hint="eastAsia"/>
-                        </w:rPr>
-                        <w:t>放在</w:t>
-                      </w:r>
-                      <w:r>
-                        <w:rPr>
-                          <w:rFonts w:hint="eastAsia"/>
-                        </w:rPr>
-                        <w:t xml:space="preserve"> </w:t>
-                      </w:r>
-                      <w:r>
-                        <w:t>hint</w:t>
-                      </w:r>
                     </w:p>
                   </w:txbxContent>
                 </v:textbox>
@@ -4492,7 +4996,7 @@
         <mc:AlternateContent>
           <mc:Choice Requires="wps">
             <w:drawing>
-              <wp:inline distT="0" distB="0" distL="0" distR="0">
+              <wp:inline distT="0" distB="0" distL="0" distR="0" wp14:anchorId="536FE9AD" wp14:editId="07647C53">
                 <wp:extent cx="1965960" cy="590550"/>
                 <wp:effectExtent l="0" t="0" r="15240" b="19050"/>
                 <wp:docPr id="3" name="AutoShape 3"/>
@@ -4540,9 +5044,6 @@
                             <w:pPr>
                               <w:ind w:left="0"/>
                               <w:jc w:val="center"/>
-                              <w:rPr>
-                                <w:rFonts w:hint="eastAsia"/>
-                              </w:rPr>
                             </w:pPr>
                             <w:r>
                               <w:rPr>
@@ -4557,7 +5058,15 @@
                               <w:rPr>
                                 <w:rFonts w:hint="eastAsia"/>
                               </w:rPr>
-                              <w:t>sn</w:t>
+                              <w:t>S</w:t>
+                            </w:r>
+                            <w:bookmarkStart w:id="0" w:name="_GoBack"/>
+                            <w:bookmarkEnd w:id="0"/>
+                            <w:r>
+                              <w:rPr>
+                                <w:rFonts w:hint="eastAsia"/>
+                              </w:rPr>
+                              <w:t>n</w:t>
                             </w:r>
                             <w:r>
                               <w:t xml:space="preserve">apshot </w:t>
@@ -4582,16 +5091,13 @@
           </mc:Choice>
           <mc:Fallback>
             <w:pict>
-              <v:roundrect id="AutoShape 3" o:spid="_x0000_s1027" style="width:154.8pt;height:46.5pt;visibility:visible;mso-wrap-style:square;mso-left-percent:-10001;mso-top-percent:-10001;mso-position-horizontal:absolute;mso-position-horizontal-relative:char;mso-position-vertical:absolute;mso-position-vertical-relative:line;mso-left-percent:-10001;mso-top-percent:-10001;v-text-anchor:top" arcsize="10923f" o:gfxdata="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" fillcolor="white [3201]" strokecolor="#f79646 [3209]" strokeweight="2pt">
+              <v:roundrect w14:anchorId="536FE9AD" id="AutoShape 3" o:spid="_x0000_s1027" style="width:154.8pt;height:46.5pt;visibility:visible;mso-wrap-style:square;mso-left-percent:-10001;mso-top-percent:-10001;mso-position-horizontal:absolute;mso-position-horizontal-relative:char;mso-position-vertical:absolute;mso-position-vertical-relative:line;mso-left-percent:-10001;mso-top-percent:-10001;v-text-anchor:top" arcsize="10923f" o:gfxdata="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" fillcolor="white [3201]" strokecolor="#f79646 [3209]" strokeweight="2pt">
                 <v:textbox>
                   <w:txbxContent>
                     <w:p>
                       <w:pPr>
                         <w:ind w:left="0"/>
                         <w:jc w:val="center"/>
-                        <w:rPr>
-                          <w:rFonts w:hint="eastAsia"/>
-                        </w:rPr>
                       </w:pPr>
                       <w:r>
                         <w:rPr>
@@ -4606,7 +5112,15 @@
                         <w:rPr>
                           <w:rFonts w:hint="eastAsia"/>
                         </w:rPr>
-                        <w:t>sn</w:t>
+                        <w:t>S</w:t>
+                      </w:r>
+                      <w:bookmarkStart w:id="1" w:name="_GoBack"/>
+                      <w:bookmarkEnd w:id="1"/>
+                      <w:r>
+                        <w:rPr>
+                          <w:rFonts w:hint="eastAsia"/>
+                        </w:rPr>
+                        <w:t>n</w:t>
                       </w:r>
                       <w:r>
                         <w:t xml:space="preserve">apshot </w:t>
@@ -4636,7 +5150,7 @@
         <mc:AlternateContent>
           <mc:Choice Requires="wps">
             <w:drawing>
-              <wp:anchor distT="0" distB="0" distL="114300" distR="114300" simplePos="0" relativeHeight="251663360" behindDoc="0" locked="0" layoutInCell="1" allowOverlap="1">
+              <wp:anchor distT="0" distB="0" distL="114300" distR="114300" simplePos="0" relativeHeight="251663360" behindDoc="0" locked="0" layoutInCell="1" allowOverlap="1" wp14:anchorId="350233E6" wp14:editId="308DDDCA">
                 <wp:simplePos x="0" y="0"/>
                 <wp:positionH relativeFrom="column">
                   <wp:posOffset>1228725</wp:posOffset>
@@ -4702,7 +5216,7 @@
         <mc:AlternateContent>
           <mc:Choice Requires="wps">
             <w:drawing>
-              <wp:inline distT="0" distB="0" distL="0" distR="0" wp14:anchorId="1D104EC3" wp14:editId="15AA5B7F">
+              <wp:inline distT="0" distB="0" distL="0" distR="0" wp14:anchorId="4D82630D" wp14:editId="1E1ECD4E">
                 <wp:extent cx="2171700" cy="628650"/>
                 <wp:effectExtent l="0" t="0" r="19050" b="19050"/>
                 <wp:docPr id="4" name="圆角矩形 4"/>
@@ -4740,9 +5254,6 @@
                             <w:pPr>
                               <w:ind w:left="0"/>
                               <w:jc w:val="center"/>
-                              <w:rPr>
-                                <w:rFonts w:hint="eastAsia"/>
-                              </w:rPr>
                             </w:pPr>
                             <w:r>
                               <w:rPr>
@@ -4833,7 +5344,7 @@
         <mc:AlternateContent>
           <mc:Choice Requires="wps">
             <w:drawing>
-              <wp:anchor distT="0" distB="0" distL="114300" distR="114300" simplePos="0" relativeHeight="251662336" behindDoc="0" locked="0" layoutInCell="1" allowOverlap="1">
+              <wp:anchor distT="0" distB="0" distL="114300" distR="114300" simplePos="0" relativeHeight="251662336" behindDoc="0" locked="0" layoutInCell="1" allowOverlap="1" wp14:anchorId="1EB6EC2D" wp14:editId="6A8F2EB8">
                 <wp:simplePos x="0" y="0"/>
                 <wp:positionH relativeFrom="column">
                   <wp:posOffset>1257300</wp:posOffset>
@@ -4899,7 +5410,7 @@
         <mc:AlternateContent>
           <mc:Choice Requires="wps">
             <w:drawing>
-              <wp:inline distT="0" distB="0" distL="0" distR="0" wp14:anchorId="03EFFAF2" wp14:editId="287AB9E2">
+              <wp:inline distT="0" distB="0" distL="0" distR="0" wp14:anchorId="120047C7" wp14:editId="2FCE453B">
                 <wp:extent cx="2190750" cy="590550"/>
                 <wp:effectExtent l="0" t="0" r="19050" b="19050"/>
                 <wp:docPr id="5" name="圆角矩形 5"/>
@@ -4937,9 +5448,6 @@
                             <w:pPr>
                               <w:ind w:left="0"/>
                               <w:jc w:val="center"/>
-                              <w:rPr>
-                                <w:rFonts w:hint="eastAsia"/>
-                              </w:rPr>
                             </w:pPr>
                             <w:r>
                               <w:rPr>
@@ -4969,7 +5477,10 @@
                               <w:t>是否是</w:t>
                             </w:r>
                             <w:r>
-                              <w:t>QueryOption</w:t>
+                              <w:t>Snapshot</w:t>
+                            </w:r>
+                            <w:r>
+                              <w:t>Option</w:t>
                             </w:r>
                           </w:p>
                         </w:txbxContent>
@@ -4988,16 +5499,13 @@
           </mc:Choice>
           <mc:Fallback>
             <w:pict>
-              <v:roundrect w14:anchorId="03EFFAF2" id="圆角矩形 5" o:spid="_x0000_s1029" style="width:172.5pt;height:46.5pt;visibility:visible;mso-wrap-style:square;mso-left-percent:-10001;mso-top-percent:-10001;mso-position-horizontal:absolute;mso-position-horizontal-relative:char;mso-position-vertical:absolute;mso-position-vertical-relative:line;mso-left-percent:-10001;mso-top-percent:-10001;v-text-anchor:middle" arcsize="10923f" o:gfxdata="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" fillcolor="white [3201]" strokecolor="#f79646 [3209]" strokeweight="2pt">
+              <v:roundrect w14:anchorId="120047C7" id="圆角矩形 5" o:spid="_x0000_s1029" style="width:172.5pt;height:46.5pt;visibility:visible;mso-wrap-style:square;mso-left-percent:-10001;mso-top-percent:-10001;mso-position-horizontal:absolute;mso-position-horizontal-relative:char;mso-position-vertical:absolute;mso-position-vertical-relative:line;mso-left-percent:-10001;mso-top-percent:-10001;v-text-anchor:middle" arcsize="10923f" o:gfxdata="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" fillcolor="white [3201]" strokecolor="#f79646 [3209]" strokeweight="2pt">
                 <v:textbox>
                   <w:txbxContent>
                     <w:p>
                       <w:pPr>
                         <w:ind w:left="0"/>
                         <w:jc w:val="center"/>
-                        <w:rPr>
-                          <w:rFonts w:hint="eastAsia"/>
-                        </w:rPr>
                       </w:pPr>
                       <w:r>
                         <w:rPr>
@@ -5027,7 +5535,10 @@
                         <w:t>是否是</w:t>
                       </w:r>
                       <w:r>
-                        <w:t>QueryOption</w:t>
+                        <w:t>Snapshot</w:t>
+                      </w:r>
+                      <w:r>
+                        <w:t>Option</w:t>
                       </w:r>
                     </w:p>
                   </w:txbxContent>
@@ -5048,7 +5559,77 @@
         <mc:AlternateContent>
           <mc:Choice Requires="wps">
             <w:drawing>
-              <wp:inline distT="0" distB="0" distL="0" distR="0">
+              <wp:anchor distT="0" distB="0" distL="114300" distR="114300" simplePos="0" relativeHeight="251664384" behindDoc="0" locked="0" layoutInCell="1" allowOverlap="1" wp14:anchorId="1742BB28" wp14:editId="7612B562">
+                <wp:simplePos x="0" y="0"/>
+                <wp:positionH relativeFrom="column">
+                  <wp:posOffset>1257300</wp:posOffset>
+                </wp:positionH>
+                <wp:positionV relativeFrom="paragraph">
+                  <wp:posOffset>738505</wp:posOffset>
+                </wp:positionV>
+                <wp:extent cx="0" cy="266700"/>
+                <wp:effectExtent l="76200" t="0" r="57150" b="57150"/>
+                <wp:wrapNone/>
+                <wp:docPr id="9" name="直接箭头连接符 9"/>
+                <wp:cNvGraphicFramePr/>
+                <a:graphic xmlns:a="http://schemas.openxmlformats.org/drawingml/2006/main">
+                  <a:graphicData uri="http://schemas.microsoft.com/office/word/2010/wordprocessingShape">
+                    <wps:wsp>
+                      <wps:cNvCnPr/>
+                      <wps:spPr>
+                        <a:xfrm>
+                          <a:off x="0" y="0"/>
+                          <a:ext cx="0" cy="266700"/>
+                        </a:xfrm>
+                        <a:prstGeom prst="straightConnector1">
+                          <a:avLst/>
+                        </a:prstGeom>
+                        <a:ln>
+                          <a:tailEnd type="triangle"/>
+                        </a:ln>
+                      </wps:spPr>
+                      <wps:style>
+                        <a:lnRef idx="1">
+                          <a:schemeClr val="accent1"/>
+                        </a:lnRef>
+                        <a:fillRef idx="0">
+                          <a:schemeClr val="accent1"/>
+                        </a:fillRef>
+                        <a:effectRef idx="0">
+                          <a:schemeClr val="accent1"/>
+                        </a:effectRef>
+                        <a:fontRef idx="minor">
+                          <a:schemeClr val="tx1"/>
+                        </a:fontRef>
+                      </wps:style>
+                      <wps:bodyPr/>
+                    </wps:wsp>
+                  </a:graphicData>
+                </a:graphic>
+              </wp:anchor>
+            </w:drawing>
+          </mc:Choice>
+          <mc:Fallback>
+            <w:pict>
+              <v:shapetype w14:anchorId="09948C1C" id="_x0000_t32" coordsize="21600,21600" o:spt="32" o:oned="t" path="m,l21600,21600e" filled="f">
+                <v:path arrowok="t" fillok="f" o:connecttype="none"/>
+                <o:lock v:ext="edit" shapetype="t"/>
+              </v:shapetype>
+              <v:shape id="直接箭头连接符 9" o:spid="_x0000_s1026" type="#_x0000_t32" style="position:absolute;left:0;text-align:left;margin-left:99pt;margin-top:58.15pt;width:0;height:21pt;z-index:251664384;visibility:visible;mso-wrap-style:square;mso-wrap-distance-left:9pt;mso-wrap-distance-top:0;mso-wrap-distance-right:9pt;mso-wrap-distance-bottom:0;mso-position-horizontal:absolute;mso-position-horizontal-relative:text;mso-position-vertical:absolute;mso-position-vertical-relative:text" o:gfxdata="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" strokecolor="#4579b8 [3044]">
+                <v:stroke endarrow="block"/>
+              </v:shape>
+            </w:pict>
+          </mc:Fallback>
+        </mc:AlternateContent>
+      </w:r>
+      <w:r>
+        <w:rPr>
+          <w:noProof/>
+        </w:rPr>
+        <mc:AlternateContent>
+          <mc:Choice Requires="wps">
+            <w:drawing>
+              <wp:inline distT="0" distB="0" distL="0" distR="0" wp14:anchorId="46C57839" wp14:editId="20A1F3DB">
                 <wp:extent cx="2181225" cy="628650"/>
                 <wp:effectExtent l="0" t="0" r="28575" b="19050"/>
                 <wp:docPr id="7" name="圆角矩形 7"/>
@@ -5086,9 +5667,6 @@
                             <w:pPr>
                               <w:ind w:left="0"/>
                               <w:jc w:val="center"/>
-                              <w:rPr>
-                                <w:rFonts w:hint="eastAsia"/>
-                              </w:rPr>
                             </w:pPr>
                             <w:r>
                               <w:rPr>
@@ -5195,17 +5773,158 @@
       </w:r>
     </w:p>
     <w:p/>
+    <w:p>
+      <w:r>
+        <w:rPr>
+          <w:noProof/>
+        </w:rPr>
+        <mc:AlternateContent>
+          <mc:Choice Requires="wps">
+            <w:drawing>
+              <wp:inline distT="0" distB="0" distL="0" distR="0" wp14:anchorId="0014E78A" wp14:editId="3D03377B">
+                <wp:extent cx="2181225" cy="914400"/>
+                <wp:effectExtent l="0" t="0" r="28575" b="19050"/>
+                <wp:docPr id="1" name="圆角矩形 1"/>
+                <wp:cNvGraphicFramePr/>
+                <a:graphic xmlns:a="http://schemas.openxmlformats.org/drawingml/2006/main">
+                  <a:graphicData uri="http://schemas.microsoft.com/office/word/2010/wordprocessingShape">
+                    <wps:wsp>
+                      <wps:cNvSpPr/>
+                      <wps:spPr>
+                        <a:xfrm>
+                          <a:off x="0" y="0"/>
+                          <a:ext cx="2181225" cy="914400"/>
+                        </a:xfrm>
+                        <a:prstGeom prst="roundRect">
+                          <a:avLst/>
+                        </a:prstGeom>
+                      </wps:spPr>
+                      <wps:style>
+                        <a:lnRef idx="2">
+                          <a:schemeClr val="accent6"/>
+                        </a:lnRef>
+                        <a:fillRef idx="1">
+                          <a:schemeClr val="lt1"/>
+                        </a:fillRef>
+                        <a:effectRef idx="0">
+                          <a:schemeClr val="accent6"/>
+                        </a:effectRef>
+                        <a:fontRef idx="minor">
+                          <a:schemeClr val="dk1"/>
+                        </a:fontRef>
+                      </wps:style>
+                      <wps:txbx>
+                        <w:txbxContent>
+                          <w:p>
+                            <w:pPr>
+                              <w:ind w:left="0"/>
+                              <w:jc w:val="center"/>
+                              <w:rPr>
+                                <w:rFonts w:hint="eastAsia"/>
+                              </w:rPr>
+                            </w:pPr>
+                            <w:r>
+                              <w:t>monConfigsFetch</w:t>
+                            </w:r>
+                            <w:r>
+                              <w:rPr>
+                                <w:rFonts w:hint="eastAsia"/>
+                              </w:rPr>
+                              <w:t>处</w:t>
+                            </w:r>
+                            <w:r>
+                              <w:t>解析</w:t>
+                            </w:r>
+                            <w:r>
+                              <w:rPr>
+                                <w:rFonts w:hint="eastAsia"/>
+                              </w:rPr>
+                              <w:t>o</w:t>
+                            </w:r>
+                            <w:r>
+                              <w:t>ptions</w:t>
+                            </w:r>
+                            <w:r>
+                              <w:rPr>
+                                <w:rFonts w:hint="eastAsia"/>
+                              </w:rPr>
+                              <w:t>，</w:t>
+                            </w:r>
+                            <w:r>
+                              <w:t>根据不同的选项调用配置模块获取配置信息</w:t>
+                            </w:r>
+                          </w:p>
+                        </w:txbxContent>
+                      </wps:txbx>
+                      <wps:bodyPr rot="0" spcFirstLastPara="0" vertOverflow="overflow" horzOverflow="overflow" vert="horz" wrap="square" lIns="91440" tIns="45720" rIns="91440" bIns="45720" numCol="1" spcCol="0" rtlCol="0" fromWordArt="0" anchor="ctr" anchorCtr="0" forceAA="0" compatLnSpc="1">
+                        <a:prstTxWarp prst="textNoShape">
+                          <a:avLst/>
+                        </a:prstTxWarp>
+                        <a:noAutofit/>
+                      </wps:bodyPr>
+                    </wps:wsp>
+                  </a:graphicData>
+                </a:graphic>
+              </wp:inline>
+            </w:drawing>
+          </mc:Choice>
+          <mc:Fallback>
+            <w:pict>
+              <v:roundrect w14:anchorId="0014E78A" id="圆角矩形 1" o:spid="_x0000_s1031" style="width:171.75pt;height:1in;visibility:visible;mso-wrap-style:square;mso-left-percent:-10001;mso-top-percent:-10001;mso-position-horizontal:absolute;mso-position-horizontal-relative:char;mso-position-vertical:absolute;mso-position-vertical-relative:line;mso-left-percent:-10001;mso-top-percent:-10001;v-text-anchor:middle" arcsize="10923f" o:gfxdata="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" fillcolor="white [3201]" strokecolor="#f79646 [3209]" strokeweight="2pt">
+                <v:textbox>
+                  <w:txbxContent>
+                    <w:p>
+                      <w:pPr>
+                        <w:ind w:left="0"/>
+                        <w:jc w:val="center"/>
+                        <w:rPr>
+                          <w:rFonts w:hint="eastAsia"/>
+                        </w:rPr>
+                      </w:pPr>
+                      <w:r>
+                        <w:t>monConfigsFetch</w:t>
+                      </w:r>
+                      <w:r>
+                        <w:rPr>
+                          <w:rFonts w:hint="eastAsia"/>
+                        </w:rPr>
+                        <w:t>处</w:t>
+                      </w:r>
+                      <w:r>
+                        <w:t>解析</w:t>
+                      </w:r>
+                      <w:r>
+                        <w:rPr>
+                          <w:rFonts w:hint="eastAsia"/>
+                        </w:rPr>
+                        <w:t>o</w:t>
+                      </w:r>
+                      <w:r>
+                        <w:t>ptions</w:t>
+                      </w:r>
+                      <w:r>
+                        <w:rPr>
+                          <w:rFonts w:hint="eastAsia"/>
+                        </w:rPr>
+                        <w:t>，</w:t>
+                      </w:r>
+                      <w:r>
+                        <w:t>根据不同的选项调用配置模块获取配置信息</w:t>
+                      </w:r>
+                    </w:p>
+                  </w:txbxContent>
+                </v:textbox>
+                <w10:anchorlock/>
+              </v:roundrect>
+            </w:pict>
+          </mc:Fallback>
+        </mc:AlternateContent>
+      </w:r>
+    </w:p>
     <w:p/>
     <w:p/>
     <w:p/>
     <w:p/>
-    <w:p>
-      <w:pPr>
-        <w:rPr>
-          <w:rFonts w:hint="eastAsia"/>
-        </w:rPr>
-      </w:pPr>
-    </w:p>
     <w:p>
       <w:pPr>
         <w:pStyle w:val="2"/>

--- a/internal_doc/03.开发设计/spt/Snapshot增加参数.docx
+++ b/internal_doc/03.开发设计/spt/Snapshot增加参数.docx
@@ -42,8 +42,8 @@
         <w:tblLook w:val="04A0" w:firstRow="1" w:lastRow="0" w:firstColumn="1" w:lastColumn="0" w:noHBand="0" w:noVBand="1"/>
       </w:tblPr>
       <w:tblGrid>
-        <w:gridCol w:w="2662"/>
-        <w:gridCol w:w="5277"/>
+        <w:gridCol w:w="2728"/>
+        <w:gridCol w:w="5437"/>
       </w:tblGrid>
       <w:tr>
         <w:tc>
@@ -117,6 +117,30 @@
             <w:pPr>
               <w:ind w:left="0"/>
             </w:pPr>
+            <w:r>
+              <w:t>2018</w:t>
+            </w:r>
+            <w:r>
+              <w:rPr>
+                <w:rFonts w:hint="eastAsia"/>
+              </w:rPr>
+              <w:t>-06-</w:t>
+            </w:r>
+            <w:r>
+              <w:t>21</w:t>
+            </w:r>
+            <w:r>
+              <w:rPr>
+                <w:rFonts w:hint="eastAsia"/>
+              </w:rPr>
+              <w:t xml:space="preserve">  </w:t>
+            </w:r>
+            <w:r>
+              <w:rPr>
+                <w:rFonts w:hint="eastAsia"/>
+              </w:rPr>
+              <w:t>赵文博</w:t>
+            </w:r>
           </w:p>
         </w:tc>
         <w:tc>
@@ -127,6 +151,12 @@
             <w:pPr>
               <w:ind w:left="0"/>
             </w:pPr>
+            <w:r>
+              <w:t>Changes to JS o</w:t>
+            </w:r>
+            <w:r>
+              <w:t>bject definition</w:t>
+            </w:r>
           </w:p>
         </w:tc>
       </w:tr>
@@ -271,8 +301,6 @@
     </w:p>
     <w:p>
       <w:pPr>
-        <w:pStyle w:val="4"/>
-        <w:ind w:left="0" w:firstLine="357"/>
         <w:rPr>
           <w:rFonts w:hint="eastAsia"/>
         </w:rPr>
@@ -588,7 +616,7 @@
           <w:sz w:val="24"/>
           <w:szCs w:val="24"/>
         </w:rPr>
-        <w:t>"$</w:t>
+        <w:t>"</w:t>
       </w:r>
       <w:r>
         <w:rPr>
@@ -621,7 +649,7 @@
           <w:sz w:val="24"/>
           <w:szCs w:val="24"/>
         </w:rPr>
-        <w:t>"$</w:t>
+        <w:t>"</w:t>
       </w:r>
       <w:r>
         <w:rPr>
@@ -719,8 +747,6 @@
               <w:jc w:val="center"/>
               <w:rPr>
                 <w:rFonts w:ascii="宋体" w:eastAsia="宋体" w:hAnsi="宋体" w:cs="宋体"/>
-                <w:b/>
-                <w:bCs/>
                 <w:kern w:val="0"/>
                 <w:sz w:val="24"/>
                 <w:szCs w:val="24"/>
@@ -729,8 +755,6 @@
             <w:r>
               <w:rPr>
                 <w:rFonts w:ascii="宋体" w:eastAsia="宋体" w:hAnsi="宋体" w:cs="宋体"/>
-                <w:b/>
-                <w:bCs/>
                 <w:kern w:val="0"/>
                 <w:sz w:val="24"/>
                 <w:szCs w:val="24"/>
@@ -750,8 +774,6 @@
               <w:jc w:val="center"/>
               <w:rPr>
                 <w:rFonts w:ascii="宋体" w:eastAsia="宋体" w:hAnsi="宋体" w:cs="宋体"/>
-                <w:b/>
-                <w:bCs/>
                 <w:kern w:val="0"/>
                 <w:sz w:val="24"/>
                 <w:szCs w:val="24"/>
@@ -760,8 +782,6 @@
             <w:r>
               <w:rPr>
                 <w:rFonts w:ascii="宋体" w:eastAsia="宋体" w:hAnsi="宋体" w:cs="宋体"/>
-                <w:b/>
-                <w:bCs/>
                 <w:kern w:val="0"/>
                 <w:sz w:val="24"/>
                 <w:szCs w:val="24"/>
@@ -781,8 +801,6 @@
               <w:jc w:val="center"/>
               <w:rPr>
                 <w:rFonts w:ascii="宋体" w:eastAsia="宋体" w:hAnsi="宋体" w:cs="宋体"/>
-                <w:b/>
-                <w:bCs/>
                 <w:kern w:val="0"/>
                 <w:sz w:val="24"/>
                 <w:szCs w:val="24"/>
@@ -791,8 +809,6 @@
             <w:r>
               <w:rPr>
                 <w:rFonts w:ascii="宋体" w:eastAsia="宋体" w:hAnsi="宋体" w:cs="宋体"/>
-                <w:b/>
-                <w:bCs/>
                 <w:kern w:val="0"/>
                 <w:sz w:val="24"/>
                 <w:szCs w:val="24"/>
@@ -809,11 +825,9 @@
           <w:p>
             <w:pPr>
               <w:widowControl/>
-              <w:jc w:val="center"/>
+              <w:jc w:val="left"/>
               <w:rPr>
                 <w:rFonts w:ascii="宋体" w:eastAsia="宋体" w:hAnsi="宋体" w:cs="宋体"/>
-                <w:b/>
-                <w:bCs/>
                 <w:kern w:val="0"/>
                 <w:sz w:val="24"/>
                 <w:szCs w:val="24"/>
@@ -822,8 +836,6 @@
             <w:r>
               <w:rPr>
                 <w:rFonts w:ascii="宋体" w:eastAsia="宋体" w:hAnsi="宋体" w:cs="宋体"/>
-                <w:b/>
-                <w:bCs/>
                 <w:kern w:val="0"/>
                 <w:sz w:val="24"/>
                 <w:szCs w:val="24"/>
@@ -839,11 +851,22 @@
             <w:tcW w:w="1894" w:type="dxa"/>
           </w:tcPr>
           <w:p>
-            <w:r>
-              <w:t>c</w:t>
-            </w:r>
-            <w:r>
-              <w:t>ond,</w:t>
+            <w:pPr>
+              <w:rPr>
+                <w:rFonts w:ascii="宋体" w:eastAsia="宋体" w:hAnsi="宋体" w:cs="宋体"/>
+                <w:kern w:val="0"/>
+                <w:sz w:val="24"/>
+                <w:szCs w:val="24"/>
+              </w:rPr>
+            </w:pPr>
+            <w:r>
+              <w:rPr>
+                <w:rFonts w:ascii="宋体" w:eastAsia="宋体" w:hAnsi="宋体" w:cs="宋体"/>
+                <w:kern w:val="0"/>
+                <w:sz w:val="24"/>
+                <w:szCs w:val="24"/>
+              </w:rPr>
+              <w:t>Cond</w:t>
             </w:r>
           </w:p>
         </w:tc>
@@ -935,11 +958,22 @@
             <w:tcW w:w="1894" w:type="dxa"/>
           </w:tcPr>
           <w:p>
-            <w:r>
-              <w:t>s</w:t>
-            </w:r>
-            <w:r>
-              <w:t>el,</w:t>
+            <w:pPr>
+              <w:rPr>
+                <w:rFonts w:ascii="宋体" w:eastAsia="宋体" w:hAnsi="宋体" w:cs="宋体"/>
+                <w:kern w:val="0"/>
+                <w:sz w:val="24"/>
+                <w:szCs w:val="24"/>
+              </w:rPr>
+            </w:pPr>
+            <w:r>
+              <w:rPr>
+                <w:rFonts w:ascii="宋体" w:eastAsia="宋体" w:hAnsi="宋体" w:cs="宋体"/>
+                <w:kern w:val="0"/>
+                <w:sz w:val="24"/>
+                <w:szCs w:val="24"/>
+              </w:rPr>
+              <w:t>Sel</w:t>
             </w:r>
           </w:p>
         </w:tc>
@@ -1031,11 +1065,22 @@
             <w:tcW w:w="1894" w:type="dxa"/>
           </w:tcPr>
           <w:p>
-            <w:r>
-              <w:t>s</w:t>
-            </w:r>
-            <w:r>
-              <w:t>ort,</w:t>
+            <w:pPr>
+              <w:rPr>
+                <w:rFonts w:ascii="宋体" w:eastAsia="宋体" w:hAnsi="宋体" w:cs="宋体"/>
+                <w:kern w:val="0"/>
+                <w:sz w:val="24"/>
+                <w:szCs w:val="24"/>
+              </w:rPr>
+            </w:pPr>
+            <w:r>
+              <w:rPr>
+                <w:rFonts w:ascii="宋体" w:eastAsia="宋体" w:hAnsi="宋体" w:cs="宋体"/>
+                <w:kern w:val="0"/>
+                <w:sz w:val="24"/>
+                <w:szCs w:val="24"/>
+              </w:rPr>
+              <w:t>Sort</w:t>
             </w:r>
           </w:p>
         </w:tc>
@@ -1127,11 +1172,22 @@
             <w:tcW w:w="1894" w:type="dxa"/>
           </w:tcPr>
           <w:p>
-            <w:r>
-              <w:t>s</w:t>
-            </w:r>
-            <w:r>
-              <w:t>kip,</w:t>
+            <w:pPr>
+              <w:rPr>
+                <w:rFonts w:ascii="宋体" w:eastAsia="宋体" w:hAnsi="宋体" w:cs="宋体"/>
+                <w:kern w:val="0"/>
+                <w:sz w:val="24"/>
+                <w:szCs w:val="24"/>
+              </w:rPr>
+            </w:pPr>
+            <w:r>
+              <w:rPr>
+                <w:rFonts w:ascii="宋体" w:eastAsia="宋体" w:hAnsi="宋体" w:cs="宋体"/>
+                <w:kern w:val="0"/>
+                <w:sz w:val="24"/>
+                <w:szCs w:val="24"/>
+              </w:rPr>
+              <w:t>Skip</w:t>
             </w:r>
           </w:p>
         </w:tc>
@@ -1179,6 +1235,12 @@
               </w:rPr>
             </w:pPr>
             <w:r>
+              <w:rPr>
+                <w:rFonts w:ascii="宋体" w:eastAsia="宋体" w:hAnsi="宋体" w:cs="宋体"/>
+                <w:kern w:val="0"/>
+                <w:sz w:val="24"/>
+                <w:szCs w:val="24"/>
+              </w:rPr>
               <w:t>从结果集哪条记录开始返回</w:t>
             </w:r>
           </w:p>
@@ -1217,11 +1279,22 @@
             <w:tcW w:w="1894" w:type="dxa"/>
           </w:tcPr>
           <w:p>
-            <w:r>
-              <w:t>l</w:t>
-            </w:r>
-            <w:r>
-              <w:t>imit,</w:t>
+            <w:pPr>
+              <w:rPr>
+                <w:rFonts w:ascii="宋体" w:eastAsia="宋体" w:hAnsi="宋体" w:cs="宋体"/>
+                <w:kern w:val="0"/>
+                <w:sz w:val="24"/>
+                <w:szCs w:val="24"/>
+              </w:rPr>
+            </w:pPr>
+            <w:r>
+              <w:rPr>
+                <w:rFonts w:ascii="宋体" w:eastAsia="宋体" w:hAnsi="宋体" w:cs="宋体"/>
+                <w:kern w:val="0"/>
+                <w:sz w:val="24"/>
+                <w:szCs w:val="24"/>
+              </w:rPr>
+              <w:t>Limit</w:t>
             </w:r>
           </w:p>
         </w:tc>
@@ -1269,6 +1342,12 @@
               </w:rPr>
             </w:pPr>
             <w:r>
+              <w:rPr>
+                <w:rFonts w:ascii="宋体" w:eastAsia="宋体" w:hAnsi="宋体" w:cs="宋体"/>
+                <w:kern w:val="0"/>
+                <w:sz w:val="24"/>
+                <w:szCs w:val="24"/>
+              </w:rPr>
               <w:t>返回结果集的记录条数</w:t>
             </w:r>
           </w:p>
@@ -1309,11 +1388,29 @@
           <w:p>
             <w:pPr>
               <w:rPr>
-                <w:rFonts w:hint="eastAsia"/>
-              </w:rPr>
-            </w:pPr>
-            <w:r>
-              <w:t>options</w:t>
+                <w:rFonts w:ascii="宋体" w:eastAsia="宋体" w:hAnsi="宋体" w:cs="宋体" w:hint="eastAsia"/>
+                <w:kern w:val="0"/>
+                <w:sz w:val="24"/>
+                <w:szCs w:val="24"/>
+              </w:rPr>
+            </w:pPr>
+            <w:r>
+              <w:rPr>
+                <w:rFonts w:ascii="宋体" w:eastAsia="宋体" w:hAnsi="宋体" w:cs="宋体"/>
+                <w:kern w:val="0"/>
+                <w:sz w:val="24"/>
+                <w:szCs w:val="24"/>
+              </w:rPr>
+              <w:t>O</w:t>
+            </w:r>
+            <w:r>
+              <w:rPr>
+                <w:rFonts w:ascii="宋体" w:eastAsia="宋体" w:hAnsi="宋体" w:cs="宋体" w:hint="eastAsia"/>
+                <w:kern w:val="0"/>
+                <w:sz w:val="24"/>
+                <w:szCs w:val="24"/>
+              </w:rPr>
+              <w:t>ptions</w:t>
             </w:r>
           </w:p>
         </w:tc>
@@ -1387,6 +1484,15 @@
                 <w:szCs w:val="24"/>
               </w:rPr>
             </w:pPr>
+            <w:r>
+              <w:rPr>
+                <w:rFonts w:ascii="宋体" w:eastAsia="宋体" w:hAnsi="宋体" w:cs="宋体" w:hint="eastAsia"/>
+                <w:kern w:val="0"/>
+                <w:sz w:val="24"/>
+                <w:szCs w:val="24"/>
+              </w:rPr>
+              <w:t>否</w:t>
+            </w:r>
           </w:p>
         </w:tc>
       </w:tr>
@@ -1734,8 +1840,6 @@
             <w:r>
               <w:rPr>
                 <w:rFonts w:ascii="宋体" w:eastAsia="宋体" w:hAnsi="宋体" w:cs="宋体"/>
-                <w:b/>
-                <w:bCs/>
                 <w:kern w:val="0"/>
                 <w:sz w:val="24"/>
                 <w:szCs w:val="24"/>
@@ -1765,8 +1869,6 @@
             <w:r>
               <w:rPr>
                 <w:rFonts w:ascii="宋体" w:eastAsia="宋体" w:hAnsi="宋体" w:cs="宋体"/>
-                <w:b/>
-                <w:bCs/>
                 <w:kern w:val="0"/>
                 <w:sz w:val="24"/>
                 <w:szCs w:val="24"/>
@@ -1796,8 +1898,6 @@
             <w:r>
               <w:rPr>
                 <w:rFonts w:ascii="宋体" w:eastAsia="宋体" w:hAnsi="宋体" w:cs="宋体"/>
-                <w:b/>
-                <w:bCs/>
                 <w:kern w:val="0"/>
                 <w:sz w:val="24"/>
                 <w:szCs w:val="24"/>
@@ -1827,8 +1927,6 @@
             <w:r>
               <w:rPr>
                 <w:rFonts w:ascii="宋体" w:eastAsia="宋体" w:hAnsi="宋体" w:cs="宋体"/>
-                <w:b/>
-                <w:bCs/>
                 <w:kern w:val="0"/>
                 <w:sz w:val="24"/>
                 <w:szCs w:val="24"/>
@@ -1845,10 +1943,13 @@
           </w:tcPr>
           <w:p>
             <w:r>
-              <w:t>c</w:t>
-            </w:r>
-            <w:r>
-              <w:t>ond,</w:t>
+              <w:rPr>
+                <w:rFonts w:ascii="宋体" w:eastAsia="宋体" w:hAnsi="宋体" w:cs="宋体"/>
+                <w:kern w:val="0"/>
+                <w:sz w:val="24"/>
+                <w:szCs w:val="24"/>
+              </w:rPr>
+              <w:t>Cond</w:t>
             </w:r>
           </w:p>
         </w:tc>
@@ -1941,10 +2042,13 @@
           </w:tcPr>
           <w:p>
             <w:r>
-              <w:t>s</w:t>
-            </w:r>
-            <w:r>
-              <w:t>el,</w:t>
+              <w:rPr>
+                <w:rFonts w:ascii="宋体" w:eastAsia="宋体" w:hAnsi="宋体" w:cs="宋体"/>
+                <w:kern w:val="0"/>
+                <w:sz w:val="24"/>
+                <w:szCs w:val="24"/>
+              </w:rPr>
+              <w:t>Sel</w:t>
             </w:r>
           </w:p>
         </w:tc>
@@ -2037,10 +2141,13 @@
           </w:tcPr>
           <w:p>
             <w:r>
-              <w:t>s</w:t>
-            </w:r>
-            <w:r>
-              <w:t>ort,</w:t>
+              <w:rPr>
+                <w:rFonts w:ascii="宋体" w:eastAsia="宋体" w:hAnsi="宋体" w:cs="宋体"/>
+                <w:kern w:val="0"/>
+                <w:sz w:val="24"/>
+                <w:szCs w:val="24"/>
+              </w:rPr>
+              <w:t>Sort</w:t>
             </w:r>
           </w:p>
         </w:tc>
@@ -2133,10 +2240,13 @@
           </w:tcPr>
           <w:p>
             <w:r>
-              <w:t>s</w:t>
-            </w:r>
-            <w:r>
-              <w:t>kip,</w:t>
+              <w:rPr>
+                <w:rFonts w:ascii="宋体" w:eastAsia="宋体" w:hAnsi="宋体" w:cs="宋体"/>
+                <w:kern w:val="0"/>
+                <w:sz w:val="24"/>
+                <w:szCs w:val="24"/>
+              </w:rPr>
+              <w:t>Skip</w:t>
             </w:r>
           </w:p>
         </w:tc>
@@ -2184,6 +2294,12 @@
               </w:rPr>
             </w:pPr>
             <w:r>
+              <w:rPr>
+                <w:rFonts w:ascii="宋体" w:eastAsia="宋体" w:hAnsi="宋体" w:cs="宋体"/>
+                <w:kern w:val="0"/>
+                <w:sz w:val="24"/>
+                <w:szCs w:val="24"/>
+              </w:rPr>
               <w:t>从结果集哪条记录开始返回</w:t>
             </w:r>
           </w:p>
@@ -2223,11 +2339,16 @@
           </w:tcPr>
           <w:p>
             <w:r>
-              <w:t>l</w:t>
-            </w:r>
-            <w:r>
-              <w:t>imit,</w:t>
-            </w:r>
+              <w:rPr>
+                <w:rFonts w:ascii="宋体" w:eastAsia="宋体" w:hAnsi="宋体" w:cs="宋体"/>
+                <w:kern w:val="0"/>
+                <w:sz w:val="24"/>
+                <w:szCs w:val="24"/>
+              </w:rPr>
+              <w:t>Limit</w:t>
+            </w:r>
+            <w:bookmarkStart w:id="0" w:name="_GoBack"/>
+            <w:bookmarkEnd w:id="0"/>
           </w:p>
         </w:tc>
         <w:tc>
@@ -2274,6 +2395,12 @@
               </w:rPr>
             </w:pPr>
             <w:r>
+              <w:rPr>
+                <w:rFonts w:ascii="宋体" w:eastAsia="宋体" w:hAnsi="宋体" w:cs="宋体"/>
+                <w:kern w:val="0"/>
+                <w:sz w:val="24"/>
+                <w:szCs w:val="24"/>
+              </w:rPr>
               <w:t>返回结果集的记录条数</w:t>
             </w:r>
           </w:p>
@@ -2314,9 +2441,21 @@
           <w:p>
             <w:r>
               <w:rPr>
-                <w:rFonts w:hint="eastAsia"/>
-              </w:rPr>
-              <w:t>options</w:t>
+                <w:rFonts w:ascii="宋体" w:eastAsia="宋体" w:hAnsi="宋体" w:cs="宋体"/>
+                <w:kern w:val="0"/>
+                <w:sz w:val="24"/>
+                <w:szCs w:val="24"/>
+              </w:rPr>
+              <w:t>O</w:t>
+            </w:r>
+            <w:r>
+              <w:rPr>
+                <w:rFonts w:ascii="宋体" w:eastAsia="宋体" w:hAnsi="宋体" w:cs="宋体" w:hint="eastAsia"/>
+                <w:kern w:val="0"/>
+                <w:sz w:val="24"/>
+                <w:szCs w:val="24"/>
+              </w:rPr>
+              <w:t>ptions</w:t>
             </w:r>
           </w:p>
         </w:tc>
@@ -2370,7 +2509,7 @@
                 <w:sz w:val="24"/>
                 <w:szCs w:val="24"/>
               </w:rPr>
-              <w:t>自定义选项</w:t>
+              <w:t>选项</w:t>
             </w:r>
           </w:p>
         </w:tc>
@@ -2404,70 +2543,6 @@
       </w:tr>
     </w:tbl>
     <w:p/>
-    <w:p>
-      <w:pPr>
-        <w:rPr>
-          <w:rFonts w:hint="eastAsia"/>
-        </w:rPr>
-      </w:pPr>
-      <w:r>
-        <w:t>O</w:t>
-      </w:r>
-      <w:r>
-        <w:rPr>
-          <w:rFonts w:hint="eastAsia"/>
-        </w:rPr>
-        <w:t xml:space="preserve">ptions </w:t>
-      </w:r>
-      <w:r>
-        <w:rPr>
-          <w:rFonts w:hint="eastAsia"/>
-        </w:rPr>
-        <w:t>加到</w:t>
-      </w:r>
-      <w:r>
-        <w:rPr>
-          <w:rFonts w:hint="eastAsia"/>
-        </w:rPr>
-        <w:t xml:space="preserve"> hint </w:t>
-      </w:r>
-      <w:r>
-        <w:rPr>
-          <w:rFonts w:hint="eastAsia"/>
-        </w:rPr>
-        <w:t>中</w:t>
-      </w:r>
-      <w:r>
-        <w:rPr>
-          <w:rFonts w:hint="eastAsia"/>
-        </w:rPr>
-        <w:t xml:space="preserve"> </w:t>
-      </w:r>
-      <w:r>
-        <w:t>$Options</w:t>
-      </w:r>
-      <w:r>
-        <w:rPr>
-          <w:rFonts w:hint="eastAsia"/>
-        </w:rPr>
-        <w:t>中，</w:t>
-      </w:r>
-      <w:r>
-        <w:rPr>
-          <w:rFonts w:hint="eastAsia"/>
-        </w:rPr>
-        <w:t>JS</w:t>
-      </w:r>
-      <w:r>
-        <w:t xml:space="preserve"> </w:t>
-      </w:r>
-      <w:r>
-        <w:rPr>
-          <w:rFonts w:hint="eastAsia"/>
-        </w:rPr>
-        <w:t>中实现</w:t>
-      </w:r>
-    </w:p>
     <w:p>
       <w:pPr>
         <w:pStyle w:val="3"/>
@@ -2579,7 +2654,7 @@
         <w:ind w:left="720"/>
         <w:jc w:val="left"/>
         <w:rPr>
-          <w:rFonts w:ascii="宋体" w:eastAsia="宋体" w:hAnsi="宋体" w:cs="宋体"/>
+          <w:rFonts w:ascii="宋体" w:eastAsia="宋体" w:hAnsi="宋体" w:cs="宋体" w:hint="eastAsia"/>
           <w:color w:val="FF0000"/>
           <w:kern w:val="0"/>
           <w:sz w:val="24"/>
@@ -2796,20 +2871,6 @@
         </w:rPr>
         <w:t xml:space="preserve"> ) ;</w:t>
       </w:r>
-    </w:p>
-    <w:p>
-      <w:pPr>
-        <w:widowControl/>
-        <w:spacing w:before="100" w:beforeAutospacing="1" w:after="100" w:afterAutospacing="1"/>
-        <w:ind w:left="720"/>
-        <w:jc w:val="left"/>
-        <w:rPr>
-          <w:rFonts w:ascii="宋体" w:eastAsia="宋体" w:hAnsi="宋体" w:cs="宋体"/>
-          <w:kern w:val="0"/>
-          <w:sz w:val="24"/>
-          <w:szCs w:val="24"/>
-        </w:rPr>
-      </w:pPr>
     </w:p>
     <w:p>
       <w:pPr>
@@ -3522,7 +3583,13 @@
         <w:rPr>
           <w:rFonts w:hint="eastAsia"/>
         </w:rPr>
-        <w:t>QueryOption</w:t>
+        <w:t>Snapshot</w:t>
+      </w:r>
+      <w:r>
+        <w:rPr>
+          <w:rFonts w:hint="eastAsia"/>
+        </w:rPr>
+        <w:t>Option</w:t>
       </w:r>
       <w:r>
         <w:rPr>
@@ -3852,7 +3919,59 @@
         <w:rPr>
           <w:rFonts w:hint="eastAsia"/>
         </w:rPr>
-        <w:t>对象类：</w:t>
+        <w:t>对象</w:t>
+      </w:r>
+      <w:r>
+        <w:rPr>
+          <w:rFonts w:hint="eastAsia"/>
+        </w:rPr>
+        <w:t>：</w:t>
+      </w:r>
+    </w:p>
+    <w:p>
+      <w:pPr>
+        <w:rPr>
+          <w:rFonts w:hint="eastAsia"/>
+        </w:rPr>
+      </w:pPr>
+      <w:r>
+        <w:rPr>
+          <w:rFonts w:hint="eastAsia"/>
+        </w:rPr>
+        <w:t>将</w:t>
+      </w:r>
+      <w:r>
+        <w:rPr>
+          <w:rFonts w:hint="eastAsia"/>
+        </w:rPr>
+        <w:t>Snapshot</w:t>
+      </w:r>
+      <w:r>
+        <w:t>Option</w:t>
+      </w:r>
+      <w:r>
+        <w:rPr>
+          <w:rFonts w:hint="eastAsia"/>
+        </w:rPr>
+        <w:t>和</w:t>
+      </w:r>
+      <w:r>
+        <w:rPr>
+          <w:rFonts w:hint="eastAsia"/>
+        </w:rPr>
+        <w:t>QueryOption</w:t>
+      </w:r>
+      <w:r>
+        <w:rPr>
+          <w:rFonts w:hint="eastAsia"/>
+        </w:rPr>
+        <w:t>的共有部分抽象为</w:t>
+      </w:r>
+      <w:r>
+        <w:rPr>
+          <w:rFonts w:hint="eastAsia"/>
+        </w:rPr>
+        <w:t>OptionBase</w:t>
       </w:r>
     </w:p>
     <w:p>
@@ -3898,336 +4017,507 @@
       </w:r>
     </w:p>
     <w:p/>
-    <w:p/>
     <w:p>
       <w:r>
         <w:rPr>
           <w:rFonts w:hint="eastAsia"/>
         </w:rPr>
+        <w:t>OptionBase</w:t>
+      </w:r>
+      <w:r>
+        <w:rPr>
+          <w:rFonts w:hint="eastAsia"/>
+        </w:rPr>
+        <w:t>作为</w:t>
+      </w:r>
+      <w:r>
+        <w:rPr>
+          <w:rFonts w:hint="eastAsia"/>
+        </w:rPr>
+        <w:t>SnapshotOption</w:t>
+      </w:r>
+      <w:r>
+        <w:rPr>
+          <w:rFonts w:hint="eastAsia"/>
+        </w:rPr>
+        <w:t>的</w:t>
+      </w:r>
+      <w:r>
+        <w:rPr>
+          <w:rFonts w:hint="eastAsia"/>
+        </w:rPr>
         <w:t>JS</w:t>
       </w:r>
       <w:r>
         <w:rPr>
           <w:rFonts w:hint="eastAsia"/>
         </w:rPr>
-        <w:t>对象宏定义：</w:t>
+        <w:t>原型，</w:t>
+      </w:r>
+      <w:r>
+        <w:rPr>
+          <w:rFonts w:hint="eastAsia"/>
+        </w:rPr>
+        <w:t>需要在</w:t>
+      </w:r>
+      <w:r>
+        <w:rPr>
+          <w:rFonts w:hint="eastAsia"/>
+        </w:rPr>
+        <w:t>C++</w:t>
+      </w:r>
+      <w:r>
+        <w:rPr>
+          <w:rFonts w:hint="eastAsia"/>
+        </w:rPr>
+        <w:t>中定义</w:t>
+      </w:r>
+      <w:r>
+        <w:rPr>
+          <w:rFonts w:hint="eastAsia"/>
+        </w:rPr>
+        <w:t>；</w:t>
       </w:r>
     </w:p>
     <w:p>
-      <w:r>
-        <w:t xml:space="preserve">   #define SPT_</w:t>
-      </w:r>
-      <w:r>
-        <w:rPr>
-          <w:rFonts w:hint="eastAsia"/>
-        </w:rPr>
-        <w:t>SNAP</w:t>
-      </w:r>
-      <w:r>
-        <w:t>SHOTOPTION</w:t>
-      </w:r>
-      <w:r>
-        <w:t>_NAME                          "QueryOption"</w:t>
+      <w:pPr>
+        <w:rPr>
+          <w:rFonts w:hint="eastAsia"/>
+        </w:rPr>
+      </w:pPr>
+      <w:r>
+        <w:rPr>
+          <w:rFonts w:hint="eastAsia"/>
+        </w:rPr>
+        <w:t>SnapshotOption</w:t>
+      </w:r>
+      <w:r>
+        <w:rPr>
+          <w:rFonts w:hint="eastAsia"/>
+        </w:rPr>
+        <w:t>要</w:t>
+      </w:r>
+      <w:r>
+        <w:rPr>
+          <w:rFonts w:hint="eastAsia"/>
+        </w:rPr>
+        <w:t>支持与</w:t>
+      </w:r>
+      <w:r>
+        <w:rPr>
+          <w:rFonts w:hint="eastAsia"/>
+        </w:rPr>
+        <w:t>Bson</w:t>
+      </w:r>
+      <w:r>
+        <w:rPr>
+          <w:rFonts w:hint="eastAsia"/>
+        </w:rPr>
+        <w:t>间的转换</w:t>
+      </w:r>
+      <w:r>
+        <w:rPr>
+          <w:rFonts w:hint="eastAsia"/>
+        </w:rPr>
+        <w:t>，亦</w:t>
+      </w:r>
+      <w:r>
+        <w:rPr>
+          <w:rFonts w:hint="eastAsia"/>
+        </w:rPr>
+        <w:t>需要在</w:t>
+      </w:r>
+      <w:r>
+        <w:rPr>
+          <w:rFonts w:hint="eastAsia"/>
+        </w:rPr>
+        <w:t>C++</w:t>
+      </w:r>
+      <w:r>
+        <w:rPr>
+          <w:rFonts w:hint="eastAsia"/>
+        </w:rPr>
+        <w:t>中定义</w:t>
+      </w:r>
+      <w:r>
+        <w:rPr>
+          <w:rFonts w:hint="eastAsia"/>
+        </w:rPr>
+        <w:t>。</w:t>
       </w:r>
     </w:p>
     <w:p>
       <w:r>
-        <w:t xml:space="preserve">   #define SPT_</w:t>
-      </w:r>
-      <w:r>
-        <w:rPr>
-          <w:rFonts w:hint="eastAsia"/>
-        </w:rPr>
-        <w:t>SNAP</w:t>
-      </w:r>
-      <w:r>
-        <w:t>SHOTOPTION</w:t>
-      </w:r>
-      <w:r>
-        <w:t xml:space="preserve"> </w:t>
-      </w:r>
-      <w:r>
-        <w:t>_C</w:t>
-      </w:r>
-      <w:r>
-        <w:t>OND_FIELD                     "</w:t>
-      </w:r>
-      <w:r>
-        <w:t>cond"</w:t>
-      </w:r>
-    </w:p>
-    <w:p>
-      <w:r>
-        <w:t xml:space="preserve">   #define SPT_</w:t>
-      </w:r>
-      <w:r>
-        <w:rPr>
-          <w:rFonts w:hint="eastAsia"/>
-        </w:rPr>
-        <w:t>SNAP</w:t>
-      </w:r>
-      <w:r>
-        <w:t>SHOTOPTION</w:t>
-      </w:r>
-      <w:r>
-        <w:t xml:space="preserve"> </w:t>
-      </w:r>
-      <w:r>
-        <w:t>_SEL</w:t>
-      </w:r>
-      <w:r>
-        <w:t>_FIELD                        "</w:t>
-      </w:r>
-      <w:r>
-        <w:t>sel"</w:t>
-      </w:r>
-    </w:p>
-    <w:p>
-      <w:pPr>
-        <w:ind w:firstLineChars="150" w:firstLine="315"/>
-      </w:pPr>
-      <w:r>
-        <w:t>#define SPT_</w:t>
-      </w:r>
-      <w:r>
-        <w:rPr>
-          <w:rFonts w:hint="eastAsia"/>
-        </w:rPr>
-        <w:t>SNAP</w:t>
-      </w:r>
-      <w:r>
-        <w:t>SHOTOPTION</w:t>
-      </w:r>
-      <w:r>
-        <w:t xml:space="preserve"> </w:t>
-      </w:r>
-      <w:r>
-        <w:t>_SO</w:t>
-      </w:r>
-      <w:r>
-        <w:t>RT_FIELD                      "</w:t>
-      </w:r>
-      <w:r>
-        <w:t>sort"</w:t>
-      </w:r>
-    </w:p>
-    <w:p>
-      <w:pPr>
-        <w:ind w:firstLineChars="150" w:firstLine="315"/>
-      </w:pPr>
-      <w:r>
-        <w:t>#define SPT_</w:t>
-      </w:r>
-      <w:r>
-        <w:rPr>
-          <w:rFonts w:hint="eastAsia"/>
-        </w:rPr>
-        <w:t>SNAP</w:t>
-      </w:r>
-      <w:r>
-        <w:t>SHOTOPTION</w:t>
-      </w:r>
-      <w:r>
-        <w:t xml:space="preserve"> </w:t>
-      </w:r>
-      <w:r>
-        <w:t>_HIN</w:t>
-      </w:r>
-      <w:r>
-        <w:t>T_FIELD                       "</w:t>
-      </w:r>
-      <w:r>
-        <w:t>hint"</w:t>
-      </w:r>
-    </w:p>
-    <w:p>
-      <w:pPr>
-        <w:ind w:firstLineChars="150" w:firstLine="315"/>
-      </w:pPr>
-      <w:r>
-        <w:t>#define SPT_</w:t>
-      </w:r>
-      <w:r>
-        <w:rPr>
-          <w:rFonts w:hint="eastAsia"/>
-        </w:rPr>
-        <w:t>SNAP</w:t>
-      </w:r>
-      <w:r>
-        <w:t>SHOTOPTION</w:t>
-      </w:r>
-      <w:r>
-        <w:t xml:space="preserve"> </w:t>
-      </w:r>
-      <w:r>
-        <w:t xml:space="preserve">_SKIP_FIELD                  </w:t>
-      </w:r>
-      <w:r>
-        <w:t xml:space="preserve">     "</w:t>
-      </w:r>
-      <w:r>
-        <w:t>skip"</w:t>
-      </w:r>
-    </w:p>
-    <w:p>
-      <w:pPr>
-        <w:ind w:firstLineChars="150" w:firstLine="315"/>
-      </w:pPr>
-      <w:r>
-        <w:t>#define SPT_</w:t>
-      </w:r>
-      <w:r>
-        <w:rPr>
-          <w:rFonts w:hint="eastAsia"/>
-        </w:rPr>
-        <w:t>SNAP</w:t>
-      </w:r>
-      <w:r>
-        <w:t>SHOTOPTION</w:t>
-      </w:r>
-      <w:r>
-        <w:t xml:space="preserve"> </w:t>
-      </w:r>
-      <w:r>
-        <w:t>_LIM</w:t>
-      </w:r>
-      <w:r>
-        <w:t>IT_FIELD                      "</w:t>
-      </w:r>
-      <w:r>
-        <w:t>limit"</w:t>
-      </w:r>
-    </w:p>
-    <w:p>
-      <w:pPr>
-        <w:ind w:firstLineChars="150" w:firstLine="315"/>
-      </w:pPr>
-      <w:r>
-        <w:t>#define SPT_</w:t>
-      </w:r>
-      <w:r>
-        <w:rPr>
-          <w:rFonts w:hint="eastAsia"/>
-        </w:rPr>
-        <w:t>SNAP</w:t>
-      </w:r>
-      <w:r>
-        <w:t>SHOTOPTION</w:t>
-      </w:r>
-      <w:r>
-        <w:t xml:space="preserve"> </w:t>
-      </w:r>
-      <w:r>
-        <w:t>_OP</w:t>
-      </w:r>
-      <w:r>
-        <w:t>TIONS_FIELD                   "</w:t>
-      </w:r>
-      <w:r>
-        <w:t>options"</w:t>
-      </w:r>
-    </w:p>
-    <w:p>
-      <w:pPr>
-        <w:ind w:firstLineChars="150" w:firstLine="315"/>
-      </w:pPr>
-    </w:p>
-    <w:p>
-      <w:pPr>
-        <w:ind w:firstLineChars="150" w:firstLine="315"/>
-        <w:rPr>
-          <w:rFonts w:hint="eastAsia"/>
-        </w:rPr>
-      </w:pPr>
-    </w:p>
-    <w:p>
-      <w:pPr>
-        <w:ind w:firstLineChars="150" w:firstLine="315"/>
-      </w:pPr>
-      <w:r>
-        <w:t>#define SPT_</w:t>
-      </w:r>
-      <w:r>
-        <w:rPr>
-          <w:rFonts w:hint="eastAsia"/>
-        </w:rPr>
-        <w:t>SNAP</w:t>
-      </w:r>
-      <w:r>
-        <w:t>SHOTOPTION</w:t>
-      </w:r>
-      <w:r>
-        <w:t xml:space="preserve"> </w:t>
-      </w:r>
-      <w:r>
-        <w:t>_SPECIALOBJ</w:t>
-      </w:r>
-      <w:r>
-        <w:rPr>
-          <w:rFonts w:hint="eastAsia"/>
-        </w:rPr>
-        <w:t>_</w:t>
-      </w:r>
-      <w:r>
-        <w:t>OptionBase</w:t>
-      </w:r>
-      <w:r>
-        <w:rPr>
-          <w:rFonts w:hint="eastAsia"/>
-        </w:rPr>
-        <w:t>_</w:t>
-      </w:r>
-      <w:r>
-        <w:t>Field</w:t>
-      </w:r>
-      <w:r>
-        <w:t xml:space="preserve"> </w:t>
-      </w:r>
-      <w:r>
-        <w:t xml:space="preserve"> </w:t>
-      </w:r>
-      <w:r>
-        <w:t xml:space="preserve">   </w:t>
-      </w:r>
-      <w:r>
-        <w:t>"$OptionBase"</w:t>
-      </w:r>
-    </w:p>
-    <w:p>
-      <w:pPr>
-        <w:ind w:left="0"/>
-      </w:pPr>
-      <w:r>
-        <w:t xml:space="preserve">       </w:t>
-      </w:r>
-    </w:p>
-    <w:p>
-      <w:pPr>
-        <w:pStyle w:val="3"/>
-      </w:pPr>
-      <w:r>
-        <w:rPr>
-          <w:rFonts w:hint="eastAsia"/>
-        </w:rPr>
-        <w:t>主要操作流程</w:t>
+        <w:rPr>
+          <w:noProof/>
+        </w:rPr>
+        <w:drawing>
+          <wp:inline distT="0" distB="0" distL="0" distR="0" wp14:anchorId="5455CAC7" wp14:editId="7A51250F">
+            <wp:extent cx="2447925" cy="2781300"/>
+            <wp:effectExtent l="0" t="0" r="9525" b="0"/>
+            <wp:docPr id="14" name="图片 14"/>
+            <wp:cNvGraphicFramePr>
+              <a:graphicFrameLocks xmlns:a="http://schemas.openxmlformats.org/drawingml/2006/main" noChangeAspect="1"/>
+            </wp:cNvGraphicFramePr>
+            <a:graphic xmlns:a="http://schemas.openxmlformats.org/drawingml/2006/main">
+              <a:graphicData uri="http://schemas.openxmlformats.org/drawingml/2006/picture">
+                <pic:pic xmlns:pic="http://schemas.openxmlformats.org/drawingml/2006/picture">
+                  <pic:nvPicPr>
+                    <pic:cNvPr id="1" name=""/>
+                    <pic:cNvPicPr/>
+                  </pic:nvPicPr>
+                  <pic:blipFill>
+                    <a:blip r:embed="rId8"/>
+                    <a:stretch>
+                      <a:fillRect/>
+                    </a:stretch>
+                  </pic:blipFill>
+                  <pic:spPr>
+                    <a:xfrm>
+                      <a:off x="0" y="0"/>
+                      <a:ext cx="2447925" cy="2781300"/>
+                    </a:xfrm>
+                    <a:prstGeom prst="rect">
+                      <a:avLst/>
+                    </a:prstGeom>
+                  </pic:spPr>
+                </pic:pic>
+              </a:graphicData>
+            </a:graphic>
+          </wp:inline>
+        </w:drawing>
       </w:r>
     </w:p>
     <w:p/>
     <w:p>
       <w:r>
         <w:rPr>
+          <w:rFonts w:hint="eastAsia"/>
+        </w:rPr>
+        <w:t>共用的</w:t>
+      </w:r>
+      <w:r>
+        <w:rPr>
+          <w:rFonts w:hint="eastAsia"/>
+        </w:rPr>
+        <w:t>C++</w:t>
+      </w:r>
+      <w:r>
+        <w:rPr>
+          <w:rFonts w:hint="eastAsia"/>
+        </w:rPr>
+        <w:t>宏定义：</w:t>
+      </w:r>
+    </w:p>
+    <w:p>
+      <w:pPr>
+        <w:rPr>
+          <w:rFonts w:hint="eastAsia"/>
+        </w:rPr>
+      </w:pPr>
+      <w:r>
+        <w:t>#define SPT_</w:t>
+      </w:r>
+      <w:r>
+        <w:rPr>
+          <w:rFonts w:hint="eastAsia"/>
+        </w:rPr>
+        <w:t>OPTIONBASE</w:t>
+      </w:r>
+      <w:r>
+        <w:t>_SPECIALOBJ</w:t>
+      </w:r>
+      <w:r>
+        <w:rPr>
+          <w:rFonts w:hint="eastAsia"/>
+        </w:rPr>
+        <w:t>_</w:t>
+      </w:r>
+      <w:r>
+        <w:rPr>
+          <w:rFonts w:hint="eastAsia"/>
+        </w:rPr>
+        <w:t>OPTIONBASE</w:t>
+      </w:r>
+      <w:r>
+        <w:t>_</w:t>
+      </w:r>
+      <w:r>
+        <w:t xml:space="preserve">Field     </w:t>
+      </w:r>
+      <w:r>
+        <w:t xml:space="preserve">        </w:t>
+      </w:r>
+      <w:r>
+        <w:t>"$OptionBase"</w:t>
+      </w:r>
+    </w:p>
+    <w:p>
+      <w:pPr>
+        <w:rPr>
+          <w:rFonts w:hint="eastAsia"/>
+        </w:rPr>
+      </w:pPr>
+    </w:p>
+    <w:p>
+      <w:r>
+        <w:rPr>
+          <w:rFonts w:hint="eastAsia"/>
+        </w:rPr>
+        <w:t>SnapshotOption</w:t>
+      </w:r>
+      <w:r>
+        <w:t xml:space="preserve"> </w:t>
+      </w:r>
+      <w:r>
+        <w:rPr>
+          <w:rFonts w:hint="eastAsia"/>
+        </w:rPr>
+        <w:t>在</w:t>
+      </w:r>
+      <w:r>
+        <w:rPr>
+          <w:rFonts w:hint="eastAsia"/>
+        </w:rPr>
+        <w:t>Bson</w:t>
+      </w:r>
+      <w:r>
+        <w:rPr>
+          <w:rFonts w:hint="eastAsia"/>
+        </w:rPr>
+        <w:t>转换过程中用到的</w:t>
+      </w:r>
+      <w:r>
+        <w:rPr>
+          <w:rFonts w:hint="eastAsia"/>
+        </w:rPr>
+        <w:t>C++</w:t>
+      </w:r>
+      <w:r>
+        <w:rPr>
+          <w:rFonts w:hint="eastAsia"/>
+        </w:rPr>
+        <w:t>宏定义：</w:t>
+      </w:r>
+    </w:p>
+    <w:p>
+      <w:r>
+        <w:t xml:space="preserve">   #define SPT_</w:t>
+      </w:r>
+      <w:r>
+        <w:rPr>
+          <w:rFonts w:hint="eastAsia"/>
+        </w:rPr>
+        <w:t>SNAP</w:t>
+      </w:r>
+      <w:r>
+        <w:t>SHOTOPTION</w:t>
+      </w:r>
+      <w:r>
+        <w:t>_NAME                          "</w:t>
+      </w:r>
+      <w:r>
+        <w:rPr>
+          <w:rFonts w:hint="eastAsia"/>
+        </w:rPr>
+        <w:t>Snap</w:t>
+      </w:r>
+      <w:r>
+        <w:t>shot</w:t>
+      </w:r>
+      <w:r>
+        <w:t>Option"</w:t>
+      </w:r>
+    </w:p>
+    <w:p>
+      <w:r>
+        <w:t xml:space="preserve">   #define SPT_</w:t>
+      </w:r>
+      <w:r>
+        <w:rPr>
+          <w:rFonts w:hint="eastAsia"/>
+        </w:rPr>
+        <w:t>SNAP</w:t>
+      </w:r>
+      <w:r>
+        <w:t>SHOTOPTION</w:t>
+      </w:r>
+      <w:r>
+        <w:t>_C</w:t>
+      </w:r>
+      <w:r>
+        <w:t>OND_FIELD                     "</w:t>
+      </w:r>
+      <w:r>
+        <w:t>cond"</w:t>
+      </w:r>
+    </w:p>
+    <w:p>
+      <w:r>
+        <w:t xml:space="preserve">   #define SPT_</w:t>
+      </w:r>
+      <w:r>
+        <w:rPr>
+          <w:rFonts w:hint="eastAsia"/>
+        </w:rPr>
+        <w:t>SNAP</w:t>
+      </w:r>
+      <w:r>
+        <w:t>SHOTOPTION</w:t>
+      </w:r>
+      <w:r>
+        <w:t>_SEL</w:t>
+      </w:r>
+      <w:r>
+        <w:t>_FIELD                        "</w:t>
+      </w:r>
+      <w:r>
+        <w:t>sel"</w:t>
+      </w:r>
+    </w:p>
+    <w:p>
+      <w:pPr>
+        <w:ind w:firstLineChars="150" w:firstLine="315"/>
+      </w:pPr>
+      <w:r>
+        <w:t>#define SPT_</w:t>
+      </w:r>
+      <w:r>
+        <w:rPr>
+          <w:rFonts w:hint="eastAsia"/>
+        </w:rPr>
+        <w:t>SNAP</w:t>
+      </w:r>
+      <w:r>
+        <w:t>SHOTOPTION</w:t>
+      </w:r>
+      <w:r>
+        <w:t>_SO</w:t>
+      </w:r>
+      <w:r>
+        <w:t>RT_FIELD                      "</w:t>
+      </w:r>
+      <w:r>
+        <w:t>sort"</w:t>
+      </w:r>
+    </w:p>
+    <w:p>
+      <w:pPr>
+        <w:ind w:firstLineChars="150" w:firstLine="315"/>
+      </w:pPr>
+      <w:r>
+        <w:t>#define SPT_</w:t>
+      </w:r>
+      <w:r>
+        <w:rPr>
+          <w:rFonts w:hint="eastAsia"/>
+        </w:rPr>
+        <w:t>SNAP</w:t>
+      </w:r>
+      <w:r>
+        <w:t>SHOTOPTION</w:t>
+      </w:r>
+      <w:r>
+        <w:t>_HIN</w:t>
+      </w:r>
+      <w:r>
+        <w:t>T_FIELD                       "</w:t>
+      </w:r>
+      <w:r>
+        <w:t>hint"</w:t>
+      </w:r>
+    </w:p>
+    <w:p>
+      <w:pPr>
+        <w:ind w:firstLineChars="150" w:firstLine="315"/>
+      </w:pPr>
+      <w:r>
+        <w:t>#define SPT_</w:t>
+      </w:r>
+      <w:r>
+        <w:rPr>
+          <w:rFonts w:hint="eastAsia"/>
+        </w:rPr>
+        <w:t>SNAP</w:t>
+      </w:r>
+      <w:r>
+        <w:t>SHOTOPTION</w:t>
+      </w:r>
+      <w:r>
+        <w:t xml:space="preserve">_SKIP_FIELD                  </w:t>
+      </w:r>
+      <w:r>
+        <w:t xml:space="preserve">     "</w:t>
+      </w:r>
+      <w:r>
+        <w:t>skip"</w:t>
+      </w:r>
+    </w:p>
+    <w:p>
+      <w:pPr>
+        <w:ind w:firstLineChars="150" w:firstLine="315"/>
+        <w:rPr>
+          <w:rFonts w:hint="eastAsia"/>
+        </w:rPr>
+      </w:pPr>
+      <w:r>
+        <w:t>#define SPT_</w:t>
+      </w:r>
+      <w:r>
+        <w:rPr>
+          <w:rFonts w:hint="eastAsia"/>
+        </w:rPr>
+        <w:t>SNAP</w:t>
+      </w:r>
+      <w:r>
+        <w:t>SHOTOPTION</w:t>
+      </w:r>
+      <w:r>
+        <w:t>_LIM</w:t>
+      </w:r>
+      <w:r>
+        <w:t>IT_FIELD                      "</w:t>
+      </w:r>
+      <w:r>
+        <w:t>limit"</w:t>
+      </w:r>
+    </w:p>
+    <w:p/>
+    <w:p/>
+    <w:p>
+      <w:pPr>
+        <w:rPr>
+          <w:rFonts w:hint="eastAsia"/>
+        </w:rPr>
+      </w:pPr>
+    </w:p>
+    <w:p>
+      <w:pPr>
+        <w:pStyle w:val="3"/>
+      </w:pPr>
+      <w:r>
+        <w:rPr>
+          <w:rFonts w:hint="eastAsia"/>
+        </w:rPr>
+        <w:t>主要操作流程</w:t>
+      </w:r>
+    </w:p>
+    <w:p/>
+    <w:p>
+      <w:r>
+        <w:rPr>
           <w:noProof/>
         </w:rPr>
         <mc:AlternateContent>
           <mc:Choice Requires="wps">
             <w:drawing>
-              <wp:anchor distT="0" distB="0" distL="114300" distR="114300" simplePos="0" relativeHeight="251660288" behindDoc="0" locked="0" layoutInCell="1" allowOverlap="1" wp14:anchorId="4F8DE6E4" wp14:editId="11DF9BD0">
+              <wp:anchor distT="0" distB="0" distL="114300" distR="114300" simplePos="0" relativeHeight="251660288" behindDoc="0" locked="0" layoutInCell="1" allowOverlap="1" wp14:anchorId="4F8DE6E4" wp14:editId="76C361F6">
                 <wp:simplePos x="0" y="0"/>
                 <wp:positionH relativeFrom="column">
-                  <wp:posOffset>1200150</wp:posOffset>
+                  <wp:posOffset>1268730</wp:posOffset>
                 </wp:positionH>
                 <wp:positionV relativeFrom="paragraph">
-                  <wp:posOffset>707390</wp:posOffset>
+                  <wp:posOffset>525780</wp:posOffset>
                 </wp:positionV>
                 <wp:extent cx="0" cy="333375"/>
                 <wp:effectExtent l="76200" t="0" r="76200" b="47625"/>
@@ -4273,11 +4563,11 @@
           </mc:Choice>
           <mc:Fallback>
             <w:pict>
-              <v:shapetype w14:anchorId="453A9B92" id="_x0000_t32" coordsize="21600,21600" o:spt="32" o:oned="t" path="m,l21600,21600e" filled="f">
+              <v:shapetype w14:anchorId="4B16A4CA" id="_x0000_t32" coordsize="21600,21600" o:spt="32" o:oned="t" path="m,l21600,21600e" filled="f">
                 <v:path arrowok="t" fillok="f" o:connecttype="none"/>
                 <o:lock v:ext="edit" shapetype="t"/>
               </v:shapetype>
-              <v:shape id="直接箭头连接符 8" o:spid="_x0000_s1026" type="#_x0000_t32" style="position:absolute;left:0;text-align:left;margin-left:94.5pt;margin-top:55.7pt;width:0;height:26.25pt;z-index:251660288;visibility:visible;mso-wrap-style:square;mso-wrap-distance-left:9pt;mso-wrap-distance-top:0;mso-wrap-distance-right:9pt;mso-wrap-distance-bottom:0;mso-position-horizontal:absolute;mso-position-horizontal-relative:text;mso-position-vertical:absolute;mso-position-vertical-relative:text" o:gfxdata="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" strokecolor="#4579b8 [3044]">
+              <v:shape id="直接箭头连接符 8" o:spid="_x0000_s1026" type="#_x0000_t32" style="position:absolute;left:0;text-align:left;margin-left:99.9pt;margin-top:41.4pt;width:0;height:26.25pt;z-index:251660288;visibility:visible;mso-wrap-style:square;mso-wrap-distance-left:9pt;mso-wrap-distance-top:0;mso-wrap-distance-right:9pt;mso-wrap-distance-bottom:0;mso-position-horizontal:absolute;mso-position-horizontal-relative:text;mso-position-vertical:absolute;mso-position-vertical-relative:text" o:gfxdata="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" strokecolor="#4579b8 [3044]">
                 <v:stroke endarrow="block"/>
               </v:shape>
             </w:pict>
@@ -4996,9 +5286,9 @@
         <mc:AlternateContent>
           <mc:Choice Requires="wps">
             <w:drawing>
-              <wp:inline distT="0" distB="0" distL="0" distR="0" wp14:anchorId="536FE9AD" wp14:editId="07647C53">
-                <wp:extent cx="1965960" cy="590550"/>
-                <wp:effectExtent l="0" t="0" r="15240" b="19050"/>
+              <wp:inline distT="0" distB="0" distL="0" distR="0" wp14:anchorId="536FE9AD" wp14:editId="790DB40E">
+                <wp:extent cx="2191110" cy="409395"/>
+                <wp:effectExtent l="0" t="0" r="19050" b="10160"/>
                 <wp:docPr id="3" name="AutoShape 3"/>
                 <wp:cNvGraphicFramePr>
                   <a:graphicFrameLocks xmlns:a="http://schemas.openxmlformats.org/drawingml/2006/main"/>
@@ -5012,7 +5302,7 @@
                       <wps:spPr bwMode="auto">
                         <a:xfrm>
                           <a:off x="0" y="0"/>
-                          <a:ext cx="1965960" cy="590550"/>
+                          <a:ext cx="2191110" cy="409395"/>
                         </a:xfrm>
                         <a:prstGeom prst="roundRect">
                           <a:avLst>
@@ -5060,8 +5350,6 @@
                               </w:rPr>
                               <w:t>S</w:t>
                             </w:r>
-                            <w:bookmarkStart w:id="0" w:name="_GoBack"/>
-                            <w:bookmarkEnd w:id="0"/>
                             <w:r>
                               <w:rPr>
                                 <w:rFonts w:hint="eastAsia"/>
@@ -5091,7 +5379,7 @@
           </mc:Choice>
           <mc:Fallback>
             <w:pict>
-              <v:roundrect w14:anchorId="536FE9AD" id="AutoShape 3" o:spid="_x0000_s1027" style="width:154.8pt;height:46.5pt;visibility:visible;mso-wrap-style:square;mso-left-percent:-10001;mso-top-percent:-10001;mso-position-horizontal:absolute;mso-position-horizontal-relative:char;mso-position-vertical:absolute;mso-position-vertical-relative:line;mso-left-percent:-10001;mso-top-percent:-10001;v-text-anchor:top" arcsize="10923f" o:gfxdata="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" fillcolor="white [3201]" strokecolor="#f79646 [3209]" strokeweight="2pt">
+              <v:roundrect w14:anchorId="536FE9AD" id="AutoShape 3" o:spid="_x0000_s1027" style="width:172.55pt;height:32.25pt;visibility:visible;mso-wrap-style:square;mso-left-percent:-10001;mso-top-percent:-10001;mso-position-horizontal:absolute;mso-position-horizontal-relative:char;mso-position-vertical:absolute;mso-position-vertical-relative:line;mso-left-percent:-10001;mso-top-percent:-10001;v-text-anchor:top" arcsize="10923f" o:gfxdata="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" fillcolor="white [3201]" strokecolor="#f79646 [3209]" strokeweight="2pt">
                 <v:textbox>
                   <w:txbxContent>
                     <w:p>
@@ -5114,8 +5402,6 @@
                         </w:rPr>
                         <w:t>S</w:t>
                       </w:r>
-                      <w:bookmarkStart w:id="1" w:name="_GoBack"/>
-                      <w:bookmarkEnd w:id="1"/>
                       <w:r>
                         <w:rPr>
                           <w:rFonts w:hint="eastAsia"/>
@@ -5150,13 +5436,13 @@
         <mc:AlternateContent>
           <mc:Choice Requires="wps">
             <w:drawing>
-              <wp:anchor distT="0" distB="0" distL="114300" distR="114300" simplePos="0" relativeHeight="251663360" behindDoc="0" locked="0" layoutInCell="1" allowOverlap="1" wp14:anchorId="350233E6" wp14:editId="308DDDCA">
+              <wp:anchor distT="0" distB="0" distL="114300" distR="114300" simplePos="0" relativeHeight="251663360" behindDoc="0" locked="0" layoutInCell="1" allowOverlap="1" wp14:anchorId="350233E6" wp14:editId="2F0896B2">
                 <wp:simplePos x="0" y="0"/>
                 <wp:positionH relativeFrom="column">
-                  <wp:posOffset>1228725</wp:posOffset>
+                  <wp:posOffset>1263015</wp:posOffset>
                 </wp:positionH>
                 <wp:positionV relativeFrom="paragraph">
-                  <wp:posOffset>745490</wp:posOffset>
+                  <wp:posOffset>736600</wp:posOffset>
                 </wp:positionV>
                 <wp:extent cx="0" cy="304800"/>
                 <wp:effectExtent l="76200" t="0" r="57150" b="57150"/>
@@ -5202,7 +5488,7 @@
           </mc:Choice>
           <mc:Fallback>
             <w:pict>
-              <v:shape w14:anchorId="125A3052" id="直接箭头连接符 11" o:spid="_x0000_s1026" type="#_x0000_t32" style="position:absolute;left:0;text-align:left;margin-left:96.75pt;margin-top:58.7pt;width:0;height:24pt;z-index:251663360;visibility:visible;mso-wrap-style:square;mso-wrap-distance-left:9pt;mso-wrap-distance-top:0;mso-wrap-distance-right:9pt;mso-wrap-distance-bottom:0;mso-position-horizontal:absolute;mso-position-horizontal-relative:text;mso-position-vertical:absolute;mso-position-vertical-relative:text" o:gfxdata="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" strokecolor="#4579b8 [3044]">
+              <v:shape w14:anchorId="45484377" id="直接箭头连接符 11" o:spid="_x0000_s1026" type="#_x0000_t32" style="position:absolute;left:0;text-align:left;margin-left:99.45pt;margin-top:58pt;width:0;height:24pt;z-index:251663360;visibility:visible;mso-wrap-style:square;mso-wrap-distance-left:9pt;mso-wrap-distance-top:0;mso-wrap-distance-right:9pt;mso-wrap-distance-bottom:0;mso-position-horizontal:absolute;mso-position-horizontal-relative:text;mso-position-vertical:absolute;mso-position-vertical-relative:text" o:gfxdata="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" strokecolor="#4579b8 [3044]">
                 <v:stroke endarrow="block"/>
               </v:shape>
             </w:pict>
@@ -5611,11 +5897,7 @@
           </mc:Choice>
           <mc:Fallback>
             <w:pict>
-              <v:shapetype w14:anchorId="09948C1C" id="_x0000_t32" coordsize="21600,21600" o:spt="32" o:oned="t" path="m,l21600,21600e" filled="f">
-                <v:path arrowok="t" fillok="f" o:connecttype="none"/>
-                <o:lock v:ext="edit" shapetype="t"/>
-              </v:shapetype>
-              <v:shape id="直接箭头连接符 9" o:spid="_x0000_s1026" type="#_x0000_t32" style="position:absolute;left:0;text-align:left;margin-left:99pt;margin-top:58.15pt;width:0;height:21pt;z-index:251664384;visibility:visible;mso-wrap-style:square;mso-wrap-distance-left:9pt;mso-wrap-distance-top:0;mso-wrap-distance-right:9pt;mso-wrap-distance-bottom:0;mso-position-horizontal:absolute;mso-position-horizontal-relative:text;mso-position-vertical:absolute;mso-position-vertical-relative:text" o:gfxdata="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" strokecolor="#4579b8 [3044]">
+              <v:shape w14:anchorId="598AE000" id="直接箭头连接符 9" o:spid="_x0000_s1026" type="#_x0000_t32" style="position:absolute;left:0;text-align:left;margin-left:99pt;margin-top:58.15pt;width:0;height:21pt;z-index:251664384;visibility:visible;mso-wrap-style:square;mso-wrap-distance-left:9pt;mso-wrap-distance-top:0;mso-wrap-distance-right:9pt;mso-wrap-distance-bottom:0;mso-position-horizontal:absolute;mso-position-horizontal-relative:text;mso-position-vertical:absolute;mso-position-vertical-relative:text" o:gfxdata="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" strokecolor="#4579b8 [3044]">
                 <v:stroke endarrow="block"/>
               </v:shape>
             </w:pict>
